--- a/CampusFix_FSWD_Report_24BTM044_24BTM031.docx
+++ b/CampusFix_FSWD_Report_24BTM044_24BTM031.docx
@@ -4,7 +4,7 @@
   <w:body>
     <w:p>
       <w:pPr>
-        <w:spacing w:before="720" w:after="80"/>
+        <w:spacing w:before="0" w:after="60" w:line="320" w:lineRule="exact"/>
         <w:jc w:val="center"/>
       </w:pPr>
       <w:r>
@@ -12,14 +12,15 @@
           <w:rFonts w:ascii="Times New Roman" w:hAnsi="Times New Roman"/>
           <w:b/>
           <w:i w:val="0"/>
-          <w:sz w:val="32"/>
+          <w:color w:val="1F3864"/>
+          <w:sz w:val="30"/>
         </w:rPr>
         <w:t>Indus University, Ahmedabad</w:t>
       </w:r>
     </w:p>
     <w:p>
       <w:pPr>
-        <w:spacing w:before="0" w:after="40"/>
+        <w:spacing w:before="0" w:after="40" w:line="320" w:lineRule="exact"/>
         <w:jc w:val="center"/>
       </w:pPr>
       <w:r>
@@ -27,14 +28,14 @@
           <w:rFonts w:ascii="Times New Roman" w:hAnsi="Times New Roman"/>
           <w:b w:val="0"/>
           <w:i w:val="0"/>
-          <w:sz w:val="26"/>
+          <w:sz w:val="24"/>
         </w:rPr>
         <w:t>Department of Computer Science &amp; Engineering (IT)</w:t>
       </w:r>
     </w:p>
     <w:p>
       <w:pPr>
-        <w:spacing w:before="0" w:after="400"/>
+        <w:spacing w:before="0" w:after="200" w:line="320" w:lineRule="exact"/>
         <w:jc w:val="center"/>
       </w:pPr>
       <w:r>
@@ -42,7 +43,8 @@
           <w:rFonts w:ascii="Times New Roman" w:hAnsi="Times New Roman"/>
           <w:b w:val="0"/>
           <w:i/>
-          <w:sz w:val="24"/>
+          <w:color w:val="505050"/>
+          <w:sz w:val="23"/>
         </w:rPr>
         <w:t>Bachelor of Technology – Information Technology</w:t>
       </w:r>
@@ -54,15 +56,15 @@
         <w:tblLook w:firstColumn="1" w:firstRow="1" w:lastColumn="0" w:lastRow="0" w:noHBand="0" w:noVBand="1" w:val="04A0"/>
       </w:tblPr>
       <w:tblGrid>
-        <w:gridCol w:w="9360"/>
+        <w:gridCol w:w="9072"/>
       </w:tblGrid>
       <w:tr>
         <w:trPr>
-          <w:trHeight w:val="45"/>
+          <w:trHeight w:val="40"/>
         </w:trPr>
         <w:tc>
           <w:tcPr>
-            <w:tcW w:type="dxa" w:w="9360"/>
+            <w:tcW w:type="dxa" w:w="9072"/>
             <w:shd w:val="clear" w:color="auto" w:fill="1F3864"/>
           </w:tcPr>
           <w:p>
@@ -75,13 +77,13 @@
     </w:tbl>
     <w:p>
       <w:pPr>
-        <w:spacing w:before="240" w:after="80"/>
+        <w:spacing w:before="160" w:after="0" w:line="320" w:lineRule="exact"/>
         <w:jc w:val="left"/>
       </w:pPr>
     </w:p>
     <w:p>
       <w:pPr>
-        <w:spacing w:before="0" w:after="80"/>
+        <w:spacing w:before="0" w:after="60" w:line="320" w:lineRule="exact"/>
         <w:jc w:val="center"/>
       </w:pPr>
       <w:r>
@@ -90,14 +92,14 @@
           <w:b/>
           <w:i w:val="0"/>
           <w:color w:val="1F3864"/>
-          <w:sz w:val="64"/>
+          <w:sz w:val="60"/>
         </w:rPr>
         <w:t>CampusFix</w:t>
       </w:r>
     </w:p>
     <w:p>
       <w:pPr>
-        <w:spacing w:before="0" w:after="400"/>
+        <w:spacing w:before="0" w:after="200" w:line="320" w:lineRule="exact"/>
         <w:jc w:val="center"/>
       </w:pPr>
       <w:r>
@@ -106,14 +108,14 @@
           <w:b w:val="0"/>
           <w:i/>
           <w:color w:val="464646"/>
-          <w:sz w:val="36"/>
+          <w:sz w:val="32"/>
         </w:rPr>
         <w:t>Smart College Complaint Management System</w:t>
       </w:r>
     </w:p>
     <w:p>
       <w:pPr>
-        <w:spacing w:before="0" w:after="80"/>
+        <w:spacing w:before="0" w:after="60" w:line="320" w:lineRule="exact"/>
         <w:jc w:val="center"/>
       </w:pPr>
       <w:r>
@@ -121,14 +123,14 @@
           <w:rFonts w:ascii="Times New Roman" w:hAnsi="Times New Roman"/>
           <w:b w:val="0"/>
           <w:i w:val="0"/>
-          <w:sz w:val="26"/>
+          <w:sz w:val="24"/>
         </w:rPr>
         <w:t>Full Stack Web Development – Lab Assignment Report</w:t>
       </w:r>
     </w:p>
     <w:p>
       <w:pPr>
-        <w:spacing w:before="0" w:after="600"/>
+        <w:spacing w:before="0" w:after="320" w:line="320" w:lineRule="exact"/>
         <w:jc w:val="center"/>
       </w:pPr>
       <w:r>
@@ -143,31 +145,28 @@
     </w:p>
     <w:tbl>
       <w:tblPr>
-        <w:tblStyle w:val="TableGrid"/>
         <w:tblW w:type="auto" w:w="0"/>
         <w:jc w:val="center"/>
         <w:tblLook w:firstColumn="1" w:firstRow="1" w:lastColumn="0" w:lastRow="0" w:noHBand="0" w:noVBand="1" w:val="04A0"/>
       </w:tblPr>
       <w:tblGrid>
-        <w:gridCol w:w="9360"/>
+        <w:gridCol w:w="9072"/>
       </w:tblGrid>
       <w:tr>
         <w:tc>
           <w:tcPr>
-            <w:tcW w:type="dxa" w:w="9360"/>
+            <w:tcW w:type="dxa" w:w="9072"/>
             <w:shd w:val="clear" w:color="auto" w:fill="EBF2FA"/>
           </w:tcPr>
           <w:p>
             <w:pPr>
-              <w:spacing w:before="160" w:after="160"/>
+              <w:spacing w:before="160" w:after="40" w:line="300" w:lineRule="exact"/>
               <w:jc w:val="center"/>
             </w:pPr>
             <w:r>
               <w:rPr>
                 <w:rFonts w:ascii="Times New Roman" w:hAnsi="Times New Roman"/>
                 <w:b/>
-                <w:i w:val="0"/>
-                <w:color w:val="1F3864"/>
                 <w:sz w:val="22"/>
               </w:rPr>
               <w:t>Submitted by</w:t>
@@ -175,32 +174,44 @@
           </w:p>
           <w:p>
             <w:pPr>
-              <w:spacing w:before="0" w:after="40"/>
+              <w:spacing w:before="40" w:after="0" w:line="340" w:lineRule="exact"/>
               <w:jc w:val="center"/>
             </w:pPr>
             <w:r>
               <w:rPr>
                 <w:rFonts w:ascii="Times New Roman" w:hAnsi="Times New Roman"/>
                 <w:b/>
-                <w:i w:val="0"/>
                 <w:sz w:val="26"/>
               </w:rPr>
-              <w:t>Heer Shah  –  24BTM044</w:t>
+              <w:t>Heer Shah</w:t>
+            </w:r>
+            <w:r>
+              <w:rPr>
+                <w:rFonts w:ascii="Times New Roman" w:hAnsi="Times New Roman"/>
+                <w:sz w:val="24"/>
+              </w:rPr>
+              <w:t xml:space="preserve">  –  24BTM044</w:t>
             </w:r>
           </w:p>
           <w:p>
             <w:pPr>
-              <w:spacing w:before="0" w:after="160"/>
+              <w:spacing w:before="80" w:after="160" w:line="340" w:lineRule="exact"/>
               <w:jc w:val="center"/>
             </w:pPr>
             <w:r>
               <w:rPr>
                 <w:rFonts w:ascii="Times New Roman" w:hAnsi="Times New Roman"/>
                 <w:b/>
-                <w:i w:val="0"/>
                 <w:sz w:val="26"/>
               </w:rPr>
-              <w:t>Ridham Joshi  –  24BTM031</w:t>
+              <w:t>Ridham Joshi</w:t>
+            </w:r>
+            <w:r>
+              <w:rPr>
+                <w:rFonts w:ascii="Times New Roman" w:hAnsi="Times New Roman"/>
+                <w:sz w:val="24"/>
+              </w:rPr>
+              <w:t xml:space="preserve">  –  24BTM031</w:t>
             </w:r>
           </w:p>
         </w:tc>
@@ -208,13 +219,13 @@
     </w:tbl>
     <w:p>
       <w:pPr>
-        <w:spacing w:before="320" w:after="80"/>
+        <w:spacing w:before="200" w:after="0" w:line="320" w:lineRule="exact"/>
         <w:jc w:val="left"/>
       </w:pPr>
     </w:p>
     <w:p>
       <w:pPr>
-        <w:spacing w:before="0" w:after="40"/>
+        <w:spacing w:before="0" w:after="40" w:line="320" w:lineRule="exact"/>
         <w:jc w:val="center"/>
       </w:pPr>
       <w:r>
@@ -229,7 +240,7 @@
     </w:p>
     <w:p>
       <w:pPr>
-        <w:spacing w:before="0" w:after="40"/>
+        <w:spacing w:before="0" w:after="20" w:line="320" w:lineRule="exact"/>
         <w:jc w:val="center"/>
       </w:pPr>
       <w:r>
@@ -237,14 +248,14 @@
           <w:rFonts w:ascii="Times New Roman" w:hAnsi="Times New Roman"/>
           <w:b w:val="0"/>
           <w:i w:val="0"/>
-          <w:sz w:val="24"/>
+          <w:sz w:val="23"/>
         </w:rPr>
         <w:t>Faculty of Computer Science &amp; Engineering</w:t>
       </w:r>
     </w:p>
     <w:p>
       <w:pPr>
-        <w:spacing w:before="0" w:after="0"/>
+        <w:spacing w:before="0" w:after="0" w:line="320" w:lineRule="exact"/>
         <w:jc w:val="center"/>
       </w:pPr>
       <w:r>
@@ -252,7 +263,7 @@
           <w:rFonts w:ascii="Times New Roman" w:hAnsi="Times New Roman"/>
           <w:b w:val="0"/>
           <w:i w:val="0"/>
-          <w:sz w:val="24"/>
+          <w:sz w:val="23"/>
         </w:rPr>
         <w:t>Indus University, Ahmedabad</w:t>
       </w:r>
@@ -264,23 +275,22 @@
     </w:p>
     <w:p>
       <w:pPr>
-        <w:spacing w:before="120" w:after="80"/>
+        <w:spacing w:before="0" w:after="100" w:line="360" w:lineRule="exact"/>
         <w:jc w:val="left"/>
       </w:pPr>
       <w:r>
         <w:rPr>
           <w:rFonts w:ascii="Times New Roman" w:hAnsi="Times New Roman"/>
           <w:b/>
-          <w:i w:val="0"/>
           <w:color w:val="1F3864"/>
-          <w:sz w:val="30"/>
+          <w:sz w:val="28"/>
         </w:rPr>
-        <w:t>1. Introduction</w:t>
+        <w:t>1.  Introduction</w:t>
       </w:r>
     </w:p>
     <w:p>
       <w:pPr>
-        <w:spacing w:before="0" w:after="120"/>
+        <w:spacing w:before="0" w:after="100" w:line="320" w:lineRule="exact"/>
         <w:jc w:val="left"/>
       </w:pPr>
       <w:r>
@@ -288,14 +298,14 @@
           <w:rFonts w:ascii="Times New Roman" w:hAnsi="Times New Roman"/>
           <w:b w:val="0"/>
           <w:i w:val="0"/>
-          <w:sz w:val="24"/>
+          <w:sz w:val="23"/>
         </w:rPr>
-        <w:t>CampusFix is a full-stack web-based Complaint Management System developed for college campuses. It provides a unified platform for Students, Administrators, and Technical Staff to collaboratively report, verify, assign, and resolve campus infrastructure issues — covering categories such as Electrical, Wi-Fi / IT-Network, Plumbing, General Maintenance, and Equipment malfunctions.</w:t>
+        <w:t>CampusFix is a full-stack web-based Complaint Management System built for college campuses. It lets Students report infrastructure issues, Administrators verify and assign them, and Technical Staff resolve them — all through dedicated role-based dashboards.</w:t>
       </w:r>
     </w:p>
     <w:p>
       <w:pPr>
-        <w:spacing w:before="0" w:after="120"/>
+        <w:spacing w:before="0" w:after="160" w:line="320" w:lineRule="exact"/>
         <w:jc w:val="left"/>
       </w:pPr>
       <w:r>
@@ -303,134 +313,4091 @@
           <w:rFonts w:ascii="Times New Roman" w:hAnsi="Times New Roman"/>
           <w:b w:val="0"/>
           <w:i w:val="0"/>
-          <w:sz w:val="24"/>
+          <w:sz w:val="23"/>
         </w:rPr>
-        <w:t>The system is built entirely from scratch using a modern MERN-adjacent stack (MongoDB, Express.js, vanilla HTML / CSS / JS) and implements advanced browser APIs — HTML5 Drag &amp; Drop for image uploads, the Geolocation API for GPS-tagged complaints, and localStorage for session management and draft auto-saving.</w:t>
+        <w:t>The system uses a Node.js + Express backend, a MongoDB database with Mongoose ODM, and a pure HTML5 / CSS3 / Vanilla-JS frontend. It demonstrates three advanced browser APIs in a single project: HTML5 Drag &amp; Drop, the Geolocation API, and localStorage.</w:t>
       </w:r>
     </w:p>
     <w:p>
       <w:pPr>
-        <w:spacing w:before="160" w:after="80"/>
+        <w:spacing w:before="80" w:after="60" w:line="330" w:lineRule="exact"/>
         <w:jc w:val="left"/>
       </w:pPr>
       <w:r>
         <w:rPr>
           <w:rFonts w:ascii="Times New Roman" w:hAnsi="Times New Roman"/>
           <w:b/>
-          <w:i w:val="0"/>
-          <w:color w:val="000000"/>
-          <w:sz w:val="26"/>
+          <w:color w:val="1E1E1E"/>
+          <w:sz w:val="25"/>
         </w:rPr>
-        <w:t>1.1  Project Objectives</w:t>
+        <w:t>1.1  Objectives</w:t>
       </w:r>
     </w:p>
     <w:p>
       <w:pPr>
         <w:pStyle w:val="ListBullet"/>
-        <w:spacing w:before="40" w:after="40"/>
+        <w:spacing w:before="20" w:after="40" w:line="300" w:lineRule="exact"/>
       </w:pPr>
       <w:r>
         <w:rPr>
           <w:rFonts w:ascii="Times New Roman" w:hAnsi="Times New Roman"/>
-          <w:b w:val="0"/>
-          <w:i w:val="0"/>
-          <w:sz w:val="24"/>
+          <w:sz w:val="23"/>
         </w:rPr>
-        <w:t>Provide students with an intuitive interface to submit and track infrastructure complaints.</w:t>
+        <w:t>Allow students to submit GPS-tagged, photo-evidence complaints easily.</w:t>
       </w:r>
     </w:p>
     <w:p>
       <w:pPr>
         <w:pStyle w:val="ListBullet"/>
-        <w:spacing w:before="40" w:after="40"/>
+        <w:spacing w:before="20" w:after="40" w:line="300" w:lineRule="exact"/>
       </w:pPr>
       <w:r>
         <w:rPr>
           <w:rFonts w:ascii="Times New Roman" w:hAnsi="Times New Roman"/>
-          <w:b w:val="0"/>
-          <w:i w:val="0"/>
-          <w:sz w:val="24"/>
+          <w:sz w:val="23"/>
         </w:rPr>
-        <w:t>Enable administrators to verify, prioritize, and assign complaints to the correct department.</w:t>
+        <w:t>Enable admins to verify, prioritise, and assign complaints to the right department.</w:t>
       </w:r>
     </w:p>
     <w:p>
       <w:pPr>
         <w:pStyle w:val="ListBullet"/>
-        <w:spacing w:before="40" w:after="40"/>
+        <w:spacing w:before="20" w:after="40" w:line="300" w:lineRule="exact"/>
       </w:pPr>
       <w:r>
         <w:rPr>
           <w:rFonts w:ascii="Times New Roman" w:hAnsi="Times New Roman"/>
-          <w:b w:val="0"/>
-          <w:i w:val="0"/>
-          <w:sz w:val="24"/>
+          <w:sz w:val="23"/>
         </w:rPr>
-        <w:t>Allow technical staff to update resolution progress and upload proof-of-resolution photos.</w:t>
+        <w:t>Let technical staff update resolution progress and upload proof photos.</w:t>
       </w:r>
     </w:p>
     <w:p>
       <w:pPr>
         <w:pStyle w:val="ListBullet"/>
-        <w:spacing w:before="40" w:after="40"/>
+        <w:spacing w:before="20" w:after="40" w:line="300" w:lineRule="exact"/>
       </w:pPr>
       <w:r>
         <w:rPr>
           <w:rFonts w:ascii="Times New Roman" w:hAnsi="Times New Roman"/>
-          <w:b w:val="0"/>
-          <w:i w:val="0"/>
-          <w:sz w:val="24"/>
+          <w:sz w:val="23"/>
         </w:rPr>
-        <w:t>Implement role-based authentication using JWT (JSON Web Tokens) for secured API access.</w:t>
+        <w:t>Implement JWT-based role authentication with bcrypt password hashing.</w:t>
       </w:r>
     </w:p>
     <w:p>
       <w:pPr>
         <w:pStyle w:val="ListBullet"/>
-        <w:spacing w:before="40" w:after="40"/>
+        <w:spacing w:before="20" w:after="40" w:line="300" w:lineRule="exact"/>
       </w:pPr>
       <w:r>
         <w:rPr>
           <w:rFonts w:ascii="Times New Roman" w:hAnsi="Times New Roman"/>
-          <w:b w:val="0"/>
-          <w:i w:val="0"/>
-          <w:sz w:val="24"/>
+          <w:sz w:val="23"/>
         </w:rPr>
-        <w:t>Demonstrate practical usage of HTML5 APIs: Drag &amp; Drop, Geolocation, and localStorage.</w:t>
-      </w:r>
-    </w:p>
-    <w:p>
-      <w:r>
-        <w:br w:type="page"/>
+        <w:t>Demonstrate HTML5 Drag &amp; Drop, Geolocation API, and localStorage practically.</w:t>
       </w:r>
     </w:p>
     <w:p>
       <w:pPr>
-        <w:spacing w:before="120" w:after="160"/>
+        <w:spacing w:before="280" w:after="120" w:line="360" w:lineRule="exact"/>
         <w:jc w:val="left"/>
       </w:pPr>
       <w:r>
         <w:rPr>
           <w:rFonts w:ascii="Times New Roman" w:hAnsi="Times New Roman"/>
           <w:b/>
-          <w:i w:val="0"/>
           <w:color w:val="1F3864"/>
-          <w:sz w:val="30"/>
+          <w:sz w:val="28"/>
         </w:rPr>
-        <w:t>2. Technology Stack</w:t>
+        <w:t>2.  Technology Stack</w:t>
       </w:r>
     </w:p>
     <w:tbl>
       <w:tblPr>
         <w:tblStyle w:val="TableGrid"/>
         <w:tblW w:type="auto" w:w="0"/>
-        <w:jc w:val="center"/>
+        <w:jc w:val="left"/>
         <w:tblLook w:firstColumn="1" w:firstRow="1" w:lastColumn="0" w:lastRow="0" w:noHBand="0" w:noVBand="1" w:val="04A0"/>
       </w:tblPr>
       <w:tblGrid>
-        <w:gridCol w:w="3120"/>
-        <w:gridCol w:w="3120"/>
-        <w:gridCol w:w="3120"/>
+        <w:gridCol w:w="3024"/>
+        <w:gridCol w:w="3024"/>
+        <w:gridCol w:w="3024"/>
+      </w:tblGrid>
+      <w:tr>
+        <w:tc>
+          <w:tcPr>
+            <w:tcW w:type="dxa" w:w="2160"/>
+            <w:shd w:val="clear" w:color="auto" w:fill="1F3864"/>
+          </w:tcPr>
+          <w:p>
+            <w:pPr>
+              <w:spacing w:before="60" w:after="60" w:line="260" w:lineRule="exact"/>
+              <w:jc w:val="left"/>
+            </w:pPr>
+            <w:r>
+              <w:rPr>
+                <w:rFonts w:ascii="Times New Roman" w:hAnsi="Times New Roman"/>
+                <w:b/>
+                <w:color w:val="FFFFFF"/>
+                <w:sz w:val="21"/>
+              </w:rPr>
+              <w:t>Layer</w:t>
+            </w:r>
+          </w:p>
+        </w:tc>
+        <w:tc>
+          <w:tcPr>
+            <w:tcW w:type="dxa" w:w="3312"/>
+            <w:shd w:val="clear" w:color="auto" w:fill="1F3864"/>
+          </w:tcPr>
+          <w:p>
+            <w:pPr>
+              <w:spacing w:before="60" w:after="60" w:line="260" w:lineRule="exact"/>
+              <w:jc w:val="left"/>
+            </w:pPr>
+            <w:r>
+              <w:rPr>
+                <w:rFonts w:ascii="Times New Roman" w:hAnsi="Times New Roman"/>
+                <w:b/>
+                <w:color w:val="FFFFFF"/>
+                <w:sz w:val="21"/>
+              </w:rPr>
+              <w:t>Technology / Tool</w:t>
+            </w:r>
+          </w:p>
+        </w:tc>
+        <w:tc>
+          <w:tcPr>
+            <w:tcW w:type="dxa" w:w="4176"/>
+            <w:shd w:val="clear" w:color="auto" w:fill="1F3864"/>
+          </w:tcPr>
+          <w:p>
+            <w:pPr>
+              <w:spacing w:before="60" w:after="60" w:line="260" w:lineRule="exact"/>
+              <w:jc w:val="left"/>
+            </w:pPr>
+            <w:r>
+              <w:rPr>
+                <w:rFonts w:ascii="Times New Roman" w:hAnsi="Times New Roman"/>
+                <w:b/>
+                <w:color w:val="FFFFFF"/>
+                <w:sz w:val="21"/>
+              </w:rPr>
+              <w:t>Purpose</w:t>
+            </w:r>
+          </w:p>
+        </w:tc>
+      </w:tr>
+      <w:tr>
+        <w:tc>
+          <w:tcPr>
+            <w:tcW w:type="dxa" w:w="2160"/>
+          </w:tcPr>
+          <w:p>
+            <w:pPr>
+              <w:spacing w:before="60" w:after="60" w:line="260" w:lineRule="exact"/>
+              <w:jc w:val="left"/>
+            </w:pPr>
+            <w:r>
+              <w:rPr>
+                <w:rFonts w:ascii="Times New Roman" w:hAnsi="Times New Roman"/>
+                <w:b w:val="0"/>
+                <w:sz w:val="20"/>
+              </w:rPr>
+              <w:t>Backend</w:t>
+            </w:r>
+          </w:p>
+        </w:tc>
+        <w:tc>
+          <w:tcPr>
+            <w:tcW w:type="dxa" w:w="3312"/>
+          </w:tcPr>
+          <w:p>
+            <w:pPr>
+              <w:spacing w:before="60" w:after="60" w:line="260" w:lineRule="exact"/>
+              <w:jc w:val="left"/>
+            </w:pPr>
+            <w:r>
+              <w:rPr>
+                <w:rFonts w:ascii="Times New Roman" w:hAnsi="Times New Roman"/>
+                <w:b w:val="0"/>
+                <w:sz w:val="20"/>
+              </w:rPr>
+              <w:t>Node.js + Express.js</w:t>
+            </w:r>
+          </w:p>
+        </w:tc>
+        <w:tc>
+          <w:tcPr>
+            <w:tcW w:type="dxa" w:w="4176"/>
+          </w:tcPr>
+          <w:p>
+            <w:pPr>
+              <w:spacing w:before="60" w:after="60" w:line="260" w:lineRule="exact"/>
+              <w:jc w:val="left"/>
+            </w:pPr>
+            <w:r>
+              <w:rPr>
+                <w:rFonts w:ascii="Times New Roman" w:hAnsi="Times New Roman"/>
+                <w:b w:val="0"/>
+                <w:sz w:val="20"/>
+              </w:rPr>
+              <w:t>REST API server &amp; routing</w:t>
+            </w:r>
+          </w:p>
+        </w:tc>
+      </w:tr>
+      <w:tr>
+        <w:tc>
+          <w:tcPr>
+            <w:tcW w:type="dxa" w:w="2160"/>
+            <w:shd w:val="clear" w:color="auto" w:fill="EBF2FA"/>
+          </w:tcPr>
+          <w:p>
+            <w:pPr>
+              <w:spacing w:before="60" w:after="60" w:line="260" w:lineRule="exact"/>
+              <w:jc w:val="left"/>
+            </w:pPr>
+            <w:r>
+              <w:rPr>
+                <w:rFonts w:ascii="Times New Roman" w:hAnsi="Times New Roman"/>
+                <w:b w:val="0"/>
+                <w:sz w:val="20"/>
+              </w:rPr>
+              <w:t>Database</w:t>
+            </w:r>
+          </w:p>
+        </w:tc>
+        <w:tc>
+          <w:tcPr>
+            <w:tcW w:type="dxa" w:w="3312"/>
+            <w:shd w:val="clear" w:color="auto" w:fill="EBF2FA"/>
+          </w:tcPr>
+          <w:p>
+            <w:pPr>
+              <w:spacing w:before="60" w:after="60" w:line="260" w:lineRule="exact"/>
+              <w:jc w:val="left"/>
+            </w:pPr>
+            <w:r>
+              <w:rPr>
+                <w:rFonts w:ascii="Times New Roman" w:hAnsi="Times New Roman"/>
+                <w:b w:val="0"/>
+                <w:sz w:val="20"/>
+              </w:rPr>
+              <w:t>MongoDB + Mongoose ODM</w:t>
+            </w:r>
+          </w:p>
+        </w:tc>
+        <w:tc>
+          <w:tcPr>
+            <w:tcW w:type="dxa" w:w="4176"/>
+            <w:shd w:val="clear" w:color="auto" w:fill="EBF2FA"/>
+          </w:tcPr>
+          <w:p>
+            <w:pPr>
+              <w:spacing w:before="60" w:after="60" w:line="260" w:lineRule="exact"/>
+              <w:jc w:val="left"/>
+            </w:pPr>
+            <w:r>
+              <w:rPr>
+                <w:rFonts w:ascii="Times New Roman" w:hAnsi="Times New Roman"/>
+                <w:b w:val="0"/>
+                <w:sz w:val="20"/>
+              </w:rPr>
+              <w:t>NoSQL document storage &amp; schema validation</w:t>
+            </w:r>
+          </w:p>
+        </w:tc>
+      </w:tr>
+      <w:tr>
+        <w:tc>
+          <w:tcPr>
+            <w:tcW w:type="dxa" w:w="2160"/>
+          </w:tcPr>
+          <w:p>
+            <w:pPr>
+              <w:spacing w:before="60" w:after="60" w:line="260" w:lineRule="exact"/>
+              <w:jc w:val="left"/>
+            </w:pPr>
+            <w:r>
+              <w:rPr>
+                <w:rFonts w:ascii="Times New Roman" w:hAnsi="Times New Roman"/>
+                <w:b w:val="0"/>
+                <w:sz w:val="20"/>
+              </w:rPr>
+              <w:t>Authentication</w:t>
+            </w:r>
+          </w:p>
+        </w:tc>
+        <w:tc>
+          <w:tcPr>
+            <w:tcW w:type="dxa" w:w="3312"/>
+          </w:tcPr>
+          <w:p>
+            <w:pPr>
+              <w:spacing w:before="60" w:after="60" w:line="260" w:lineRule="exact"/>
+              <w:jc w:val="left"/>
+            </w:pPr>
+            <w:r>
+              <w:rPr>
+                <w:rFonts w:ascii="Times New Roman" w:hAnsi="Times New Roman"/>
+                <w:b w:val="0"/>
+                <w:sz w:val="20"/>
+              </w:rPr>
+              <w:t>JWT (jsonwebtoken) + bcrypt.js</w:t>
+            </w:r>
+          </w:p>
+        </w:tc>
+        <w:tc>
+          <w:tcPr>
+            <w:tcW w:type="dxa" w:w="4176"/>
+          </w:tcPr>
+          <w:p>
+            <w:pPr>
+              <w:spacing w:before="60" w:after="60" w:line="260" w:lineRule="exact"/>
+              <w:jc w:val="left"/>
+            </w:pPr>
+            <w:r>
+              <w:rPr>
+                <w:rFonts w:ascii="Times New Roman" w:hAnsi="Times New Roman"/>
+                <w:b w:val="0"/>
+                <w:sz w:val="20"/>
+              </w:rPr>
+              <w:t>Token-based login &amp; password hashing</w:t>
+            </w:r>
+          </w:p>
+        </w:tc>
+      </w:tr>
+      <w:tr>
+        <w:tc>
+          <w:tcPr>
+            <w:tcW w:type="dxa" w:w="2160"/>
+            <w:shd w:val="clear" w:color="auto" w:fill="EBF2FA"/>
+          </w:tcPr>
+          <w:p>
+            <w:pPr>
+              <w:spacing w:before="60" w:after="60" w:line="260" w:lineRule="exact"/>
+              <w:jc w:val="left"/>
+            </w:pPr>
+            <w:r>
+              <w:rPr>
+                <w:rFonts w:ascii="Times New Roman" w:hAnsi="Times New Roman"/>
+                <w:b w:val="0"/>
+                <w:sz w:val="20"/>
+              </w:rPr>
+              <w:t>File Upload</w:t>
+            </w:r>
+          </w:p>
+        </w:tc>
+        <w:tc>
+          <w:tcPr>
+            <w:tcW w:type="dxa" w:w="3312"/>
+            <w:shd w:val="clear" w:color="auto" w:fill="EBF2FA"/>
+          </w:tcPr>
+          <w:p>
+            <w:pPr>
+              <w:spacing w:before="60" w:after="60" w:line="260" w:lineRule="exact"/>
+              <w:jc w:val="left"/>
+            </w:pPr>
+            <w:r>
+              <w:rPr>
+                <w:rFonts w:ascii="Times New Roman" w:hAnsi="Times New Roman"/>
+                <w:b w:val="0"/>
+                <w:sz w:val="20"/>
+              </w:rPr>
+              <w:t>Multer</w:t>
+            </w:r>
+          </w:p>
+        </w:tc>
+        <w:tc>
+          <w:tcPr>
+            <w:tcW w:type="dxa" w:w="4176"/>
+            <w:shd w:val="clear" w:color="auto" w:fill="EBF2FA"/>
+          </w:tcPr>
+          <w:p>
+            <w:pPr>
+              <w:spacing w:before="60" w:after="60" w:line="260" w:lineRule="exact"/>
+              <w:jc w:val="left"/>
+            </w:pPr>
+            <w:r>
+              <w:rPr>
+                <w:rFonts w:ascii="Times New Roman" w:hAnsi="Times New Roman"/>
+                <w:b w:val="0"/>
+                <w:sz w:val="20"/>
+              </w:rPr>
+              <w:t>Multipart image upload (≤ 5 MB)</w:t>
+            </w:r>
+          </w:p>
+        </w:tc>
+      </w:tr>
+      <w:tr>
+        <w:tc>
+          <w:tcPr>
+            <w:tcW w:type="dxa" w:w="2160"/>
+          </w:tcPr>
+          <w:p>
+            <w:pPr>
+              <w:spacing w:before="60" w:after="60" w:line="260" w:lineRule="exact"/>
+              <w:jc w:val="left"/>
+            </w:pPr>
+            <w:r>
+              <w:rPr>
+                <w:rFonts w:ascii="Times New Roman" w:hAnsi="Times New Roman"/>
+                <w:b w:val="0"/>
+                <w:sz w:val="20"/>
+              </w:rPr>
+              <w:t>Frontend</w:t>
+            </w:r>
+          </w:p>
+        </w:tc>
+        <w:tc>
+          <w:tcPr>
+            <w:tcW w:type="dxa" w:w="3312"/>
+          </w:tcPr>
+          <w:p>
+            <w:pPr>
+              <w:spacing w:before="60" w:after="60" w:line="260" w:lineRule="exact"/>
+              <w:jc w:val="left"/>
+            </w:pPr>
+            <w:r>
+              <w:rPr>
+                <w:rFonts w:ascii="Times New Roman" w:hAnsi="Times New Roman"/>
+                <w:b w:val="0"/>
+                <w:sz w:val="20"/>
+              </w:rPr>
+              <w:t>HTML5, CSS3, Vanilla JavaScript (ES6+)</w:t>
+            </w:r>
+          </w:p>
+        </w:tc>
+        <w:tc>
+          <w:tcPr>
+            <w:tcW w:type="dxa" w:w="4176"/>
+          </w:tcPr>
+          <w:p>
+            <w:pPr>
+              <w:spacing w:before="60" w:after="60" w:line="260" w:lineRule="exact"/>
+              <w:jc w:val="left"/>
+            </w:pPr>
+            <w:r>
+              <w:rPr>
+                <w:rFonts w:ascii="Times New Roman" w:hAnsi="Times New Roman"/>
+                <w:b w:val="0"/>
+                <w:sz w:val="20"/>
+              </w:rPr>
+              <w:t>Pure client-side, no framework</w:t>
+            </w:r>
+          </w:p>
+        </w:tc>
+      </w:tr>
+      <w:tr>
+        <w:tc>
+          <w:tcPr>
+            <w:tcW w:type="dxa" w:w="2160"/>
+            <w:shd w:val="clear" w:color="auto" w:fill="EBF2FA"/>
+          </w:tcPr>
+          <w:p>
+            <w:pPr>
+              <w:spacing w:before="60" w:after="60" w:line="260" w:lineRule="exact"/>
+              <w:jc w:val="left"/>
+            </w:pPr>
+            <w:r>
+              <w:rPr>
+                <w:rFonts w:ascii="Times New Roman" w:hAnsi="Times New Roman"/>
+                <w:b w:val="0"/>
+                <w:sz w:val="20"/>
+              </w:rPr>
+              <w:t>Browser APIs</w:t>
+            </w:r>
+          </w:p>
+        </w:tc>
+        <w:tc>
+          <w:tcPr>
+            <w:tcW w:type="dxa" w:w="3312"/>
+            <w:shd w:val="clear" w:color="auto" w:fill="EBF2FA"/>
+          </w:tcPr>
+          <w:p>
+            <w:pPr>
+              <w:spacing w:before="60" w:after="60" w:line="260" w:lineRule="exact"/>
+              <w:jc w:val="left"/>
+            </w:pPr>
+            <w:r>
+              <w:rPr>
+                <w:rFonts w:ascii="Times New Roman" w:hAnsi="Times New Roman"/>
+                <w:b w:val="0"/>
+                <w:sz w:val="20"/>
+              </w:rPr>
+              <w:t>Drag &amp; Drop API, Geolocation API, localStorage</w:t>
+            </w:r>
+          </w:p>
+        </w:tc>
+        <w:tc>
+          <w:tcPr>
+            <w:tcW w:type="dxa" w:w="4176"/>
+            <w:shd w:val="clear" w:color="auto" w:fill="EBF2FA"/>
+          </w:tcPr>
+          <w:p>
+            <w:pPr>
+              <w:spacing w:before="60" w:after="60" w:line="260" w:lineRule="exact"/>
+              <w:jc w:val="left"/>
+            </w:pPr>
+            <w:r>
+              <w:rPr>
+                <w:rFonts w:ascii="Times New Roman" w:hAnsi="Times New Roman"/>
+                <w:b w:val="0"/>
+                <w:sz w:val="20"/>
+              </w:rPr>
+              <w:t>File input, GPS, session &amp; draft save</w:t>
+            </w:r>
+          </w:p>
+        </w:tc>
+      </w:tr>
+      <w:tr>
+        <w:tc>
+          <w:tcPr>
+            <w:tcW w:type="dxa" w:w="2160"/>
+          </w:tcPr>
+          <w:p>
+            <w:pPr>
+              <w:spacing w:before="60" w:after="60" w:line="260" w:lineRule="exact"/>
+              <w:jc w:val="left"/>
+            </w:pPr>
+            <w:r>
+              <w:rPr>
+                <w:rFonts w:ascii="Times New Roman" w:hAnsi="Times New Roman"/>
+                <w:b w:val="0"/>
+                <w:sz w:val="20"/>
+              </w:rPr>
+              <w:t>Environment</w:t>
+            </w:r>
+          </w:p>
+        </w:tc>
+        <w:tc>
+          <w:tcPr>
+            <w:tcW w:type="dxa" w:w="3312"/>
+          </w:tcPr>
+          <w:p>
+            <w:pPr>
+              <w:spacing w:before="60" w:after="60" w:line="260" w:lineRule="exact"/>
+              <w:jc w:val="left"/>
+            </w:pPr>
+            <w:r>
+              <w:rPr>
+                <w:rFonts w:ascii="Times New Roman" w:hAnsi="Times New Roman"/>
+                <w:b w:val="0"/>
+                <w:sz w:val="20"/>
+              </w:rPr>
+              <w:t>dotenv</w:t>
+            </w:r>
+          </w:p>
+        </w:tc>
+        <w:tc>
+          <w:tcPr>
+            <w:tcW w:type="dxa" w:w="4176"/>
+          </w:tcPr>
+          <w:p>
+            <w:pPr>
+              <w:spacing w:before="60" w:after="60" w:line="260" w:lineRule="exact"/>
+              <w:jc w:val="left"/>
+            </w:pPr>
+            <w:r>
+              <w:rPr>
+                <w:rFonts w:ascii="Times New Roman" w:hAnsi="Times New Roman"/>
+                <w:b w:val="0"/>
+                <w:sz w:val="20"/>
+              </w:rPr>
+              <w:t>Secure env variable management</w:t>
+            </w:r>
+          </w:p>
+        </w:tc>
+      </w:tr>
+      <w:tr>
+        <w:tc>
+          <w:tcPr>
+            <w:tcW w:type="dxa" w:w="2160"/>
+            <w:shd w:val="clear" w:color="auto" w:fill="EBF2FA"/>
+          </w:tcPr>
+          <w:p>
+            <w:pPr>
+              <w:spacing w:before="60" w:after="60" w:line="260" w:lineRule="exact"/>
+              <w:jc w:val="left"/>
+            </w:pPr>
+            <w:r>
+              <w:rPr>
+                <w:rFonts w:ascii="Times New Roman" w:hAnsi="Times New Roman"/>
+                <w:b w:val="0"/>
+                <w:sz w:val="20"/>
+              </w:rPr>
+              <w:t>Version Control</w:t>
+            </w:r>
+          </w:p>
+        </w:tc>
+        <w:tc>
+          <w:tcPr>
+            <w:tcW w:type="dxa" w:w="3312"/>
+            <w:shd w:val="clear" w:color="auto" w:fill="EBF2FA"/>
+          </w:tcPr>
+          <w:p>
+            <w:pPr>
+              <w:spacing w:before="60" w:after="60" w:line="260" w:lineRule="exact"/>
+              <w:jc w:val="left"/>
+            </w:pPr>
+            <w:r>
+              <w:rPr>
+                <w:rFonts w:ascii="Times New Roman" w:hAnsi="Times New Roman"/>
+                <w:b w:val="0"/>
+                <w:sz w:val="20"/>
+              </w:rPr>
+              <w:t>Git + GitHub</w:t>
+            </w:r>
+          </w:p>
+        </w:tc>
+        <w:tc>
+          <w:tcPr>
+            <w:tcW w:type="dxa" w:w="4176"/>
+            <w:shd w:val="clear" w:color="auto" w:fill="EBF2FA"/>
+          </w:tcPr>
+          <w:p>
+            <w:pPr>
+              <w:spacing w:before="60" w:after="60" w:line="260" w:lineRule="exact"/>
+              <w:jc w:val="left"/>
+            </w:pPr>
+            <w:r>
+              <w:rPr>
+                <w:rFonts w:ascii="Times New Roman" w:hAnsi="Times New Roman"/>
+                <w:b w:val="0"/>
+                <w:sz w:val="20"/>
+              </w:rPr>
+              <w:t>Code versioning &amp; collaboration</w:t>
+            </w:r>
+          </w:p>
+        </w:tc>
+      </w:tr>
+      <w:tr>
+        <w:tc>
+          <w:tcPr>
+            <w:tcW w:type="dxa" w:w="2160"/>
+          </w:tcPr>
+          <w:p>
+            <w:pPr>
+              <w:spacing w:before="60" w:after="60" w:line="260" w:lineRule="exact"/>
+              <w:jc w:val="left"/>
+            </w:pPr>
+            <w:r>
+              <w:rPr>
+                <w:rFonts w:ascii="Times New Roman" w:hAnsi="Times New Roman"/>
+                <w:b w:val="0"/>
+                <w:sz w:val="20"/>
+              </w:rPr>
+              <w:t>Dev Tools</w:t>
+            </w:r>
+          </w:p>
+        </w:tc>
+        <w:tc>
+          <w:tcPr>
+            <w:tcW w:type="dxa" w:w="3312"/>
+          </w:tcPr>
+          <w:p>
+            <w:pPr>
+              <w:spacing w:before="60" w:after="60" w:line="260" w:lineRule="exact"/>
+              <w:jc w:val="left"/>
+            </w:pPr>
+            <w:r>
+              <w:rPr>
+                <w:rFonts w:ascii="Times New Roman" w:hAnsi="Times New Roman"/>
+                <w:b w:val="0"/>
+                <w:sz w:val="20"/>
+              </w:rPr>
+              <w:t>VS Code, Postman, MongoDB Compass</w:t>
+            </w:r>
+          </w:p>
+        </w:tc>
+        <w:tc>
+          <w:tcPr>
+            <w:tcW w:type="dxa" w:w="4176"/>
+          </w:tcPr>
+          <w:p>
+            <w:pPr>
+              <w:spacing w:before="60" w:after="60" w:line="260" w:lineRule="exact"/>
+              <w:jc w:val="left"/>
+            </w:pPr>
+            <w:r>
+              <w:rPr>
+                <w:rFonts w:ascii="Times New Roman" w:hAnsi="Times New Roman"/>
+                <w:b w:val="0"/>
+                <w:sz w:val="20"/>
+              </w:rPr>
+              <w:t>Development, API testing, DB inspection</w:t>
+            </w:r>
+          </w:p>
+        </w:tc>
+      </w:tr>
+    </w:tbl>
+    <w:p>
+      <w:pPr>
+        <w:spacing w:before="280" w:after="120" w:line="360" w:lineRule="exact"/>
+        <w:jc w:val="left"/>
+      </w:pPr>
+      <w:r>
+        <w:rPr>
+          <w:rFonts w:ascii="Times New Roman" w:hAnsi="Times New Roman"/>
+          <w:b/>
+          <w:color w:val="1F3864"/>
+          <w:sz w:val="28"/>
+        </w:rPr>
+        <w:t>3.  Project Folder Structure</w:t>
+      </w:r>
+    </w:p>
+    <w:p>
+      <w:pPr>
+        <w:spacing w:before="40" w:after="120" w:line="240" w:lineRule="exact"/>
+      </w:pPr>
+      <w:r>
+        <w:rPr>
+          <w:rFonts w:ascii="Courier New" w:hAnsi="Courier New"/>
+          <w:sz w:val="17"/>
+        </w:rPr>
+        <w:t>root/</w:t>
+        <w:br/>
+        <w:t>├── package.json               # NPM dependencies</w:t>
+        <w:br/>
+        <w:t>├── .env.example               # Environment variable template</w:t>
+        <w:br/>
+        <w:t>├── uploads/                   # Evidence &amp; resolution proof images</w:t>
+        <w:br/>
+        <w:t>├── backend/</w:t>
+        <w:br/>
+        <w:t>│   ├── server.js              # Express entry-point, static serving &amp; auto-seed</w:t>
+        <w:br/>
+        <w:t>│   ├── config/db.js           # MongoDB Mongoose connection</w:t>
+        <w:br/>
+        <w:t>│   ├── models/</w:t>
+        <w:br/>
+        <w:t>│   │   ├── User.js            # User schema  (student | admin | staff)</w:t>
+        <w:br/>
+        <w:t>│   │   ├── Department.js      # Department schema</w:t>
+        <w:br/>
+        <w:t>│   │   └── Complaint.js       # Complaint schema with GPS &amp; timeline</w:t>
+        <w:br/>
+        <w:t>│   ├── controllers/</w:t>
+        <w:br/>
+        <w:t>│   │   ├── authController.js       # Register, Login, Profile</w:t>
+        <w:br/>
+        <w:t>│   │   ├── complaintController.js  # CRUD, verify, assign, staff update</w:t>
+        <w:br/>
+        <w:t>│   │   └── departmentController.js # Department &amp; staff listing</w:t>
+        <w:br/>
+        <w:t>│   ├── middleware/</w:t>
+        <w:br/>
+        <w:t>│   │   ├── authMiddleware.js   # JWT verify &amp; role-based authorize()</w:t>
+        <w:br/>
+        <w:t>│   │   └── uploadMiddleware.js # Multer config  (image/* only, &lt; 5 MB)</w:t>
+        <w:br/>
+        <w:t>│   └── routes/</w:t>
+        <w:br/>
+        <w:t>│       ├── authRoutes.js       # /api/auth  endpoints</w:t>
+        <w:br/>
+        <w:t>│       ├── complaintRoutes.js  # /api/complaints  endpoints</w:t>
+        <w:br/>
+        <w:t>│       └── departmentRoutes.js # /api/departments endpoints</w:t>
+        <w:br/>
+        <w:t>└── frontend/</w:t>
+        <w:br/>
+        <w:t xml:space="preserve">    ├── index.html              # Landing page</w:t>
+        <w:br/>
+        <w:t xml:space="preserve">    ├── login.html              # Login with demo auto-fill buttons</w:t>
+        <w:br/>
+        <w:t xml:space="preserve">    ├── register.html           # Role-adaptive registration</w:t>
+        <w:br/>
+        <w:t xml:space="preserve">    ├── student-dashboard.html  # Complaint list &amp; stats</w:t>
+        <w:br/>
+        <w:t xml:space="preserve">    ├── submit-complaint.html   # Drag &amp; Drop + Geolocation form</w:t>
+        <w:br/>
+        <w:t xml:space="preserve">    ├── complaint-details.html  # Timeline &amp; proof viewer</w:t>
+        <w:br/>
+        <w:t xml:space="preserve">    ├── admin-dashboard.html    # Analytics, verify, assign modal</w:t>
+        <w:br/>
+        <w:t xml:space="preserve">    ├── staff-dashboard.html    # Task queue &amp; progress modal</w:t>
+        <w:br/>
+        <w:t xml:space="preserve">    ├── profile.html            # Profile &amp; session inspector</w:t>
+        <w:br/>
+        <w:t xml:space="preserve">    ├── css/style.css           # Glassmorphism design system</w:t>
+        <w:br/>
+        <w:t xml:space="preserve">    └── js/</w:t>
+        <w:br/>
+        <w:t xml:space="preserve">        ├── api.js              # Fetch wrapper &amp; JWT helpers</w:t>
+        <w:br/>
+        <w:t xml:space="preserve">        ├── auth.js             # Session &amp; navbar manager</w:t>
+        <w:br/>
+        <w:t xml:space="preserve">        ├── student.js          # Student UI + localStorage draft save</w:t>
+        <w:br/>
+        <w:t xml:space="preserve">        ├── admin.js            # Admin UI + assignment modal</w:t>
+        <w:br/>
+        <w:t xml:space="preserve">        ├── staff.js            # Staff UI + status update modal</w:t>
+        <w:br/>
+        <w:t xml:space="preserve">        ├── drag-drop.js        # HTML5 Drag &amp; Drop handler</w:t>
+        <w:br/>
+        <w:t xml:space="preserve">        └── geo.js              # Geolocation API module</w:t>
+        <w:br/>
+      </w:r>
+    </w:p>
+    <w:p>
+      <w:pPr>
+        <w:spacing w:before="280" w:after="120" w:line="360" w:lineRule="exact"/>
+        <w:jc w:val="left"/>
+      </w:pPr>
+      <w:r>
+        <w:rPr>
+          <w:rFonts w:ascii="Times New Roman" w:hAnsi="Times New Roman"/>
+          <w:b/>
+          <w:color w:val="1F3864"/>
+          <w:sz w:val="28"/>
+        </w:rPr>
+        <w:t>4.  Database Design</w:t>
+      </w:r>
+    </w:p>
+    <w:p>
+      <w:pPr>
+        <w:spacing w:before="80" w:after="80" w:line="330" w:lineRule="exact"/>
+        <w:jc w:val="left"/>
+      </w:pPr>
+      <w:r>
+        <w:rPr>
+          <w:rFonts w:ascii="Times New Roman" w:hAnsi="Times New Roman"/>
+          <w:b/>
+          <w:color w:val="1E1E1E"/>
+          <w:sz w:val="25"/>
+        </w:rPr>
+        <w:t>4.1  User Collection</w:t>
+      </w:r>
+    </w:p>
+    <w:tbl>
+      <w:tblPr>
+        <w:tblStyle w:val="TableGrid"/>
+        <w:tblW w:type="auto" w:w="0"/>
+        <w:jc w:val="left"/>
+        <w:tblLook w:firstColumn="1" w:firstRow="1" w:lastColumn="0" w:lastRow="0" w:noHBand="0" w:noVBand="1" w:val="04A0"/>
+      </w:tblPr>
+      <w:tblGrid>
+        <w:gridCol w:w="3024"/>
+        <w:gridCol w:w="3024"/>
+        <w:gridCol w:w="3024"/>
+      </w:tblGrid>
+      <w:tr>
+        <w:tc>
+          <w:tcPr>
+            <w:tcW w:type="dxa" w:w="2016"/>
+            <w:shd w:val="clear" w:color="auto" w:fill="1F3864"/>
+          </w:tcPr>
+          <w:p>
+            <w:pPr>
+              <w:spacing w:before="60" w:after="60" w:line="260" w:lineRule="exact"/>
+              <w:jc w:val="left"/>
+            </w:pPr>
+            <w:r>
+              <w:rPr>
+                <w:rFonts w:ascii="Times New Roman" w:hAnsi="Times New Roman"/>
+                <w:b/>
+                <w:color w:val="FFFFFF"/>
+                <w:sz w:val="21"/>
+              </w:rPr>
+              <w:t>Field</w:t>
+            </w:r>
+          </w:p>
+        </w:tc>
+        <w:tc>
+          <w:tcPr>
+            <w:tcW w:type="dxa" w:w="3024"/>
+            <w:shd w:val="clear" w:color="auto" w:fill="1F3864"/>
+          </w:tcPr>
+          <w:p>
+            <w:pPr>
+              <w:spacing w:before="60" w:after="60" w:line="260" w:lineRule="exact"/>
+              <w:jc w:val="left"/>
+            </w:pPr>
+            <w:r>
+              <w:rPr>
+                <w:rFonts w:ascii="Times New Roman" w:hAnsi="Times New Roman"/>
+                <w:b/>
+                <w:color w:val="FFFFFF"/>
+                <w:sz w:val="21"/>
+              </w:rPr>
+              <w:t>Type</w:t>
+            </w:r>
+          </w:p>
+        </w:tc>
+        <w:tc>
+          <w:tcPr>
+            <w:tcW w:type="dxa" w:w="4608"/>
+            <w:shd w:val="clear" w:color="auto" w:fill="1F3864"/>
+          </w:tcPr>
+          <w:p>
+            <w:pPr>
+              <w:spacing w:before="60" w:after="60" w:line="260" w:lineRule="exact"/>
+              <w:jc w:val="left"/>
+            </w:pPr>
+            <w:r>
+              <w:rPr>
+                <w:rFonts w:ascii="Times New Roman" w:hAnsi="Times New Roman"/>
+                <w:b/>
+                <w:color w:val="FFFFFF"/>
+                <w:sz w:val="21"/>
+              </w:rPr>
+              <w:t>Description</w:t>
+            </w:r>
+          </w:p>
+        </w:tc>
+      </w:tr>
+      <w:tr>
+        <w:tc>
+          <w:tcPr>
+            <w:tcW w:type="dxa" w:w="2016"/>
+          </w:tcPr>
+          <w:p>
+            <w:pPr>
+              <w:spacing w:before="60" w:after="60" w:line="260" w:lineRule="exact"/>
+              <w:jc w:val="left"/>
+            </w:pPr>
+            <w:r>
+              <w:rPr>
+                <w:rFonts w:ascii="Times New Roman" w:hAnsi="Times New Roman"/>
+                <w:b w:val="0"/>
+                <w:sz w:val="20"/>
+              </w:rPr>
+              <w:t>name</w:t>
+            </w:r>
+          </w:p>
+        </w:tc>
+        <w:tc>
+          <w:tcPr>
+            <w:tcW w:type="dxa" w:w="3024"/>
+          </w:tcPr>
+          <w:p>
+            <w:pPr>
+              <w:spacing w:before="60" w:after="60" w:line="260" w:lineRule="exact"/>
+              <w:jc w:val="left"/>
+            </w:pPr>
+            <w:r>
+              <w:rPr>
+                <w:rFonts w:ascii="Times New Roman" w:hAnsi="Times New Roman"/>
+                <w:b w:val="0"/>
+                <w:sz w:val="20"/>
+              </w:rPr>
+              <w:t>String  (required)</w:t>
+            </w:r>
+          </w:p>
+        </w:tc>
+        <w:tc>
+          <w:tcPr>
+            <w:tcW w:type="dxa" w:w="4608"/>
+          </w:tcPr>
+          <w:p>
+            <w:pPr>
+              <w:spacing w:before="60" w:after="60" w:line="260" w:lineRule="exact"/>
+              <w:jc w:val="left"/>
+            </w:pPr>
+            <w:r>
+              <w:rPr>
+                <w:rFonts w:ascii="Times New Roman" w:hAnsi="Times New Roman"/>
+                <w:b w:val="0"/>
+                <w:sz w:val="20"/>
+              </w:rPr>
+              <w:t>Full name of the user</w:t>
+            </w:r>
+          </w:p>
+        </w:tc>
+      </w:tr>
+      <w:tr>
+        <w:tc>
+          <w:tcPr>
+            <w:tcW w:type="dxa" w:w="2016"/>
+            <w:shd w:val="clear" w:color="auto" w:fill="EBF2FA"/>
+          </w:tcPr>
+          <w:p>
+            <w:pPr>
+              <w:spacing w:before="60" w:after="60" w:line="260" w:lineRule="exact"/>
+              <w:jc w:val="left"/>
+            </w:pPr>
+            <w:r>
+              <w:rPr>
+                <w:rFonts w:ascii="Times New Roman" w:hAnsi="Times New Roman"/>
+                <w:b w:val="0"/>
+                <w:sz w:val="20"/>
+              </w:rPr>
+              <w:t>email</w:t>
+            </w:r>
+          </w:p>
+        </w:tc>
+        <w:tc>
+          <w:tcPr>
+            <w:tcW w:type="dxa" w:w="3024"/>
+            <w:shd w:val="clear" w:color="auto" w:fill="EBF2FA"/>
+          </w:tcPr>
+          <w:p>
+            <w:pPr>
+              <w:spacing w:before="60" w:after="60" w:line="260" w:lineRule="exact"/>
+              <w:jc w:val="left"/>
+            </w:pPr>
+            <w:r>
+              <w:rPr>
+                <w:rFonts w:ascii="Times New Roman" w:hAnsi="Times New Roman"/>
+                <w:b w:val="0"/>
+                <w:sz w:val="20"/>
+              </w:rPr>
+              <w:t>String  (unique, required)</w:t>
+            </w:r>
+          </w:p>
+        </w:tc>
+        <w:tc>
+          <w:tcPr>
+            <w:tcW w:type="dxa" w:w="4608"/>
+            <w:shd w:val="clear" w:color="auto" w:fill="EBF2FA"/>
+          </w:tcPr>
+          <w:p>
+            <w:pPr>
+              <w:spacing w:before="60" w:after="60" w:line="260" w:lineRule="exact"/>
+              <w:jc w:val="left"/>
+            </w:pPr>
+            <w:r>
+              <w:rPr>
+                <w:rFonts w:ascii="Times New Roman" w:hAnsi="Times New Roman"/>
+                <w:b w:val="0"/>
+                <w:sz w:val="20"/>
+              </w:rPr>
+              <w:t>Login email address</w:t>
+            </w:r>
+          </w:p>
+        </w:tc>
+      </w:tr>
+      <w:tr>
+        <w:tc>
+          <w:tcPr>
+            <w:tcW w:type="dxa" w:w="2016"/>
+          </w:tcPr>
+          <w:p>
+            <w:pPr>
+              <w:spacing w:before="60" w:after="60" w:line="260" w:lineRule="exact"/>
+              <w:jc w:val="left"/>
+            </w:pPr>
+            <w:r>
+              <w:rPr>
+                <w:rFonts w:ascii="Times New Roman" w:hAnsi="Times New Roman"/>
+                <w:b w:val="0"/>
+                <w:sz w:val="20"/>
+              </w:rPr>
+              <w:t>password</w:t>
+            </w:r>
+          </w:p>
+        </w:tc>
+        <w:tc>
+          <w:tcPr>
+            <w:tcW w:type="dxa" w:w="3024"/>
+          </w:tcPr>
+          <w:p>
+            <w:pPr>
+              <w:spacing w:before="60" w:after="60" w:line="260" w:lineRule="exact"/>
+              <w:jc w:val="left"/>
+            </w:pPr>
+            <w:r>
+              <w:rPr>
+                <w:rFonts w:ascii="Times New Roman" w:hAnsi="Times New Roman"/>
+                <w:b w:val="0"/>
+                <w:sz w:val="20"/>
+              </w:rPr>
+              <w:t>String  (required)</w:t>
+            </w:r>
+          </w:p>
+        </w:tc>
+        <w:tc>
+          <w:tcPr>
+            <w:tcW w:type="dxa" w:w="4608"/>
+          </w:tcPr>
+          <w:p>
+            <w:pPr>
+              <w:spacing w:before="60" w:after="60" w:line="260" w:lineRule="exact"/>
+              <w:jc w:val="left"/>
+            </w:pPr>
+            <w:r>
+              <w:rPr>
+                <w:rFonts w:ascii="Times New Roman" w:hAnsi="Times New Roman"/>
+                <w:b w:val="0"/>
+                <w:sz w:val="20"/>
+              </w:rPr>
+              <w:t>bcrypt-hashed password</w:t>
+            </w:r>
+          </w:p>
+        </w:tc>
+      </w:tr>
+      <w:tr>
+        <w:tc>
+          <w:tcPr>
+            <w:tcW w:type="dxa" w:w="2016"/>
+            <w:shd w:val="clear" w:color="auto" w:fill="EBF2FA"/>
+          </w:tcPr>
+          <w:p>
+            <w:pPr>
+              <w:spacing w:before="60" w:after="60" w:line="260" w:lineRule="exact"/>
+              <w:jc w:val="left"/>
+            </w:pPr>
+            <w:r>
+              <w:rPr>
+                <w:rFonts w:ascii="Times New Roman" w:hAnsi="Times New Roman"/>
+                <w:b w:val="0"/>
+                <w:sz w:val="20"/>
+              </w:rPr>
+              <w:t>role</w:t>
+            </w:r>
+          </w:p>
+        </w:tc>
+        <w:tc>
+          <w:tcPr>
+            <w:tcW w:type="dxa" w:w="3024"/>
+            <w:shd w:val="clear" w:color="auto" w:fill="EBF2FA"/>
+          </w:tcPr>
+          <w:p>
+            <w:pPr>
+              <w:spacing w:before="60" w:after="60" w:line="260" w:lineRule="exact"/>
+              <w:jc w:val="left"/>
+            </w:pPr>
+            <w:r>
+              <w:rPr>
+                <w:rFonts w:ascii="Times New Roman" w:hAnsi="Times New Roman"/>
+                <w:b w:val="0"/>
+                <w:sz w:val="20"/>
+              </w:rPr>
+              <w:t>Enum: 'student' | 'admin' | 'staff'</w:t>
+            </w:r>
+          </w:p>
+        </w:tc>
+        <w:tc>
+          <w:tcPr>
+            <w:tcW w:type="dxa" w:w="4608"/>
+            <w:shd w:val="clear" w:color="auto" w:fill="EBF2FA"/>
+          </w:tcPr>
+          <w:p>
+            <w:pPr>
+              <w:spacing w:before="60" w:after="60" w:line="260" w:lineRule="exact"/>
+              <w:jc w:val="left"/>
+            </w:pPr>
+            <w:r>
+              <w:rPr>
+                <w:rFonts w:ascii="Times New Roman" w:hAnsi="Times New Roman"/>
+                <w:b w:val="0"/>
+                <w:sz w:val="20"/>
+              </w:rPr>
+              <w:t>Determines dashboard &amp; API permissions</w:t>
+            </w:r>
+          </w:p>
+        </w:tc>
+      </w:tr>
+      <w:tr>
+        <w:tc>
+          <w:tcPr>
+            <w:tcW w:type="dxa" w:w="2016"/>
+          </w:tcPr>
+          <w:p>
+            <w:pPr>
+              <w:spacing w:before="60" w:after="60" w:line="260" w:lineRule="exact"/>
+              <w:jc w:val="left"/>
+            </w:pPr>
+            <w:r>
+              <w:rPr>
+                <w:rFonts w:ascii="Times New Roman" w:hAnsi="Times New Roman"/>
+                <w:b w:val="0"/>
+                <w:sz w:val="20"/>
+              </w:rPr>
+              <w:t>department</w:t>
+            </w:r>
+          </w:p>
+        </w:tc>
+        <w:tc>
+          <w:tcPr>
+            <w:tcW w:type="dxa" w:w="3024"/>
+          </w:tcPr>
+          <w:p>
+            <w:pPr>
+              <w:spacing w:before="60" w:after="60" w:line="260" w:lineRule="exact"/>
+              <w:jc w:val="left"/>
+            </w:pPr>
+            <w:r>
+              <w:rPr>
+                <w:rFonts w:ascii="Times New Roman" w:hAnsi="Times New Roman"/>
+                <w:b w:val="0"/>
+                <w:sz w:val="20"/>
+              </w:rPr>
+              <w:t>ObjectId → Department</w:t>
+            </w:r>
+          </w:p>
+        </w:tc>
+        <w:tc>
+          <w:tcPr>
+            <w:tcW w:type="dxa" w:w="4608"/>
+          </w:tcPr>
+          <w:p>
+            <w:pPr>
+              <w:spacing w:before="60" w:after="60" w:line="260" w:lineRule="exact"/>
+              <w:jc w:val="left"/>
+            </w:pPr>
+            <w:r>
+              <w:rPr>
+                <w:rFonts w:ascii="Times New Roman" w:hAnsi="Times New Roman"/>
+                <w:b w:val="0"/>
+                <w:sz w:val="20"/>
+              </w:rPr>
+              <w:t>Linked department (staff only)</w:t>
+            </w:r>
+          </w:p>
+        </w:tc>
+      </w:tr>
+      <w:tr>
+        <w:tc>
+          <w:tcPr>
+            <w:tcW w:type="dxa" w:w="2016"/>
+            <w:shd w:val="clear" w:color="auto" w:fill="EBF2FA"/>
+          </w:tcPr>
+          <w:p>
+            <w:pPr>
+              <w:spacing w:before="60" w:after="60" w:line="260" w:lineRule="exact"/>
+              <w:jc w:val="left"/>
+            </w:pPr>
+            <w:r>
+              <w:rPr>
+                <w:rFonts w:ascii="Times New Roman" w:hAnsi="Times New Roman"/>
+                <w:b w:val="0"/>
+                <w:sz w:val="20"/>
+              </w:rPr>
+              <w:t>phone</w:t>
+            </w:r>
+          </w:p>
+        </w:tc>
+        <w:tc>
+          <w:tcPr>
+            <w:tcW w:type="dxa" w:w="3024"/>
+            <w:shd w:val="clear" w:color="auto" w:fill="EBF2FA"/>
+          </w:tcPr>
+          <w:p>
+            <w:pPr>
+              <w:spacing w:before="60" w:after="60" w:line="260" w:lineRule="exact"/>
+              <w:jc w:val="left"/>
+            </w:pPr>
+            <w:r>
+              <w:rPr>
+                <w:rFonts w:ascii="Times New Roman" w:hAnsi="Times New Roman"/>
+                <w:b w:val="0"/>
+                <w:sz w:val="20"/>
+              </w:rPr>
+              <w:t>String</w:t>
+            </w:r>
+          </w:p>
+        </w:tc>
+        <w:tc>
+          <w:tcPr>
+            <w:tcW w:type="dxa" w:w="4608"/>
+            <w:shd w:val="clear" w:color="auto" w:fill="EBF2FA"/>
+          </w:tcPr>
+          <w:p>
+            <w:pPr>
+              <w:spacing w:before="60" w:after="60" w:line="260" w:lineRule="exact"/>
+              <w:jc w:val="left"/>
+            </w:pPr>
+            <w:r>
+              <w:rPr>
+                <w:rFonts w:ascii="Times New Roman" w:hAnsi="Times New Roman"/>
+                <w:b w:val="0"/>
+                <w:sz w:val="20"/>
+              </w:rPr>
+              <w:t>Optional contact number</w:t>
+            </w:r>
+          </w:p>
+        </w:tc>
+      </w:tr>
+    </w:tbl>
+    <w:p>
+      <w:pPr>
+        <w:spacing w:before="200" w:after="80" w:line="330" w:lineRule="exact"/>
+        <w:jc w:val="left"/>
+      </w:pPr>
+      <w:r>
+        <w:rPr>
+          <w:rFonts w:ascii="Times New Roman" w:hAnsi="Times New Roman"/>
+          <w:b/>
+          <w:color w:val="1E1E1E"/>
+          <w:sz w:val="25"/>
+        </w:rPr>
+        <w:t>4.2  Department Collection</w:t>
+      </w:r>
+    </w:p>
+    <w:tbl>
+      <w:tblPr>
+        <w:tblStyle w:val="TableGrid"/>
+        <w:tblW w:type="auto" w:w="0"/>
+        <w:jc w:val="left"/>
+        <w:tblLook w:firstColumn="1" w:firstRow="1" w:lastColumn="0" w:lastRow="0" w:noHBand="0" w:noVBand="1" w:val="04A0"/>
+      </w:tblPr>
+      <w:tblGrid>
+        <w:gridCol w:w="3024"/>
+        <w:gridCol w:w="3024"/>
+        <w:gridCol w:w="3024"/>
+      </w:tblGrid>
+      <w:tr>
+        <w:tc>
+          <w:tcPr>
+            <w:tcW w:type="dxa" w:w="2016"/>
+            <w:shd w:val="clear" w:color="auto" w:fill="1F3864"/>
+          </w:tcPr>
+          <w:p>
+            <w:pPr>
+              <w:spacing w:before="60" w:after="60" w:line="260" w:lineRule="exact"/>
+              <w:jc w:val="left"/>
+            </w:pPr>
+            <w:r>
+              <w:rPr>
+                <w:rFonts w:ascii="Times New Roman" w:hAnsi="Times New Roman"/>
+                <w:b/>
+                <w:color w:val="FFFFFF"/>
+                <w:sz w:val="21"/>
+              </w:rPr>
+              <w:t>Field</w:t>
+            </w:r>
+          </w:p>
+        </w:tc>
+        <w:tc>
+          <w:tcPr>
+            <w:tcW w:type="dxa" w:w="3024"/>
+            <w:shd w:val="clear" w:color="auto" w:fill="1F3864"/>
+          </w:tcPr>
+          <w:p>
+            <w:pPr>
+              <w:spacing w:before="60" w:after="60" w:line="260" w:lineRule="exact"/>
+              <w:jc w:val="left"/>
+            </w:pPr>
+            <w:r>
+              <w:rPr>
+                <w:rFonts w:ascii="Times New Roman" w:hAnsi="Times New Roman"/>
+                <w:b/>
+                <w:color w:val="FFFFFF"/>
+                <w:sz w:val="21"/>
+              </w:rPr>
+              <w:t>Type</w:t>
+            </w:r>
+          </w:p>
+        </w:tc>
+        <w:tc>
+          <w:tcPr>
+            <w:tcW w:type="dxa" w:w="4608"/>
+            <w:shd w:val="clear" w:color="auto" w:fill="1F3864"/>
+          </w:tcPr>
+          <w:p>
+            <w:pPr>
+              <w:spacing w:before="60" w:after="60" w:line="260" w:lineRule="exact"/>
+              <w:jc w:val="left"/>
+            </w:pPr>
+            <w:r>
+              <w:rPr>
+                <w:rFonts w:ascii="Times New Roman" w:hAnsi="Times New Roman"/>
+                <w:b/>
+                <w:color w:val="FFFFFF"/>
+                <w:sz w:val="21"/>
+              </w:rPr>
+              <w:t>Description</w:t>
+            </w:r>
+          </w:p>
+        </w:tc>
+      </w:tr>
+      <w:tr>
+        <w:tc>
+          <w:tcPr>
+            <w:tcW w:type="dxa" w:w="2016"/>
+          </w:tcPr>
+          <w:p>
+            <w:pPr>
+              <w:spacing w:before="60" w:after="60" w:line="260" w:lineRule="exact"/>
+              <w:jc w:val="left"/>
+            </w:pPr>
+            <w:r>
+              <w:rPr>
+                <w:rFonts w:ascii="Times New Roman" w:hAnsi="Times New Roman"/>
+                <w:b w:val="0"/>
+                <w:sz w:val="20"/>
+              </w:rPr>
+              <w:t>name</w:t>
+            </w:r>
+          </w:p>
+        </w:tc>
+        <w:tc>
+          <w:tcPr>
+            <w:tcW w:type="dxa" w:w="3024"/>
+          </w:tcPr>
+          <w:p>
+            <w:pPr>
+              <w:spacing w:before="60" w:after="60" w:line="260" w:lineRule="exact"/>
+              <w:jc w:val="left"/>
+            </w:pPr>
+            <w:r>
+              <w:rPr>
+                <w:rFonts w:ascii="Times New Roman" w:hAnsi="Times New Roman"/>
+                <w:b w:val="0"/>
+                <w:sz w:val="20"/>
+              </w:rPr>
+              <w:t>String  (unique)</w:t>
+            </w:r>
+          </w:p>
+        </w:tc>
+        <w:tc>
+          <w:tcPr>
+            <w:tcW w:type="dxa" w:w="4608"/>
+          </w:tcPr>
+          <w:p>
+            <w:pPr>
+              <w:spacing w:before="60" w:after="60" w:line="260" w:lineRule="exact"/>
+              <w:jc w:val="left"/>
+            </w:pPr>
+            <w:r>
+              <w:rPr>
+                <w:rFonts w:ascii="Times New Roman" w:hAnsi="Times New Roman"/>
+                <w:b w:val="0"/>
+                <w:sz w:val="20"/>
+              </w:rPr>
+              <w:t>e.g. Electrical, IT/Network, Plumbing, Maintenance</w:t>
+            </w:r>
+          </w:p>
+        </w:tc>
+      </w:tr>
+      <w:tr>
+        <w:tc>
+          <w:tcPr>
+            <w:tcW w:type="dxa" w:w="2016"/>
+            <w:shd w:val="clear" w:color="auto" w:fill="EBF2FA"/>
+          </w:tcPr>
+          <w:p>
+            <w:pPr>
+              <w:spacing w:before="60" w:after="60" w:line="260" w:lineRule="exact"/>
+              <w:jc w:val="left"/>
+            </w:pPr>
+            <w:r>
+              <w:rPr>
+                <w:rFonts w:ascii="Times New Roman" w:hAnsi="Times New Roman"/>
+                <w:b w:val="0"/>
+                <w:sz w:val="20"/>
+              </w:rPr>
+              <w:t>description</w:t>
+            </w:r>
+          </w:p>
+        </w:tc>
+        <w:tc>
+          <w:tcPr>
+            <w:tcW w:type="dxa" w:w="3024"/>
+            <w:shd w:val="clear" w:color="auto" w:fill="EBF2FA"/>
+          </w:tcPr>
+          <w:p>
+            <w:pPr>
+              <w:spacing w:before="60" w:after="60" w:line="260" w:lineRule="exact"/>
+              <w:jc w:val="left"/>
+            </w:pPr>
+            <w:r>
+              <w:rPr>
+                <w:rFonts w:ascii="Times New Roman" w:hAnsi="Times New Roman"/>
+                <w:b w:val="0"/>
+                <w:sz w:val="20"/>
+              </w:rPr>
+              <w:t>String</w:t>
+            </w:r>
+          </w:p>
+        </w:tc>
+        <w:tc>
+          <w:tcPr>
+            <w:tcW w:type="dxa" w:w="4608"/>
+            <w:shd w:val="clear" w:color="auto" w:fill="EBF2FA"/>
+          </w:tcPr>
+          <w:p>
+            <w:pPr>
+              <w:spacing w:before="60" w:after="60" w:line="260" w:lineRule="exact"/>
+              <w:jc w:val="left"/>
+            </w:pPr>
+            <w:r>
+              <w:rPr>
+                <w:rFonts w:ascii="Times New Roman" w:hAnsi="Times New Roman"/>
+                <w:b w:val="0"/>
+                <w:sz w:val="20"/>
+              </w:rPr>
+              <w:t>Brief description of the department</w:t>
+            </w:r>
+          </w:p>
+        </w:tc>
+      </w:tr>
+    </w:tbl>
+    <w:p>
+      <w:pPr>
+        <w:spacing w:before="200" w:after="80" w:line="330" w:lineRule="exact"/>
+        <w:jc w:val="left"/>
+      </w:pPr>
+      <w:r>
+        <w:rPr>
+          <w:rFonts w:ascii="Times New Roman" w:hAnsi="Times New Roman"/>
+          <w:b/>
+          <w:color w:val="1E1E1E"/>
+          <w:sz w:val="25"/>
+        </w:rPr>
+        <w:t>4.3  Complaint Collection</w:t>
+      </w:r>
+    </w:p>
+    <w:tbl>
+      <w:tblPr>
+        <w:tblStyle w:val="TableGrid"/>
+        <w:tblW w:type="auto" w:w="0"/>
+        <w:jc w:val="left"/>
+        <w:tblLook w:firstColumn="1" w:firstRow="1" w:lastColumn="0" w:lastRow="0" w:noHBand="0" w:noVBand="1" w:val="04A0"/>
+      </w:tblPr>
+      <w:tblGrid>
+        <w:gridCol w:w="3024"/>
+        <w:gridCol w:w="3024"/>
+        <w:gridCol w:w="3024"/>
+      </w:tblGrid>
+      <w:tr>
+        <w:tc>
+          <w:tcPr>
+            <w:tcW w:type="dxa" w:w="2448"/>
+            <w:shd w:val="clear" w:color="auto" w:fill="1F3864"/>
+          </w:tcPr>
+          <w:p>
+            <w:pPr>
+              <w:spacing w:before="60" w:after="60" w:line="260" w:lineRule="exact"/>
+              <w:jc w:val="left"/>
+            </w:pPr>
+            <w:r>
+              <w:rPr>
+                <w:rFonts w:ascii="Times New Roman" w:hAnsi="Times New Roman"/>
+                <w:b/>
+                <w:color w:val="FFFFFF"/>
+                <w:sz w:val="21"/>
+              </w:rPr>
+              <w:t>Field</w:t>
+            </w:r>
+          </w:p>
+        </w:tc>
+        <w:tc>
+          <w:tcPr>
+            <w:tcW w:type="dxa" w:w="3312"/>
+            <w:shd w:val="clear" w:color="auto" w:fill="1F3864"/>
+          </w:tcPr>
+          <w:p>
+            <w:pPr>
+              <w:spacing w:before="60" w:after="60" w:line="260" w:lineRule="exact"/>
+              <w:jc w:val="left"/>
+            </w:pPr>
+            <w:r>
+              <w:rPr>
+                <w:rFonts w:ascii="Times New Roman" w:hAnsi="Times New Roman"/>
+                <w:b/>
+                <w:color w:val="FFFFFF"/>
+                <w:sz w:val="21"/>
+              </w:rPr>
+              <w:t>Type</w:t>
+            </w:r>
+          </w:p>
+        </w:tc>
+        <w:tc>
+          <w:tcPr>
+            <w:tcW w:type="dxa" w:w="3888"/>
+            <w:shd w:val="clear" w:color="auto" w:fill="1F3864"/>
+          </w:tcPr>
+          <w:p>
+            <w:pPr>
+              <w:spacing w:before="60" w:after="60" w:line="260" w:lineRule="exact"/>
+              <w:jc w:val="left"/>
+            </w:pPr>
+            <w:r>
+              <w:rPr>
+                <w:rFonts w:ascii="Times New Roman" w:hAnsi="Times New Roman"/>
+                <w:b/>
+                <w:color w:val="FFFFFF"/>
+                <w:sz w:val="21"/>
+              </w:rPr>
+              <w:t>Description</w:t>
+            </w:r>
+          </w:p>
+        </w:tc>
+      </w:tr>
+      <w:tr>
+        <w:tc>
+          <w:tcPr>
+            <w:tcW w:type="dxa" w:w="2448"/>
+          </w:tcPr>
+          <w:p>
+            <w:pPr>
+              <w:spacing w:before="60" w:after="60" w:line="260" w:lineRule="exact"/>
+              <w:jc w:val="left"/>
+            </w:pPr>
+            <w:r>
+              <w:rPr>
+                <w:rFonts w:ascii="Times New Roman" w:hAnsi="Times New Roman"/>
+                <w:b w:val="0"/>
+                <w:sz w:val="20"/>
+              </w:rPr>
+              <w:t>complaintId</w:t>
+            </w:r>
+          </w:p>
+        </w:tc>
+        <w:tc>
+          <w:tcPr>
+            <w:tcW w:type="dxa" w:w="3312"/>
+          </w:tcPr>
+          <w:p>
+            <w:pPr>
+              <w:spacing w:before="60" w:after="60" w:line="260" w:lineRule="exact"/>
+              <w:jc w:val="left"/>
+            </w:pPr>
+            <w:r>
+              <w:rPr>
+                <w:rFonts w:ascii="Times New Roman" w:hAnsi="Times New Roman"/>
+                <w:b w:val="0"/>
+                <w:sz w:val="20"/>
+              </w:rPr>
+              <w:t>String  (unique)</w:t>
+            </w:r>
+          </w:p>
+        </w:tc>
+        <w:tc>
+          <w:tcPr>
+            <w:tcW w:type="dxa" w:w="3888"/>
+          </w:tcPr>
+          <w:p>
+            <w:pPr>
+              <w:spacing w:before="60" w:after="60" w:line="260" w:lineRule="exact"/>
+              <w:jc w:val="left"/>
+            </w:pPr>
+            <w:r>
+              <w:rPr>
+                <w:rFonts w:ascii="Times New Roman" w:hAnsi="Times New Roman"/>
+                <w:b w:val="0"/>
+                <w:sz w:val="20"/>
+              </w:rPr>
+              <w:t>Auto-generated unique ID</w:t>
+            </w:r>
+          </w:p>
+        </w:tc>
+      </w:tr>
+      <w:tr>
+        <w:tc>
+          <w:tcPr>
+            <w:tcW w:type="dxa" w:w="2448"/>
+            <w:shd w:val="clear" w:color="auto" w:fill="EBF2FA"/>
+          </w:tcPr>
+          <w:p>
+            <w:pPr>
+              <w:spacing w:before="60" w:after="60" w:line="260" w:lineRule="exact"/>
+              <w:jc w:val="left"/>
+            </w:pPr>
+            <w:r>
+              <w:rPr>
+                <w:rFonts w:ascii="Times New Roman" w:hAnsi="Times New Roman"/>
+                <w:b w:val="0"/>
+                <w:sz w:val="20"/>
+              </w:rPr>
+              <w:t>title</w:t>
+            </w:r>
+          </w:p>
+        </w:tc>
+        <w:tc>
+          <w:tcPr>
+            <w:tcW w:type="dxa" w:w="3312"/>
+            <w:shd w:val="clear" w:color="auto" w:fill="EBF2FA"/>
+          </w:tcPr>
+          <w:p>
+            <w:pPr>
+              <w:spacing w:before="60" w:after="60" w:line="260" w:lineRule="exact"/>
+              <w:jc w:val="left"/>
+            </w:pPr>
+            <w:r>
+              <w:rPr>
+                <w:rFonts w:ascii="Times New Roman" w:hAnsi="Times New Roman"/>
+                <w:b w:val="0"/>
+                <w:sz w:val="20"/>
+              </w:rPr>
+              <w:t>String  (required)</w:t>
+            </w:r>
+          </w:p>
+        </w:tc>
+        <w:tc>
+          <w:tcPr>
+            <w:tcW w:type="dxa" w:w="3888"/>
+            <w:shd w:val="clear" w:color="auto" w:fill="EBF2FA"/>
+          </w:tcPr>
+          <w:p>
+            <w:pPr>
+              <w:spacing w:before="60" w:after="60" w:line="260" w:lineRule="exact"/>
+              <w:jc w:val="left"/>
+            </w:pPr>
+            <w:r>
+              <w:rPr>
+                <w:rFonts w:ascii="Times New Roman" w:hAnsi="Times New Roman"/>
+                <w:b w:val="0"/>
+                <w:sz w:val="20"/>
+              </w:rPr>
+              <w:t>Short complaint title</w:t>
+            </w:r>
+          </w:p>
+        </w:tc>
+      </w:tr>
+      <w:tr>
+        <w:tc>
+          <w:tcPr>
+            <w:tcW w:type="dxa" w:w="2448"/>
+          </w:tcPr>
+          <w:p>
+            <w:pPr>
+              <w:spacing w:before="60" w:after="60" w:line="260" w:lineRule="exact"/>
+              <w:jc w:val="left"/>
+            </w:pPr>
+            <w:r>
+              <w:rPr>
+                <w:rFonts w:ascii="Times New Roman" w:hAnsi="Times New Roman"/>
+                <w:b w:val="0"/>
+                <w:sz w:val="20"/>
+              </w:rPr>
+              <w:t>description</w:t>
+            </w:r>
+          </w:p>
+        </w:tc>
+        <w:tc>
+          <w:tcPr>
+            <w:tcW w:type="dxa" w:w="3312"/>
+          </w:tcPr>
+          <w:p>
+            <w:pPr>
+              <w:spacing w:before="60" w:after="60" w:line="260" w:lineRule="exact"/>
+              <w:jc w:val="left"/>
+            </w:pPr>
+            <w:r>
+              <w:rPr>
+                <w:rFonts w:ascii="Times New Roman" w:hAnsi="Times New Roman"/>
+                <w:b w:val="0"/>
+                <w:sz w:val="20"/>
+              </w:rPr>
+              <w:t>String  (required)</w:t>
+            </w:r>
+          </w:p>
+        </w:tc>
+        <w:tc>
+          <w:tcPr>
+            <w:tcW w:type="dxa" w:w="3888"/>
+          </w:tcPr>
+          <w:p>
+            <w:pPr>
+              <w:spacing w:before="60" w:after="60" w:line="260" w:lineRule="exact"/>
+              <w:jc w:val="left"/>
+            </w:pPr>
+            <w:r>
+              <w:rPr>
+                <w:rFonts w:ascii="Times New Roman" w:hAnsi="Times New Roman"/>
+                <w:b w:val="0"/>
+                <w:sz w:val="20"/>
+              </w:rPr>
+              <w:t>Detailed description</w:t>
+            </w:r>
+          </w:p>
+        </w:tc>
+      </w:tr>
+      <w:tr>
+        <w:tc>
+          <w:tcPr>
+            <w:tcW w:type="dxa" w:w="2448"/>
+            <w:shd w:val="clear" w:color="auto" w:fill="EBF2FA"/>
+          </w:tcPr>
+          <w:p>
+            <w:pPr>
+              <w:spacing w:before="60" w:after="60" w:line="260" w:lineRule="exact"/>
+              <w:jc w:val="left"/>
+            </w:pPr>
+            <w:r>
+              <w:rPr>
+                <w:rFonts w:ascii="Times New Roman" w:hAnsi="Times New Roman"/>
+                <w:b w:val="0"/>
+                <w:sz w:val="20"/>
+              </w:rPr>
+              <w:t>category</w:t>
+            </w:r>
+          </w:p>
+        </w:tc>
+        <w:tc>
+          <w:tcPr>
+            <w:tcW w:type="dxa" w:w="3312"/>
+            <w:shd w:val="clear" w:color="auto" w:fill="EBF2FA"/>
+          </w:tcPr>
+          <w:p>
+            <w:pPr>
+              <w:spacing w:before="60" w:after="60" w:line="260" w:lineRule="exact"/>
+              <w:jc w:val="left"/>
+            </w:pPr>
+            <w:r>
+              <w:rPr>
+                <w:rFonts w:ascii="Times New Roman" w:hAnsi="Times New Roman"/>
+                <w:b w:val="0"/>
+                <w:sz w:val="20"/>
+              </w:rPr>
+              <w:t>Enum: Electrical | IT/Network | …</w:t>
+            </w:r>
+          </w:p>
+        </w:tc>
+        <w:tc>
+          <w:tcPr>
+            <w:tcW w:type="dxa" w:w="3888"/>
+            <w:shd w:val="clear" w:color="auto" w:fill="EBF2FA"/>
+          </w:tcPr>
+          <w:p>
+            <w:pPr>
+              <w:spacing w:before="60" w:after="60" w:line="260" w:lineRule="exact"/>
+              <w:jc w:val="left"/>
+            </w:pPr>
+            <w:r>
+              <w:rPr>
+                <w:rFonts w:ascii="Times New Roman" w:hAnsi="Times New Roman"/>
+                <w:b w:val="0"/>
+                <w:sz w:val="20"/>
+              </w:rPr>
+              <w:t>Issue category for department routing</w:t>
+            </w:r>
+          </w:p>
+        </w:tc>
+      </w:tr>
+      <w:tr>
+        <w:tc>
+          <w:tcPr>
+            <w:tcW w:type="dxa" w:w="2448"/>
+          </w:tcPr>
+          <w:p>
+            <w:pPr>
+              <w:spacing w:before="60" w:after="60" w:line="260" w:lineRule="exact"/>
+              <w:jc w:val="left"/>
+            </w:pPr>
+            <w:r>
+              <w:rPr>
+                <w:rFonts w:ascii="Times New Roman" w:hAnsi="Times New Roman"/>
+                <w:b w:val="0"/>
+                <w:sz w:val="20"/>
+              </w:rPr>
+              <w:t>location</w:t>
+            </w:r>
+          </w:p>
+        </w:tc>
+        <w:tc>
+          <w:tcPr>
+            <w:tcW w:type="dxa" w:w="3312"/>
+          </w:tcPr>
+          <w:p>
+            <w:pPr>
+              <w:spacing w:before="60" w:after="60" w:line="260" w:lineRule="exact"/>
+              <w:jc w:val="left"/>
+            </w:pPr>
+            <w:r>
+              <w:rPr>
+                <w:rFonts w:ascii="Times New Roman" w:hAnsi="Times New Roman"/>
+                <w:b w:val="0"/>
+                <w:sz w:val="20"/>
+              </w:rPr>
+              <w:t>String  (required)</w:t>
+            </w:r>
+          </w:p>
+        </w:tc>
+        <w:tc>
+          <w:tcPr>
+            <w:tcW w:type="dxa" w:w="3888"/>
+          </w:tcPr>
+          <w:p>
+            <w:pPr>
+              <w:spacing w:before="60" w:after="60" w:line="260" w:lineRule="exact"/>
+              <w:jc w:val="left"/>
+            </w:pPr>
+            <w:r>
+              <w:rPr>
+                <w:rFonts w:ascii="Times New Roman" w:hAnsi="Times New Roman"/>
+                <w:b w:val="0"/>
+                <w:sz w:val="20"/>
+              </w:rPr>
+              <w:t>Text location on campus</w:t>
+            </w:r>
+          </w:p>
+        </w:tc>
+      </w:tr>
+      <w:tr>
+        <w:tc>
+          <w:tcPr>
+            <w:tcW w:type="dxa" w:w="2448"/>
+            <w:shd w:val="clear" w:color="auto" w:fill="EBF2FA"/>
+          </w:tcPr>
+          <w:p>
+            <w:pPr>
+              <w:spacing w:before="60" w:after="60" w:line="260" w:lineRule="exact"/>
+              <w:jc w:val="left"/>
+            </w:pPr>
+            <w:r>
+              <w:rPr>
+                <w:rFonts w:ascii="Times New Roman" w:hAnsi="Times New Roman"/>
+                <w:b w:val="0"/>
+                <w:sz w:val="20"/>
+              </w:rPr>
+              <w:t>latitude / longitude</w:t>
+            </w:r>
+          </w:p>
+        </w:tc>
+        <w:tc>
+          <w:tcPr>
+            <w:tcW w:type="dxa" w:w="3312"/>
+            <w:shd w:val="clear" w:color="auto" w:fill="EBF2FA"/>
+          </w:tcPr>
+          <w:p>
+            <w:pPr>
+              <w:spacing w:before="60" w:after="60" w:line="260" w:lineRule="exact"/>
+              <w:jc w:val="left"/>
+            </w:pPr>
+            <w:r>
+              <w:rPr>
+                <w:rFonts w:ascii="Times New Roman" w:hAnsi="Times New Roman"/>
+                <w:b w:val="0"/>
+                <w:sz w:val="20"/>
+              </w:rPr>
+              <w:t>Number</w:t>
+            </w:r>
+          </w:p>
+        </w:tc>
+        <w:tc>
+          <w:tcPr>
+            <w:tcW w:type="dxa" w:w="3888"/>
+            <w:shd w:val="clear" w:color="auto" w:fill="EBF2FA"/>
+          </w:tcPr>
+          <w:p>
+            <w:pPr>
+              <w:spacing w:before="60" w:after="60" w:line="260" w:lineRule="exact"/>
+              <w:jc w:val="left"/>
+            </w:pPr>
+            <w:r>
+              <w:rPr>
+                <w:rFonts w:ascii="Times New Roman" w:hAnsi="Times New Roman"/>
+                <w:b w:val="0"/>
+                <w:sz w:val="20"/>
+              </w:rPr>
+              <w:t>GPS coords from Geolocation API</w:t>
+            </w:r>
+          </w:p>
+        </w:tc>
+      </w:tr>
+      <w:tr>
+        <w:tc>
+          <w:tcPr>
+            <w:tcW w:type="dxa" w:w="2448"/>
+          </w:tcPr>
+          <w:p>
+            <w:pPr>
+              <w:spacing w:before="60" w:after="60" w:line="260" w:lineRule="exact"/>
+              <w:jc w:val="left"/>
+            </w:pPr>
+            <w:r>
+              <w:rPr>
+                <w:rFonts w:ascii="Times New Roman" w:hAnsi="Times New Roman"/>
+                <w:b w:val="0"/>
+                <w:sz w:val="20"/>
+              </w:rPr>
+              <w:t>image</w:t>
+            </w:r>
+          </w:p>
+        </w:tc>
+        <w:tc>
+          <w:tcPr>
+            <w:tcW w:type="dxa" w:w="3312"/>
+          </w:tcPr>
+          <w:p>
+            <w:pPr>
+              <w:spacing w:before="60" w:after="60" w:line="260" w:lineRule="exact"/>
+              <w:jc w:val="left"/>
+            </w:pPr>
+            <w:r>
+              <w:rPr>
+                <w:rFonts w:ascii="Times New Roman" w:hAnsi="Times New Roman"/>
+                <w:b w:val="0"/>
+                <w:sz w:val="20"/>
+              </w:rPr>
+              <w:t>String</w:t>
+            </w:r>
+          </w:p>
+        </w:tc>
+        <w:tc>
+          <w:tcPr>
+            <w:tcW w:type="dxa" w:w="3888"/>
+          </w:tcPr>
+          <w:p>
+            <w:pPr>
+              <w:spacing w:before="60" w:after="60" w:line="260" w:lineRule="exact"/>
+              <w:jc w:val="left"/>
+            </w:pPr>
+            <w:r>
+              <w:rPr>
+                <w:rFonts w:ascii="Times New Roman" w:hAnsi="Times New Roman"/>
+                <w:b w:val="0"/>
+                <w:sz w:val="20"/>
+              </w:rPr>
+              <w:t>File path of uploaded evidence photo</w:t>
+            </w:r>
+          </w:p>
+        </w:tc>
+      </w:tr>
+      <w:tr>
+        <w:tc>
+          <w:tcPr>
+            <w:tcW w:type="dxa" w:w="2448"/>
+            <w:shd w:val="clear" w:color="auto" w:fill="EBF2FA"/>
+          </w:tcPr>
+          <w:p>
+            <w:pPr>
+              <w:spacing w:before="60" w:after="60" w:line="260" w:lineRule="exact"/>
+              <w:jc w:val="left"/>
+            </w:pPr>
+            <w:r>
+              <w:rPr>
+                <w:rFonts w:ascii="Times New Roman" w:hAnsi="Times New Roman"/>
+                <w:b w:val="0"/>
+                <w:sz w:val="20"/>
+              </w:rPr>
+              <w:t>status</w:t>
+            </w:r>
+          </w:p>
+        </w:tc>
+        <w:tc>
+          <w:tcPr>
+            <w:tcW w:type="dxa" w:w="3312"/>
+            <w:shd w:val="clear" w:color="auto" w:fill="EBF2FA"/>
+          </w:tcPr>
+          <w:p>
+            <w:pPr>
+              <w:spacing w:before="60" w:after="60" w:line="260" w:lineRule="exact"/>
+              <w:jc w:val="left"/>
+            </w:pPr>
+            <w:r>
+              <w:rPr>
+                <w:rFonts w:ascii="Times New Roman" w:hAnsi="Times New Roman"/>
+                <w:b w:val="0"/>
+                <w:sz w:val="20"/>
+              </w:rPr>
+              <w:t>Enum: Pending | Verified | Assigned | …</w:t>
+            </w:r>
+          </w:p>
+        </w:tc>
+        <w:tc>
+          <w:tcPr>
+            <w:tcW w:type="dxa" w:w="3888"/>
+            <w:shd w:val="clear" w:color="auto" w:fill="EBF2FA"/>
+          </w:tcPr>
+          <w:p>
+            <w:pPr>
+              <w:spacing w:before="60" w:after="60" w:line="260" w:lineRule="exact"/>
+              <w:jc w:val="left"/>
+            </w:pPr>
+            <w:r>
+              <w:rPr>
+                <w:rFonts w:ascii="Times New Roman" w:hAnsi="Times New Roman"/>
+                <w:b w:val="0"/>
+                <w:sz w:val="20"/>
+              </w:rPr>
+              <w:t>Current lifecycle stage</w:t>
+            </w:r>
+          </w:p>
+        </w:tc>
+      </w:tr>
+      <w:tr>
+        <w:tc>
+          <w:tcPr>
+            <w:tcW w:type="dxa" w:w="2448"/>
+          </w:tcPr>
+          <w:p>
+            <w:pPr>
+              <w:spacing w:before="60" w:after="60" w:line="260" w:lineRule="exact"/>
+              <w:jc w:val="left"/>
+            </w:pPr>
+            <w:r>
+              <w:rPr>
+                <w:rFonts w:ascii="Times New Roman" w:hAnsi="Times New Roman"/>
+                <w:b w:val="0"/>
+                <w:sz w:val="20"/>
+              </w:rPr>
+              <w:t>priority</w:t>
+            </w:r>
+          </w:p>
+        </w:tc>
+        <w:tc>
+          <w:tcPr>
+            <w:tcW w:type="dxa" w:w="3312"/>
+          </w:tcPr>
+          <w:p>
+            <w:pPr>
+              <w:spacing w:before="60" w:after="60" w:line="260" w:lineRule="exact"/>
+              <w:jc w:val="left"/>
+            </w:pPr>
+            <w:r>
+              <w:rPr>
+                <w:rFonts w:ascii="Times New Roman" w:hAnsi="Times New Roman"/>
+                <w:b w:val="0"/>
+                <w:sz w:val="20"/>
+              </w:rPr>
+              <w:t>Enum: Low | Medium | High | Urgent</w:t>
+            </w:r>
+          </w:p>
+        </w:tc>
+        <w:tc>
+          <w:tcPr>
+            <w:tcW w:type="dxa" w:w="3888"/>
+          </w:tcPr>
+          <w:p>
+            <w:pPr>
+              <w:spacing w:before="60" w:after="60" w:line="260" w:lineRule="exact"/>
+              <w:jc w:val="left"/>
+            </w:pPr>
+            <w:r>
+              <w:rPr>
+                <w:rFonts w:ascii="Times New Roman" w:hAnsi="Times New Roman"/>
+                <w:b w:val="0"/>
+                <w:sz w:val="20"/>
+              </w:rPr>
+              <w:t>Admin-set priority</w:t>
+            </w:r>
+          </w:p>
+        </w:tc>
+      </w:tr>
+      <w:tr>
+        <w:tc>
+          <w:tcPr>
+            <w:tcW w:type="dxa" w:w="2448"/>
+            <w:shd w:val="clear" w:color="auto" w:fill="EBF2FA"/>
+          </w:tcPr>
+          <w:p>
+            <w:pPr>
+              <w:spacing w:before="60" w:after="60" w:line="260" w:lineRule="exact"/>
+              <w:jc w:val="left"/>
+            </w:pPr>
+            <w:r>
+              <w:rPr>
+                <w:rFonts w:ascii="Times New Roman" w:hAnsi="Times New Roman"/>
+                <w:b w:val="0"/>
+                <w:sz w:val="20"/>
+              </w:rPr>
+              <w:t>submittedBy</w:t>
+            </w:r>
+          </w:p>
+        </w:tc>
+        <w:tc>
+          <w:tcPr>
+            <w:tcW w:type="dxa" w:w="3312"/>
+            <w:shd w:val="clear" w:color="auto" w:fill="EBF2FA"/>
+          </w:tcPr>
+          <w:p>
+            <w:pPr>
+              <w:spacing w:before="60" w:after="60" w:line="260" w:lineRule="exact"/>
+              <w:jc w:val="left"/>
+            </w:pPr>
+            <w:r>
+              <w:rPr>
+                <w:rFonts w:ascii="Times New Roman" w:hAnsi="Times New Roman"/>
+                <w:b w:val="0"/>
+                <w:sz w:val="20"/>
+              </w:rPr>
+              <w:t>ObjectId → User</w:t>
+            </w:r>
+          </w:p>
+        </w:tc>
+        <w:tc>
+          <w:tcPr>
+            <w:tcW w:type="dxa" w:w="3888"/>
+            <w:shd w:val="clear" w:color="auto" w:fill="EBF2FA"/>
+          </w:tcPr>
+          <w:p>
+            <w:pPr>
+              <w:spacing w:before="60" w:after="60" w:line="260" w:lineRule="exact"/>
+              <w:jc w:val="left"/>
+            </w:pPr>
+            <w:r>
+              <w:rPr>
+                <w:rFonts w:ascii="Times New Roman" w:hAnsi="Times New Roman"/>
+                <w:b w:val="0"/>
+                <w:sz w:val="20"/>
+              </w:rPr>
+              <w:t>Student who filed the complaint</w:t>
+            </w:r>
+          </w:p>
+        </w:tc>
+      </w:tr>
+      <w:tr>
+        <w:tc>
+          <w:tcPr>
+            <w:tcW w:type="dxa" w:w="2448"/>
+          </w:tcPr>
+          <w:p>
+            <w:pPr>
+              <w:spacing w:before="60" w:after="60" w:line="260" w:lineRule="exact"/>
+              <w:jc w:val="left"/>
+            </w:pPr>
+            <w:r>
+              <w:rPr>
+                <w:rFonts w:ascii="Times New Roman" w:hAnsi="Times New Roman"/>
+                <w:b w:val="0"/>
+                <w:sz w:val="20"/>
+              </w:rPr>
+              <w:t>assignedTo</w:t>
+            </w:r>
+          </w:p>
+        </w:tc>
+        <w:tc>
+          <w:tcPr>
+            <w:tcW w:type="dxa" w:w="3312"/>
+          </w:tcPr>
+          <w:p>
+            <w:pPr>
+              <w:spacing w:before="60" w:after="60" w:line="260" w:lineRule="exact"/>
+              <w:jc w:val="left"/>
+            </w:pPr>
+            <w:r>
+              <w:rPr>
+                <w:rFonts w:ascii="Times New Roman" w:hAnsi="Times New Roman"/>
+                <w:b w:val="0"/>
+                <w:sz w:val="20"/>
+              </w:rPr>
+              <w:t>ObjectId → User</w:t>
+            </w:r>
+          </w:p>
+        </w:tc>
+        <w:tc>
+          <w:tcPr>
+            <w:tcW w:type="dxa" w:w="3888"/>
+          </w:tcPr>
+          <w:p>
+            <w:pPr>
+              <w:spacing w:before="60" w:after="60" w:line="260" w:lineRule="exact"/>
+              <w:jc w:val="left"/>
+            </w:pPr>
+            <w:r>
+              <w:rPr>
+                <w:rFonts w:ascii="Times New Roman" w:hAnsi="Times New Roman"/>
+                <w:b w:val="0"/>
+                <w:sz w:val="20"/>
+              </w:rPr>
+              <w:t>Staff assigned by admin</w:t>
+            </w:r>
+          </w:p>
+        </w:tc>
+      </w:tr>
+      <w:tr>
+        <w:tc>
+          <w:tcPr>
+            <w:tcW w:type="dxa" w:w="2448"/>
+            <w:shd w:val="clear" w:color="auto" w:fill="EBF2FA"/>
+          </w:tcPr>
+          <w:p>
+            <w:pPr>
+              <w:spacing w:before="60" w:after="60" w:line="260" w:lineRule="exact"/>
+              <w:jc w:val="left"/>
+            </w:pPr>
+            <w:r>
+              <w:rPr>
+                <w:rFonts w:ascii="Times New Roman" w:hAnsi="Times New Roman"/>
+                <w:b w:val="0"/>
+                <w:sz w:val="20"/>
+              </w:rPr>
+              <w:t>department</w:t>
+            </w:r>
+          </w:p>
+        </w:tc>
+        <w:tc>
+          <w:tcPr>
+            <w:tcW w:type="dxa" w:w="3312"/>
+            <w:shd w:val="clear" w:color="auto" w:fill="EBF2FA"/>
+          </w:tcPr>
+          <w:p>
+            <w:pPr>
+              <w:spacing w:before="60" w:after="60" w:line="260" w:lineRule="exact"/>
+              <w:jc w:val="left"/>
+            </w:pPr>
+            <w:r>
+              <w:rPr>
+                <w:rFonts w:ascii="Times New Roman" w:hAnsi="Times New Roman"/>
+                <w:b w:val="0"/>
+                <w:sz w:val="20"/>
+              </w:rPr>
+              <w:t>ObjectId → Department</w:t>
+            </w:r>
+          </w:p>
+        </w:tc>
+        <w:tc>
+          <w:tcPr>
+            <w:tcW w:type="dxa" w:w="3888"/>
+            <w:shd w:val="clear" w:color="auto" w:fill="EBF2FA"/>
+          </w:tcPr>
+          <w:p>
+            <w:pPr>
+              <w:spacing w:before="60" w:after="60" w:line="260" w:lineRule="exact"/>
+              <w:jc w:val="left"/>
+            </w:pPr>
+            <w:r>
+              <w:rPr>
+                <w:rFonts w:ascii="Times New Roman" w:hAnsi="Times New Roman"/>
+                <w:b w:val="0"/>
+                <w:sz w:val="20"/>
+              </w:rPr>
+              <w:t>Routed department</w:t>
+            </w:r>
+          </w:p>
+        </w:tc>
+      </w:tr>
+      <w:tr>
+        <w:tc>
+          <w:tcPr>
+            <w:tcW w:type="dxa" w:w="2448"/>
+          </w:tcPr>
+          <w:p>
+            <w:pPr>
+              <w:spacing w:before="60" w:after="60" w:line="260" w:lineRule="exact"/>
+              <w:jc w:val="left"/>
+            </w:pPr>
+            <w:r>
+              <w:rPr>
+                <w:rFonts w:ascii="Times New Roman" w:hAnsi="Times New Roman"/>
+                <w:b w:val="0"/>
+                <w:sz w:val="20"/>
+              </w:rPr>
+              <w:t>staffRemarks</w:t>
+            </w:r>
+          </w:p>
+        </w:tc>
+        <w:tc>
+          <w:tcPr>
+            <w:tcW w:type="dxa" w:w="3312"/>
+          </w:tcPr>
+          <w:p>
+            <w:pPr>
+              <w:spacing w:before="60" w:after="60" w:line="260" w:lineRule="exact"/>
+              <w:jc w:val="left"/>
+            </w:pPr>
+            <w:r>
+              <w:rPr>
+                <w:rFonts w:ascii="Times New Roman" w:hAnsi="Times New Roman"/>
+                <w:b w:val="0"/>
+                <w:sz w:val="20"/>
+              </w:rPr>
+              <w:t>String</w:t>
+            </w:r>
+          </w:p>
+        </w:tc>
+        <w:tc>
+          <w:tcPr>
+            <w:tcW w:type="dxa" w:w="3888"/>
+          </w:tcPr>
+          <w:p>
+            <w:pPr>
+              <w:spacing w:before="60" w:after="60" w:line="260" w:lineRule="exact"/>
+              <w:jc w:val="left"/>
+            </w:pPr>
+            <w:r>
+              <w:rPr>
+                <w:rFonts w:ascii="Times New Roman" w:hAnsi="Times New Roman"/>
+                <w:b w:val="0"/>
+                <w:sz w:val="20"/>
+              </w:rPr>
+              <w:t>Technician progress notes</w:t>
+            </w:r>
+          </w:p>
+        </w:tc>
+      </w:tr>
+      <w:tr>
+        <w:tc>
+          <w:tcPr>
+            <w:tcW w:type="dxa" w:w="2448"/>
+            <w:shd w:val="clear" w:color="auto" w:fill="EBF2FA"/>
+          </w:tcPr>
+          <w:p>
+            <w:pPr>
+              <w:spacing w:before="60" w:after="60" w:line="260" w:lineRule="exact"/>
+              <w:jc w:val="left"/>
+            </w:pPr>
+            <w:r>
+              <w:rPr>
+                <w:rFonts w:ascii="Times New Roman" w:hAnsi="Times New Roman"/>
+                <w:b w:val="0"/>
+                <w:sz w:val="20"/>
+              </w:rPr>
+              <w:t>resolutionProof</w:t>
+            </w:r>
+          </w:p>
+        </w:tc>
+        <w:tc>
+          <w:tcPr>
+            <w:tcW w:type="dxa" w:w="3312"/>
+            <w:shd w:val="clear" w:color="auto" w:fill="EBF2FA"/>
+          </w:tcPr>
+          <w:p>
+            <w:pPr>
+              <w:spacing w:before="60" w:after="60" w:line="260" w:lineRule="exact"/>
+              <w:jc w:val="left"/>
+            </w:pPr>
+            <w:r>
+              <w:rPr>
+                <w:rFonts w:ascii="Times New Roman" w:hAnsi="Times New Roman"/>
+                <w:b w:val="0"/>
+                <w:sz w:val="20"/>
+              </w:rPr>
+              <w:t>String</w:t>
+            </w:r>
+          </w:p>
+        </w:tc>
+        <w:tc>
+          <w:tcPr>
+            <w:tcW w:type="dxa" w:w="3888"/>
+            <w:shd w:val="clear" w:color="auto" w:fill="EBF2FA"/>
+          </w:tcPr>
+          <w:p>
+            <w:pPr>
+              <w:spacing w:before="60" w:after="60" w:line="260" w:lineRule="exact"/>
+              <w:jc w:val="left"/>
+            </w:pPr>
+            <w:r>
+              <w:rPr>
+                <w:rFonts w:ascii="Times New Roman" w:hAnsi="Times New Roman"/>
+                <w:b w:val="0"/>
+                <w:sz w:val="20"/>
+              </w:rPr>
+              <w:t>File path of proof image</w:t>
+            </w:r>
+          </w:p>
+        </w:tc>
+      </w:tr>
+      <w:tr>
+        <w:tc>
+          <w:tcPr>
+            <w:tcW w:type="dxa" w:w="2448"/>
+          </w:tcPr>
+          <w:p>
+            <w:pPr>
+              <w:spacing w:before="60" w:after="60" w:line="260" w:lineRule="exact"/>
+              <w:jc w:val="left"/>
+            </w:pPr>
+            <w:r>
+              <w:rPr>
+                <w:rFonts w:ascii="Times New Roman" w:hAnsi="Times New Roman"/>
+                <w:b w:val="0"/>
+                <w:sz w:val="20"/>
+              </w:rPr>
+              <w:t>statusHistory</w:t>
+            </w:r>
+          </w:p>
+        </w:tc>
+        <w:tc>
+          <w:tcPr>
+            <w:tcW w:type="dxa" w:w="3312"/>
+          </w:tcPr>
+          <w:p>
+            <w:pPr>
+              <w:spacing w:before="60" w:after="60" w:line="260" w:lineRule="exact"/>
+              <w:jc w:val="left"/>
+            </w:pPr>
+            <w:r>
+              <w:rPr>
+                <w:rFonts w:ascii="Times New Roman" w:hAnsi="Times New Roman"/>
+                <w:b w:val="0"/>
+                <w:sz w:val="20"/>
+              </w:rPr>
+              <w:t>[StatusHistorySchema]</w:t>
+            </w:r>
+          </w:p>
+        </w:tc>
+        <w:tc>
+          <w:tcPr>
+            <w:tcW w:type="dxa" w:w="3888"/>
+          </w:tcPr>
+          <w:p>
+            <w:pPr>
+              <w:spacing w:before="60" w:after="60" w:line="260" w:lineRule="exact"/>
+              <w:jc w:val="left"/>
+            </w:pPr>
+            <w:r>
+              <w:rPr>
+                <w:rFonts w:ascii="Times New Roman" w:hAnsi="Times New Roman"/>
+                <w:b w:val="0"/>
+                <w:sz w:val="20"/>
+              </w:rPr>
+              <w:t>Timestamped audit trail</w:t>
+            </w:r>
+          </w:p>
+        </w:tc>
+      </w:tr>
+    </w:tbl>
+    <w:p>
+      <w:pPr>
+        <w:spacing w:before="280" w:after="120" w:line="360" w:lineRule="exact"/>
+        <w:jc w:val="left"/>
+      </w:pPr>
+      <w:r>
+        <w:rPr>
+          <w:rFonts w:ascii="Times New Roman" w:hAnsi="Times New Roman"/>
+          <w:b/>
+          <w:color w:val="1F3864"/>
+          <w:sz w:val="28"/>
+        </w:rPr>
+        <w:t>5.  REST API Endpoints</w:t>
+      </w:r>
+    </w:p>
+    <w:tbl>
+      <w:tblPr>
+        <w:tblStyle w:val="TableGrid"/>
+        <w:tblW w:type="auto" w:w="0"/>
+        <w:jc w:val="left"/>
+        <w:tblLook w:firstColumn="1" w:firstRow="1" w:lastColumn="0" w:lastRow="0" w:noHBand="0" w:noVBand="1" w:val="04A0"/>
+      </w:tblPr>
+      <w:tblGrid>
+        <w:gridCol w:w="2268"/>
+        <w:gridCol w:w="2268"/>
+        <w:gridCol w:w="2268"/>
+        <w:gridCol w:w="2268"/>
+      </w:tblGrid>
+      <w:tr>
+        <w:tc>
+          <w:tcPr>
+            <w:tcW w:type="dxa" w:w="936"/>
+            <w:shd w:val="clear" w:color="auto" w:fill="1F3864"/>
+          </w:tcPr>
+          <w:p>
+            <w:pPr>
+              <w:spacing w:before="60" w:after="60" w:line="260" w:lineRule="exact"/>
+              <w:jc w:val="left"/>
+            </w:pPr>
+            <w:r>
+              <w:rPr>
+                <w:rFonts w:ascii="Times New Roman" w:hAnsi="Times New Roman"/>
+                <w:b/>
+                <w:color w:val="FFFFFF"/>
+                <w:sz w:val="21"/>
+              </w:rPr>
+              <w:t>Method</w:t>
+            </w:r>
+          </w:p>
+        </w:tc>
+        <w:tc>
+          <w:tcPr>
+            <w:tcW w:type="dxa" w:w="3456"/>
+            <w:shd w:val="clear" w:color="auto" w:fill="1F3864"/>
+          </w:tcPr>
+          <w:p>
+            <w:pPr>
+              <w:spacing w:before="60" w:after="60" w:line="260" w:lineRule="exact"/>
+              <w:jc w:val="left"/>
+            </w:pPr>
+            <w:r>
+              <w:rPr>
+                <w:rFonts w:ascii="Times New Roman" w:hAnsi="Times New Roman"/>
+                <w:b/>
+                <w:color w:val="FFFFFF"/>
+                <w:sz w:val="21"/>
+              </w:rPr>
+              <w:t>Endpoint</w:t>
+            </w:r>
+          </w:p>
+        </w:tc>
+        <w:tc>
+          <w:tcPr>
+            <w:tcW w:type="dxa" w:w="1584"/>
+            <w:shd w:val="clear" w:color="auto" w:fill="1F3864"/>
+          </w:tcPr>
+          <w:p>
+            <w:pPr>
+              <w:spacing w:before="60" w:after="60" w:line="260" w:lineRule="exact"/>
+              <w:jc w:val="left"/>
+            </w:pPr>
+            <w:r>
+              <w:rPr>
+                <w:rFonts w:ascii="Times New Roman" w:hAnsi="Times New Roman"/>
+                <w:b/>
+                <w:color w:val="FFFFFF"/>
+                <w:sz w:val="21"/>
+              </w:rPr>
+              <w:t>Auth</w:t>
+            </w:r>
+          </w:p>
+        </w:tc>
+        <w:tc>
+          <w:tcPr>
+            <w:tcW w:type="dxa" w:w="3672"/>
+            <w:shd w:val="clear" w:color="auto" w:fill="1F3864"/>
+          </w:tcPr>
+          <w:p>
+            <w:pPr>
+              <w:spacing w:before="60" w:after="60" w:line="260" w:lineRule="exact"/>
+              <w:jc w:val="left"/>
+            </w:pPr>
+            <w:r>
+              <w:rPr>
+                <w:rFonts w:ascii="Times New Roman" w:hAnsi="Times New Roman"/>
+                <w:b/>
+                <w:color w:val="FFFFFF"/>
+                <w:sz w:val="21"/>
+              </w:rPr>
+              <w:t>Description</w:t>
+            </w:r>
+          </w:p>
+        </w:tc>
+      </w:tr>
+      <w:tr>
+        <w:tc>
+          <w:tcPr>
+            <w:tcW w:type="dxa" w:w="936"/>
+          </w:tcPr>
+          <w:p>
+            <w:pPr>
+              <w:spacing w:before="60" w:after="60" w:line="260" w:lineRule="exact"/>
+              <w:jc w:val="left"/>
+            </w:pPr>
+            <w:r>
+              <w:rPr>
+                <w:rFonts w:ascii="Times New Roman" w:hAnsi="Times New Roman"/>
+                <w:b w:val="0"/>
+                <w:sz w:val="20"/>
+              </w:rPr>
+              <w:t>POST</w:t>
+            </w:r>
+          </w:p>
+        </w:tc>
+        <w:tc>
+          <w:tcPr>
+            <w:tcW w:type="dxa" w:w="3456"/>
+          </w:tcPr>
+          <w:p>
+            <w:pPr>
+              <w:spacing w:before="60" w:after="60" w:line="260" w:lineRule="exact"/>
+              <w:jc w:val="left"/>
+            </w:pPr>
+            <w:r>
+              <w:rPr>
+                <w:rFonts w:ascii="Times New Roman" w:hAnsi="Times New Roman"/>
+                <w:b w:val="0"/>
+                <w:sz w:val="20"/>
+              </w:rPr>
+              <w:t>/api/auth/register</w:t>
+            </w:r>
+          </w:p>
+        </w:tc>
+        <w:tc>
+          <w:tcPr>
+            <w:tcW w:type="dxa" w:w="1584"/>
+          </w:tcPr>
+          <w:p>
+            <w:pPr>
+              <w:spacing w:before="60" w:after="60" w:line="260" w:lineRule="exact"/>
+              <w:jc w:val="left"/>
+            </w:pPr>
+            <w:r>
+              <w:rPr>
+                <w:rFonts w:ascii="Times New Roman" w:hAnsi="Times New Roman"/>
+                <w:b w:val="0"/>
+                <w:sz w:val="20"/>
+              </w:rPr>
+              <w:t>Public</w:t>
+            </w:r>
+          </w:p>
+        </w:tc>
+        <w:tc>
+          <w:tcPr>
+            <w:tcW w:type="dxa" w:w="3672"/>
+          </w:tcPr>
+          <w:p>
+            <w:pPr>
+              <w:spacing w:before="60" w:after="60" w:line="260" w:lineRule="exact"/>
+              <w:jc w:val="left"/>
+            </w:pPr>
+            <w:r>
+              <w:rPr>
+                <w:rFonts w:ascii="Times New Roman" w:hAnsi="Times New Roman"/>
+                <w:b w:val="0"/>
+                <w:sz w:val="20"/>
+              </w:rPr>
+              <w:t>Register Student / Staff / Admin</w:t>
+            </w:r>
+          </w:p>
+        </w:tc>
+      </w:tr>
+      <w:tr>
+        <w:tc>
+          <w:tcPr>
+            <w:tcW w:type="dxa" w:w="936"/>
+            <w:shd w:val="clear" w:color="auto" w:fill="EBF2FA"/>
+          </w:tcPr>
+          <w:p>
+            <w:pPr>
+              <w:spacing w:before="60" w:after="60" w:line="260" w:lineRule="exact"/>
+              <w:jc w:val="left"/>
+            </w:pPr>
+            <w:r>
+              <w:rPr>
+                <w:rFonts w:ascii="Times New Roman" w:hAnsi="Times New Roman"/>
+                <w:b w:val="0"/>
+                <w:sz w:val="20"/>
+              </w:rPr>
+              <w:t>POST</w:t>
+            </w:r>
+          </w:p>
+        </w:tc>
+        <w:tc>
+          <w:tcPr>
+            <w:tcW w:type="dxa" w:w="3456"/>
+            <w:shd w:val="clear" w:color="auto" w:fill="EBF2FA"/>
+          </w:tcPr>
+          <w:p>
+            <w:pPr>
+              <w:spacing w:before="60" w:after="60" w:line="260" w:lineRule="exact"/>
+              <w:jc w:val="left"/>
+            </w:pPr>
+            <w:r>
+              <w:rPr>
+                <w:rFonts w:ascii="Times New Roman" w:hAnsi="Times New Roman"/>
+                <w:b w:val="0"/>
+                <w:sz w:val="20"/>
+              </w:rPr>
+              <w:t>/api/auth/login</w:t>
+            </w:r>
+          </w:p>
+        </w:tc>
+        <w:tc>
+          <w:tcPr>
+            <w:tcW w:type="dxa" w:w="1584"/>
+            <w:shd w:val="clear" w:color="auto" w:fill="EBF2FA"/>
+          </w:tcPr>
+          <w:p>
+            <w:pPr>
+              <w:spacing w:before="60" w:after="60" w:line="260" w:lineRule="exact"/>
+              <w:jc w:val="left"/>
+            </w:pPr>
+            <w:r>
+              <w:rPr>
+                <w:rFonts w:ascii="Times New Roman" w:hAnsi="Times New Roman"/>
+                <w:b w:val="0"/>
+                <w:sz w:val="20"/>
+              </w:rPr>
+              <w:t>Public</w:t>
+            </w:r>
+          </w:p>
+        </w:tc>
+        <w:tc>
+          <w:tcPr>
+            <w:tcW w:type="dxa" w:w="3672"/>
+            <w:shd w:val="clear" w:color="auto" w:fill="EBF2FA"/>
+          </w:tcPr>
+          <w:p>
+            <w:pPr>
+              <w:spacing w:before="60" w:after="60" w:line="260" w:lineRule="exact"/>
+              <w:jc w:val="left"/>
+            </w:pPr>
+            <w:r>
+              <w:rPr>
+                <w:rFonts w:ascii="Times New Roman" w:hAnsi="Times New Roman"/>
+                <w:b w:val="0"/>
+                <w:sz w:val="20"/>
+              </w:rPr>
+              <w:t>Login and receive JWT token</w:t>
+            </w:r>
+          </w:p>
+        </w:tc>
+      </w:tr>
+      <w:tr>
+        <w:tc>
+          <w:tcPr>
+            <w:tcW w:type="dxa" w:w="936"/>
+          </w:tcPr>
+          <w:p>
+            <w:pPr>
+              <w:spacing w:before="60" w:after="60" w:line="260" w:lineRule="exact"/>
+              <w:jc w:val="left"/>
+            </w:pPr>
+            <w:r>
+              <w:rPr>
+                <w:rFonts w:ascii="Times New Roman" w:hAnsi="Times New Roman"/>
+                <w:b w:val="0"/>
+                <w:sz w:val="20"/>
+              </w:rPr>
+              <w:t>GET</w:t>
+            </w:r>
+          </w:p>
+        </w:tc>
+        <w:tc>
+          <w:tcPr>
+            <w:tcW w:type="dxa" w:w="3456"/>
+          </w:tcPr>
+          <w:p>
+            <w:pPr>
+              <w:spacing w:before="60" w:after="60" w:line="260" w:lineRule="exact"/>
+              <w:jc w:val="left"/>
+            </w:pPr>
+            <w:r>
+              <w:rPr>
+                <w:rFonts w:ascii="Times New Roman" w:hAnsi="Times New Roman"/>
+                <w:b w:val="0"/>
+                <w:sz w:val="20"/>
+              </w:rPr>
+              <w:t>/api/auth/profile</w:t>
+            </w:r>
+          </w:p>
+        </w:tc>
+        <w:tc>
+          <w:tcPr>
+            <w:tcW w:type="dxa" w:w="1584"/>
+          </w:tcPr>
+          <w:p>
+            <w:pPr>
+              <w:spacing w:before="60" w:after="60" w:line="260" w:lineRule="exact"/>
+              <w:jc w:val="left"/>
+            </w:pPr>
+            <w:r>
+              <w:rPr>
+                <w:rFonts w:ascii="Times New Roman" w:hAnsi="Times New Roman"/>
+                <w:b w:val="0"/>
+                <w:sz w:val="20"/>
+              </w:rPr>
+              <w:t>JWT</w:t>
+            </w:r>
+          </w:p>
+        </w:tc>
+        <w:tc>
+          <w:tcPr>
+            <w:tcW w:type="dxa" w:w="3672"/>
+          </w:tcPr>
+          <w:p>
+            <w:pPr>
+              <w:spacing w:before="60" w:after="60" w:line="260" w:lineRule="exact"/>
+              <w:jc w:val="left"/>
+            </w:pPr>
+            <w:r>
+              <w:rPr>
+                <w:rFonts w:ascii="Times New Roman" w:hAnsi="Times New Roman"/>
+                <w:b w:val="0"/>
+                <w:sz w:val="20"/>
+              </w:rPr>
+              <w:t>Get authenticated user profile</w:t>
+            </w:r>
+          </w:p>
+        </w:tc>
+      </w:tr>
+      <w:tr>
+        <w:tc>
+          <w:tcPr>
+            <w:tcW w:type="dxa" w:w="936"/>
+            <w:shd w:val="clear" w:color="auto" w:fill="EBF2FA"/>
+          </w:tcPr>
+          <w:p>
+            <w:pPr>
+              <w:spacing w:before="60" w:after="60" w:line="260" w:lineRule="exact"/>
+              <w:jc w:val="left"/>
+            </w:pPr>
+            <w:r>
+              <w:rPr>
+                <w:rFonts w:ascii="Times New Roman" w:hAnsi="Times New Roman"/>
+                <w:b w:val="0"/>
+                <w:sz w:val="20"/>
+              </w:rPr>
+              <w:t>GET</w:t>
+            </w:r>
+          </w:p>
+        </w:tc>
+        <w:tc>
+          <w:tcPr>
+            <w:tcW w:type="dxa" w:w="3456"/>
+            <w:shd w:val="clear" w:color="auto" w:fill="EBF2FA"/>
+          </w:tcPr>
+          <w:p>
+            <w:pPr>
+              <w:spacing w:before="60" w:after="60" w:line="260" w:lineRule="exact"/>
+              <w:jc w:val="left"/>
+            </w:pPr>
+            <w:r>
+              <w:rPr>
+                <w:rFonts w:ascii="Times New Roman" w:hAnsi="Times New Roman"/>
+                <w:b w:val="0"/>
+                <w:sz w:val="20"/>
+              </w:rPr>
+              <w:t>/api/complaints</w:t>
+            </w:r>
+          </w:p>
+        </w:tc>
+        <w:tc>
+          <w:tcPr>
+            <w:tcW w:type="dxa" w:w="1584"/>
+            <w:shd w:val="clear" w:color="auto" w:fill="EBF2FA"/>
+          </w:tcPr>
+          <w:p>
+            <w:pPr>
+              <w:spacing w:before="60" w:after="60" w:line="260" w:lineRule="exact"/>
+              <w:jc w:val="left"/>
+            </w:pPr>
+            <w:r>
+              <w:rPr>
+                <w:rFonts w:ascii="Times New Roman" w:hAnsi="Times New Roman"/>
+                <w:b w:val="0"/>
+                <w:sz w:val="20"/>
+              </w:rPr>
+              <w:t>JWT</w:t>
+            </w:r>
+          </w:p>
+        </w:tc>
+        <w:tc>
+          <w:tcPr>
+            <w:tcW w:type="dxa" w:w="3672"/>
+            <w:shd w:val="clear" w:color="auto" w:fill="EBF2FA"/>
+          </w:tcPr>
+          <w:p>
+            <w:pPr>
+              <w:spacing w:before="60" w:after="60" w:line="260" w:lineRule="exact"/>
+              <w:jc w:val="left"/>
+            </w:pPr>
+            <w:r>
+              <w:rPr>
+                <w:rFonts w:ascii="Times New Roman" w:hAnsi="Times New Roman"/>
+                <w:b w:val="0"/>
+                <w:sz w:val="20"/>
+              </w:rPr>
+              <w:t>List complaints (filtered by role)</w:t>
+            </w:r>
+          </w:p>
+        </w:tc>
+      </w:tr>
+      <w:tr>
+        <w:tc>
+          <w:tcPr>
+            <w:tcW w:type="dxa" w:w="936"/>
+          </w:tcPr>
+          <w:p>
+            <w:pPr>
+              <w:spacing w:before="60" w:after="60" w:line="260" w:lineRule="exact"/>
+              <w:jc w:val="left"/>
+            </w:pPr>
+            <w:r>
+              <w:rPr>
+                <w:rFonts w:ascii="Times New Roman" w:hAnsi="Times New Roman"/>
+                <w:b w:val="0"/>
+                <w:sz w:val="20"/>
+              </w:rPr>
+              <w:t>POST</w:t>
+            </w:r>
+          </w:p>
+        </w:tc>
+        <w:tc>
+          <w:tcPr>
+            <w:tcW w:type="dxa" w:w="3456"/>
+          </w:tcPr>
+          <w:p>
+            <w:pPr>
+              <w:spacing w:before="60" w:after="60" w:line="260" w:lineRule="exact"/>
+              <w:jc w:val="left"/>
+            </w:pPr>
+            <w:r>
+              <w:rPr>
+                <w:rFonts w:ascii="Times New Roman" w:hAnsi="Times New Roman"/>
+                <w:b w:val="0"/>
+                <w:sz w:val="20"/>
+              </w:rPr>
+              <w:t>/api/complaints</w:t>
+            </w:r>
+          </w:p>
+        </w:tc>
+        <w:tc>
+          <w:tcPr>
+            <w:tcW w:type="dxa" w:w="1584"/>
+          </w:tcPr>
+          <w:p>
+            <w:pPr>
+              <w:spacing w:before="60" w:after="60" w:line="260" w:lineRule="exact"/>
+              <w:jc w:val="left"/>
+            </w:pPr>
+            <w:r>
+              <w:rPr>
+                <w:rFonts w:ascii="Times New Roman" w:hAnsi="Times New Roman"/>
+                <w:b w:val="0"/>
+                <w:sz w:val="20"/>
+              </w:rPr>
+              <w:t>JWT (student)</w:t>
+            </w:r>
+          </w:p>
+        </w:tc>
+        <w:tc>
+          <w:tcPr>
+            <w:tcW w:type="dxa" w:w="3672"/>
+          </w:tcPr>
+          <w:p>
+            <w:pPr>
+              <w:spacing w:before="60" w:after="60" w:line="260" w:lineRule="exact"/>
+              <w:jc w:val="left"/>
+            </w:pPr>
+            <w:r>
+              <w:rPr>
+                <w:rFonts w:ascii="Times New Roman" w:hAnsi="Times New Roman"/>
+                <w:b w:val="0"/>
+                <w:sz w:val="20"/>
+              </w:rPr>
+              <w:t>Submit a new complaint with image</w:t>
+            </w:r>
+          </w:p>
+        </w:tc>
+      </w:tr>
+      <w:tr>
+        <w:tc>
+          <w:tcPr>
+            <w:tcW w:type="dxa" w:w="936"/>
+            <w:shd w:val="clear" w:color="auto" w:fill="EBF2FA"/>
+          </w:tcPr>
+          <w:p>
+            <w:pPr>
+              <w:spacing w:before="60" w:after="60" w:line="260" w:lineRule="exact"/>
+              <w:jc w:val="left"/>
+            </w:pPr>
+            <w:r>
+              <w:rPr>
+                <w:rFonts w:ascii="Times New Roman" w:hAnsi="Times New Roman"/>
+                <w:b w:val="0"/>
+                <w:sz w:val="20"/>
+              </w:rPr>
+              <w:t>GET</w:t>
+            </w:r>
+          </w:p>
+        </w:tc>
+        <w:tc>
+          <w:tcPr>
+            <w:tcW w:type="dxa" w:w="3456"/>
+            <w:shd w:val="clear" w:color="auto" w:fill="EBF2FA"/>
+          </w:tcPr>
+          <w:p>
+            <w:pPr>
+              <w:spacing w:before="60" w:after="60" w:line="260" w:lineRule="exact"/>
+              <w:jc w:val="left"/>
+            </w:pPr>
+            <w:r>
+              <w:rPr>
+                <w:rFonts w:ascii="Times New Roman" w:hAnsi="Times New Roman"/>
+                <w:b w:val="0"/>
+                <w:sz w:val="20"/>
+              </w:rPr>
+              <w:t>/api/complaints/:id</w:t>
+            </w:r>
+          </w:p>
+        </w:tc>
+        <w:tc>
+          <w:tcPr>
+            <w:tcW w:type="dxa" w:w="1584"/>
+            <w:shd w:val="clear" w:color="auto" w:fill="EBF2FA"/>
+          </w:tcPr>
+          <w:p>
+            <w:pPr>
+              <w:spacing w:before="60" w:after="60" w:line="260" w:lineRule="exact"/>
+              <w:jc w:val="left"/>
+            </w:pPr>
+            <w:r>
+              <w:rPr>
+                <w:rFonts w:ascii="Times New Roman" w:hAnsi="Times New Roman"/>
+                <w:b w:val="0"/>
+                <w:sz w:val="20"/>
+              </w:rPr>
+              <w:t>JWT</w:t>
+            </w:r>
+          </w:p>
+        </w:tc>
+        <w:tc>
+          <w:tcPr>
+            <w:tcW w:type="dxa" w:w="3672"/>
+            <w:shd w:val="clear" w:color="auto" w:fill="EBF2FA"/>
+          </w:tcPr>
+          <w:p>
+            <w:pPr>
+              <w:spacing w:before="60" w:after="60" w:line="260" w:lineRule="exact"/>
+              <w:jc w:val="left"/>
+            </w:pPr>
+            <w:r>
+              <w:rPr>
+                <w:rFonts w:ascii="Times New Roman" w:hAnsi="Times New Roman"/>
+                <w:b w:val="0"/>
+                <w:sz w:val="20"/>
+              </w:rPr>
+              <w:t>Get single complaint with timeline</w:t>
+            </w:r>
+          </w:p>
+        </w:tc>
+      </w:tr>
+      <w:tr>
+        <w:tc>
+          <w:tcPr>
+            <w:tcW w:type="dxa" w:w="936"/>
+          </w:tcPr>
+          <w:p>
+            <w:pPr>
+              <w:spacing w:before="60" w:after="60" w:line="260" w:lineRule="exact"/>
+              <w:jc w:val="left"/>
+            </w:pPr>
+            <w:r>
+              <w:rPr>
+                <w:rFonts w:ascii="Times New Roman" w:hAnsi="Times New Roman"/>
+                <w:b w:val="0"/>
+                <w:sz w:val="20"/>
+              </w:rPr>
+              <w:t>PATCH</w:t>
+            </w:r>
+          </w:p>
+        </w:tc>
+        <w:tc>
+          <w:tcPr>
+            <w:tcW w:type="dxa" w:w="3456"/>
+          </w:tcPr>
+          <w:p>
+            <w:pPr>
+              <w:spacing w:before="60" w:after="60" w:line="260" w:lineRule="exact"/>
+              <w:jc w:val="left"/>
+            </w:pPr>
+            <w:r>
+              <w:rPr>
+                <w:rFonts w:ascii="Times New Roman" w:hAnsi="Times New Roman"/>
+                <w:b w:val="0"/>
+                <w:sz w:val="20"/>
+              </w:rPr>
+              <w:t>/api/complaints/:id/verify</w:t>
+            </w:r>
+          </w:p>
+        </w:tc>
+        <w:tc>
+          <w:tcPr>
+            <w:tcW w:type="dxa" w:w="1584"/>
+          </w:tcPr>
+          <w:p>
+            <w:pPr>
+              <w:spacing w:before="60" w:after="60" w:line="260" w:lineRule="exact"/>
+              <w:jc w:val="left"/>
+            </w:pPr>
+            <w:r>
+              <w:rPr>
+                <w:rFonts w:ascii="Times New Roman" w:hAnsi="Times New Roman"/>
+                <w:b w:val="0"/>
+                <w:sz w:val="20"/>
+              </w:rPr>
+              <w:t>JWT (admin)</w:t>
+            </w:r>
+          </w:p>
+        </w:tc>
+        <w:tc>
+          <w:tcPr>
+            <w:tcW w:type="dxa" w:w="3672"/>
+          </w:tcPr>
+          <w:p>
+            <w:pPr>
+              <w:spacing w:before="60" w:after="60" w:line="260" w:lineRule="exact"/>
+              <w:jc w:val="left"/>
+            </w:pPr>
+            <w:r>
+              <w:rPr>
+                <w:rFonts w:ascii="Times New Roman" w:hAnsi="Times New Roman"/>
+                <w:b w:val="0"/>
+                <w:sz w:val="20"/>
+              </w:rPr>
+              <w:t>Verify or reject a pending complaint</w:t>
+            </w:r>
+          </w:p>
+        </w:tc>
+      </w:tr>
+      <w:tr>
+        <w:tc>
+          <w:tcPr>
+            <w:tcW w:type="dxa" w:w="936"/>
+            <w:shd w:val="clear" w:color="auto" w:fill="EBF2FA"/>
+          </w:tcPr>
+          <w:p>
+            <w:pPr>
+              <w:spacing w:before="60" w:after="60" w:line="260" w:lineRule="exact"/>
+              <w:jc w:val="left"/>
+            </w:pPr>
+            <w:r>
+              <w:rPr>
+                <w:rFonts w:ascii="Times New Roman" w:hAnsi="Times New Roman"/>
+                <w:b w:val="0"/>
+                <w:sz w:val="20"/>
+              </w:rPr>
+              <w:t>PATCH</w:t>
+            </w:r>
+          </w:p>
+        </w:tc>
+        <w:tc>
+          <w:tcPr>
+            <w:tcW w:type="dxa" w:w="3456"/>
+            <w:shd w:val="clear" w:color="auto" w:fill="EBF2FA"/>
+          </w:tcPr>
+          <w:p>
+            <w:pPr>
+              <w:spacing w:before="60" w:after="60" w:line="260" w:lineRule="exact"/>
+              <w:jc w:val="left"/>
+            </w:pPr>
+            <w:r>
+              <w:rPr>
+                <w:rFonts w:ascii="Times New Roman" w:hAnsi="Times New Roman"/>
+                <w:b w:val="0"/>
+                <w:sz w:val="20"/>
+              </w:rPr>
+              <w:t>/api/complaints/:id/assign</w:t>
+            </w:r>
+          </w:p>
+        </w:tc>
+        <w:tc>
+          <w:tcPr>
+            <w:tcW w:type="dxa" w:w="1584"/>
+            <w:shd w:val="clear" w:color="auto" w:fill="EBF2FA"/>
+          </w:tcPr>
+          <w:p>
+            <w:pPr>
+              <w:spacing w:before="60" w:after="60" w:line="260" w:lineRule="exact"/>
+              <w:jc w:val="left"/>
+            </w:pPr>
+            <w:r>
+              <w:rPr>
+                <w:rFonts w:ascii="Times New Roman" w:hAnsi="Times New Roman"/>
+                <w:b w:val="0"/>
+                <w:sz w:val="20"/>
+              </w:rPr>
+              <w:t>JWT (admin)</w:t>
+            </w:r>
+          </w:p>
+        </w:tc>
+        <w:tc>
+          <w:tcPr>
+            <w:tcW w:type="dxa" w:w="3672"/>
+            <w:shd w:val="clear" w:color="auto" w:fill="EBF2FA"/>
+          </w:tcPr>
+          <w:p>
+            <w:pPr>
+              <w:spacing w:before="60" w:after="60" w:line="260" w:lineRule="exact"/>
+              <w:jc w:val="left"/>
+            </w:pPr>
+            <w:r>
+              <w:rPr>
+                <w:rFonts w:ascii="Times New Roman" w:hAnsi="Times New Roman"/>
+                <w:b w:val="0"/>
+                <w:sz w:val="20"/>
+              </w:rPr>
+              <w:t>Assign to staff &amp; department</w:t>
+            </w:r>
+          </w:p>
+        </w:tc>
+      </w:tr>
+      <w:tr>
+        <w:tc>
+          <w:tcPr>
+            <w:tcW w:type="dxa" w:w="936"/>
+          </w:tcPr>
+          <w:p>
+            <w:pPr>
+              <w:spacing w:before="60" w:after="60" w:line="260" w:lineRule="exact"/>
+              <w:jc w:val="left"/>
+            </w:pPr>
+            <w:r>
+              <w:rPr>
+                <w:rFonts w:ascii="Times New Roman" w:hAnsi="Times New Roman"/>
+                <w:b w:val="0"/>
+                <w:sz w:val="20"/>
+              </w:rPr>
+              <w:t>PATCH</w:t>
+            </w:r>
+          </w:p>
+        </w:tc>
+        <w:tc>
+          <w:tcPr>
+            <w:tcW w:type="dxa" w:w="3456"/>
+          </w:tcPr>
+          <w:p>
+            <w:pPr>
+              <w:spacing w:before="60" w:after="60" w:line="260" w:lineRule="exact"/>
+              <w:jc w:val="left"/>
+            </w:pPr>
+            <w:r>
+              <w:rPr>
+                <w:rFonts w:ascii="Times New Roman" w:hAnsi="Times New Roman"/>
+                <w:b w:val="0"/>
+                <w:sz w:val="20"/>
+              </w:rPr>
+              <w:t>/api/complaints/:id/update</w:t>
+            </w:r>
+          </w:p>
+        </w:tc>
+        <w:tc>
+          <w:tcPr>
+            <w:tcW w:type="dxa" w:w="1584"/>
+          </w:tcPr>
+          <w:p>
+            <w:pPr>
+              <w:spacing w:before="60" w:after="60" w:line="260" w:lineRule="exact"/>
+              <w:jc w:val="left"/>
+            </w:pPr>
+            <w:r>
+              <w:rPr>
+                <w:rFonts w:ascii="Times New Roman" w:hAnsi="Times New Roman"/>
+                <w:b w:val="0"/>
+                <w:sz w:val="20"/>
+              </w:rPr>
+              <w:t>JWT (staff)</w:t>
+            </w:r>
+          </w:p>
+        </w:tc>
+        <w:tc>
+          <w:tcPr>
+            <w:tcW w:type="dxa" w:w="3672"/>
+          </w:tcPr>
+          <w:p>
+            <w:pPr>
+              <w:spacing w:before="60" w:after="60" w:line="260" w:lineRule="exact"/>
+              <w:jc w:val="left"/>
+            </w:pPr>
+            <w:r>
+              <w:rPr>
+                <w:rFonts w:ascii="Times New Roman" w:hAnsi="Times New Roman"/>
+                <w:b w:val="0"/>
+                <w:sz w:val="20"/>
+              </w:rPr>
+              <w:t>Update progress + upload proof</w:t>
+            </w:r>
+          </w:p>
+        </w:tc>
+      </w:tr>
+      <w:tr>
+        <w:tc>
+          <w:tcPr>
+            <w:tcW w:type="dxa" w:w="936"/>
+            <w:shd w:val="clear" w:color="auto" w:fill="EBF2FA"/>
+          </w:tcPr>
+          <w:p>
+            <w:pPr>
+              <w:spacing w:before="60" w:after="60" w:line="260" w:lineRule="exact"/>
+              <w:jc w:val="left"/>
+            </w:pPr>
+            <w:r>
+              <w:rPr>
+                <w:rFonts w:ascii="Times New Roman" w:hAnsi="Times New Roman"/>
+                <w:b w:val="0"/>
+                <w:sz w:val="20"/>
+              </w:rPr>
+              <w:t>GET</w:t>
+            </w:r>
+          </w:p>
+        </w:tc>
+        <w:tc>
+          <w:tcPr>
+            <w:tcW w:type="dxa" w:w="3456"/>
+            <w:shd w:val="clear" w:color="auto" w:fill="EBF2FA"/>
+          </w:tcPr>
+          <w:p>
+            <w:pPr>
+              <w:spacing w:before="60" w:after="60" w:line="260" w:lineRule="exact"/>
+              <w:jc w:val="left"/>
+            </w:pPr>
+            <w:r>
+              <w:rPr>
+                <w:rFonts w:ascii="Times New Roman" w:hAnsi="Times New Roman"/>
+                <w:b w:val="0"/>
+                <w:sz w:val="20"/>
+              </w:rPr>
+              <w:t>/api/departments</w:t>
+            </w:r>
+          </w:p>
+        </w:tc>
+        <w:tc>
+          <w:tcPr>
+            <w:tcW w:type="dxa" w:w="1584"/>
+            <w:shd w:val="clear" w:color="auto" w:fill="EBF2FA"/>
+          </w:tcPr>
+          <w:p>
+            <w:pPr>
+              <w:spacing w:before="60" w:after="60" w:line="260" w:lineRule="exact"/>
+              <w:jc w:val="left"/>
+            </w:pPr>
+            <w:r>
+              <w:rPr>
+                <w:rFonts w:ascii="Times New Roman" w:hAnsi="Times New Roman"/>
+                <w:b w:val="0"/>
+                <w:sz w:val="20"/>
+              </w:rPr>
+              <w:t>JWT</w:t>
+            </w:r>
+          </w:p>
+        </w:tc>
+        <w:tc>
+          <w:tcPr>
+            <w:tcW w:type="dxa" w:w="3672"/>
+            <w:shd w:val="clear" w:color="auto" w:fill="EBF2FA"/>
+          </w:tcPr>
+          <w:p>
+            <w:pPr>
+              <w:spacing w:before="60" w:after="60" w:line="260" w:lineRule="exact"/>
+              <w:jc w:val="left"/>
+            </w:pPr>
+            <w:r>
+              <w:rPr>
+                <w:rFonts w:ascii="Times New Roman" w:hAnsi="Times New Roman"/>
+                <w:b w:val="0"/>
+                <w:sz w:val="20"/>
+              </w:rPr>
+              <w:t>List all departments</w:t>
+            </w:r>
+          </w:p>
+        </w:tc>
+      </w:tr>
+      <w:tr>
+        <w:tc>
+          <w:tcPr>
+            <w:tcW w:type="dxa" w:w="936"/>
+          </w:tcPr>
+          <w:p>
+            <w:pPr>
+              <w:spacing w:before="60" w:after="60" w:line="260" w:lineRule="exact"/>
+              <w:jc w:val="left"/>
+            </w:pPr>
+            <w:r>
+              <w:rPr>
+                <w:rFonts w:ascii="Times New Roman" w:hAnsi="Times New Roman"/>
+                <w:b w:val="0"/>
+                <w:sz w:val="20"/>
+              </w:rPr>
+              <w:t>GET</w:t>
+            </w:r>
+          </w:p>
+        </w:tc>
+        <w:tc>
+          <w:tcPr>
+            <w:tcW w:type="dxa" w:w="3456"/>
+          </w:tcPr>
+          <w:p>
+            <w:pPr>
+              <w:spacing w:before="60" w:after="60" w:line="260" w:lineRule="exact"/>
+              <w:jc w:val="left"/>
+            </w:pPr>
+            <w:r>
+              <w:rPr>
+                <w:rFonts w:ascii="Times New Roman" w:hAnsi="Times New Roman"/>
+                <w:b w:val="0"/>
+                <w:sz w:val="20"/>
+              </w:rPr>
+              <w:t>/api/departments/:id/staff</w:t>
+            </w:r>
+          </w:p>
+        </w:tc>
+        <w:tc>
+          <w:tcPr>
+            <w:tcW w:type="dxa" w:w="1584"/>
+          </w:tcPr>
+          <w:p>
+            <w:pPr>
+              <w:spacing w:before="60" w:after="60" w:line="260" w:lineRule="exact"/>
+              <w:jc w:val="left"/>
+            </w:pPr>
+            <w:r>
+              <w:rPr>
+                <w:rFonts w:ascii="Times New Roman" w:hAnsi="Times New Roman"/>
+                <w:b w:val="0"/>
+                <w:sz w:val="20"/>
+              </w:rPr>
+              <w:t>JWT (admin)</w:t>
+            </w:r>
+          </w:p>
+        </w:tc>
+        <w:tc>
+          <w:tcPr>
+            <w:tcW w:type="dxa" w:w="3672"/>
+          </w:tcPr>
+          <w:p>
+            <w:pPr>
+              <w:spacing w:before="60" w:after="60" w:line="260" w:lineRule="exact"/>
+              <w:jc w:val="left"/>
+            </w:pPr>
+            <w:r>
+              <w:rPr>
+                <w:rFonts w:ascii="Times New Roman" w:hAnsi="Times New Roman"/>
+                <w:b w:val="0"/>
+                <w:sz w:val="20"/>
+              </w:rPr>
+              <w:t>List staff of a department</w:t>
+            </w:r>
+          </w:p>
+        </w:tc>
+      </w:tr>
+    </w:tbl>
+    <w:p>
+      <w:pPr>
+        <w:spacing w:before="280" w:after="120" w:line="360" w:lineRule="exact"/>
+        <w:jc w:val="left"/>
+      </w:pPr>
+      <w:r>
+        <w:rPr>
+          <w:rFonts w:ascii="Times New Roman" w:hAnsi="Times New Roman"/>
+          <w:b/>
+          <w:color w:val="1F3864"/>
+          <w:sz w:val="28"/>
+        </w:rPr>
+        <w:t>6.  Features Implemented</w:t>
+      </w:r>
+    </w:p>
+    <w:p>
+      <w:pPr>
+        <w:spacing w:before="200" w:after="60" w:line="330" w:lineRule="exact"/>
+        <w:jc w:val="left"/>
+      </w:pPr>
+      <w:r>
+        <w:rPr>
+          <w:rFonts w:ascii="Times New Roman" w:hAnsi="Times New Roman"/>
+          <w:b/>
+          <w:color w:val="1E1E1E"/>
+          <w:sz w:val="25"/>
+        </w:rPr>
+        <w:t>6.1  Role-Based Authentication &amp; Authorization</w:t>
+      </w:r>
+    </w:p>
+    <w:p>
+      <w:pPr>
+        <w:pStyle w:val="ListBullet"/>
+        <w:spacing w:before="20" w:after="40" w:line="300" w:lineRule="exact"/>
+      </w:pPr>
+      <w:r>
+        <w:rPr>
+          <w:rFonts w:ascii="Times New Roman" w:hAnsi="Times New Roman"/>
+          <w:sz w:val="23"/>
+        </w:rPr>
+        <w:t>Three distinct roles — Student, Admin, Staff — each with a dedicated dashboard.</w:t>
+      </w:r>
+    </w:p>
+    <w:p>
+      <w:pPr>
+        <w:pStyle w:val="ListBullet"/>
+        <w:spacing w:before="20" w:after="40" w:line="300" w:lineRule="exact"/>
+      </w:pPr>
+      <w:r>
+        <w:rPr>
+          <w:rFonts w:ascii="Times New Roman" w:hAnsi="Times New Roman"/>
+          <w:sz w:val="23"/>
+        </w:rPr>
+        <w:t>Registration page adapts dynamically based on selected role.</w:t>
+      </w:r>
+    </w:p>
+    <w:p>
+      <w:pPr>
+        <w:pStyle w:val="ListBullet"/>
+        <w:spacing w:before="20" w:after="40" w:line="300" w:lineRule="exact"/>
+      </w:pPr>
+      <w:r>
+        <w:rPr>
+          <w:rFonts w:ascii="Times New Roman" w:hAnsi="Times New Roman"/>
+          <w:sz w:val="23"/>
+        </w:rPr>
+        <w:t>Admin registration requires a secret passcode: Admin@CampusFix2026.</w:t>
+      </w:r>
+    </w:p>
+    <w:p>
+      <w:pPr>
+        <w:pStyle w:val="ListBullet"/>
+        <w:spacing w:before="20" w:after="40" w:line="300" w:lineRule="exact"/>
+      </w:pPr>
+      <w:r>
+        <w:rPr>
+          <w:rFonts w:ascii="Times New Roman" w:hAnsi="Times New Roman"/>
+          <w:sz w:val="23"/>
+        </w:rPr>
+        <w:t>Staff must select an assigned department on registration.</w:t>
+      </w:r>
+    </w:p>
+    <w:p>
+      <w:pPr>
+        <w:pStyle w:val="ListBullet"/>
+        <w:spacing w:before="20" w:after="40" w:line="300" w:lineRule="exact"/>
+      </w:pPr>
+      <w:r>
+        <w:rPr>
+          <w:rFonts w:ascii="Times New Roman" w:hAnsi="Times New Roman"/>
+          <w:sz w:val="23"/>
+        </w:rPr>
+        <w:t>JWT token generated at login; stored in localStorage; sent with every API call.</w:t>
+      </w:r>
+    </w:p>
+    <w:p>
+      <w:pPr>
+        <w:pStyle w:val="ListBullet"/>
+        <w:spacing w:before="20" w:after="40" w:line="300" w:lineRule="exact"/>
+      </w:pPr>
+      <w:r>
+        <w:rPr>
+          <w:rFonts w:ascii="Times New Roman" w:hAnsi="Times New Roman"/>
+          <w:sz w:val="23"/>
+        </w:rPr>
+        <w:t>authMiddleware.js verifies token and enforces role permissions on every protected route.</w:t>
+      </w:r>
+    </w:p>
+    <w:p>
+      <w:pPr>
+        <w:spacing w:before="200" w:after="60" w:line="330" w:lineRule="exact"/>
+        <w:jc w:val="left"/>
+      </w:pPr>
+      <w:r>
+        <w:rPr>
+          <w:rFonts w:ascii="Times New Roman" w:hAnsi="Times New Roman"/>
+          <w:b/>
+          <w:color w:val="1E1E1E"/>
+          <w:sz w:val="25"/>
+        </w:rPr>
+        <w:t>6.2  Student Complaint Submission</w:t>
+      </w:r>
+    </w:p>
+    <w:p>
+      <w:pPr>
+        <w:pStyle w:val="ListBullet"/>
+        <w:spacing w:before="20" w:after="40" w:line="300" w:lineRule="exact"/>
+      </w:pPr>
+      <w:r>
+        <w:rPr>
+          <w:rFonts w:ascii="Times New Roman" w:hAnsi="Times New Roman"/>
+          <w:sz w:val="23"/>
+        </w:rPr>
+        <w:t>Category dropdown: Electrical, IT/Network, Plumbing, Maintenance, Equipment, Other.</w:t>
+      </w:r>
+    </w:p>
+    <w:p>
+      <w:pPr>
+        <w:pStyle w:val="ListBullet"/>
+        <w:spacing w:before="20" w:after="40" w:line="300" w:lineRule="exact"/>
+      </w:pPr>
+      <w:r>
+        <w:rPr>
+          <w:rFonts w:ascii="Times New Roman" w:hAnsi="Times New Roman"/>
+          <w:sz w:val="23"/>
+        </w:rPr>
+        <w:t>Drag &amp; Drop zone — drag a file or click-to-browse; instant image preview via FileReader.</w:t>
+      </w:r>
+    </w:p>
+    <w:p>
+      <w:pPr>
+        <w:pStyle w:val="ListBullet"/>
+        <w:spacing w:before="20" w:after="40" w:line="300" w:lineRule="exact"/>
+      </w:pPr>
+      <w:r>
+        <w:rPr>
+          <w:rFonts w:ascii="Times New Roman" w:hAnsi="Times New Roman"/>
+          <w:sz w:val="23"/>
+        </w:rPr>
+        <w:t>Geolocation button — calls navigator.geolocation.getCurrentPosition() and fills lat/lng.</w:t>
+      </w:r>
+    </w:p>
+    <w:p>
+      <w:pPr>
+        <w:pStyle w:val="ListBullet"/>
+        <w:spacing w:before="20" w:after="40" w:line="300" w:lineRule="exact"/>
+      </w:pPr>
+      <w:r>
+        <w:rPr>
+          <w:rFonts w:ascii="Times New Roman" w:hAnsi="Times New Roman"/>
+          <w:sz w:val="23"/>
+        </w:rPr>
+        <w:t>localStorage draft auto-save — restores form data on page reload.</w:t>
+      </w:r>
+    </w:p>
+    <w:p>
+      <w:pPr>
+        <w:pStyle w:val="ListBullet"/>
+        <w:spacing w:before="20" w:after="40" w:line="300" w:lineRule="exact"/>
+      </w:pPr>
+      <w:r>
+        <w:rPr>
+          <w:rFonts w:ascii="Times New Roman" w:hAnsi="Times New Roman"/>
+          <w:sz w:val="23"/>
+        </w:rPr>
+        <w:t>Image uploaded via Multer to /uploads; path stored in MongoDB.</w:t>
+      </w:r>
+    </w:p>
+    <w:p>
+      <w:pPr>
+        <w:spacing w:before="200" w:after="60" w:line="330" w:lineRule="exact"/>
+        <w:jc w:val="left"/>
+      </w:pPr>
+      <w:r>
+        <w:rPr>
+          <w:rFonts w:ascii="Times New Roman" w:hAnsi="Times New Roman"/>
+          <w:b/>
+          <w:color w:val="1E1E1E"/>
+          <w:sz w:val="25"/>
+        </w:rPr>
+        <w:t>6.3  Admin Dashboard</w:t>
+      </w:r>
+    </w:p>
+    <w:p>
+      <w:pPr>
+        <w:pStyle w:val="ListBullet"/>
+        <w:spacing w:before="20" w:after="40" w:line="300" w:lineRule="exact"/>
+      </w:pPr>
+      <w:r>
+        <w:rPr>
+          <w:rFonts w:ascii="Times New Roman" w:hAnsi="Times New Roman"/>
+          <w:sz w:val="23"/>
+        </w:rPr>
+        <w:t>Analytics cards: Total, Pending, In Progress, Resolved, Rejected counts.</w:t>
+      </w:r>
+    </w:p>
+    <w:p>
+      <w:pPr>
+        <w:pStyle w:val="ListBullet"/>
+        <w:spacing w:before="20" w:after="40" w:line="300" w:lineRule="exact"/>
+      </w:pPr>
+      <w:r>
+        <w:rPr>
+          <w:rFonts w:ascii="Times New Roman" w:hAnsi="Times New Roman"/>
+          <w:sz w:val="23"/>
+        </w:rPr>
+        <w:t>Complaint list with colour-coded status badges.</w:t>
+      </w:r>
+    </w:p>
+    <w:p>
+      <w:pPr>
+        <w:pStyle w:val="ListBullet"/>
+        <w:spacing w:before="20" w:after="40" w:line="300" w:lineRule="exact"/>
+      </w:pPr>
+      <w:r>
+        <w:rPr>
+          <w:rFonts w:ascii="Times New Roman" w:hAnsi="Times New Roman"/>
+          <w:sz w:val="23"/>
+        </w:rPr>
+        <w:t>Verify / Reject, Priority (Low → Urgent), Department, and Staff — all in one modal.</w:t>
+      </w:r>
+    </w:p>
+    <w:p>
+      <w:pPr>
+        <w:pStyle w:val="ListBullet"/>
+        <w:spacing w:before="20" w:after="40" w:line="300" w:lineRule="exact"/>
+      </w:pPr>
+      <w:r>
+        <w:rPr>
+          <w:rFonts w:ascii="Times New Roman" w:hAnsi="Times New Roman"/>
+          <w:sz w:val="23"/>
+        </w:rPr>
+        <w:t>Staff dropdown is filtered live based on selected department.</w:t>
+      </w:r>
+    </w:p>
+    <w:p>
+      <w:pPr>
+        <w:spacing w:before="200" w:after="60" w:line="330" w:lineRule="exact"/>
+        <w:jc w:val="left"/>
+      </w:pPr>
+      <w:r>
+        <w:rPr>
+          <w:rFonts w:ascii="Times New Roman" w:hAnsi="Times New Roman"/>
+          <w:b/>
+          <w:color w:val="1E1E1E"/>
+          <w:sz w:val="25"/>
+        </w:rPr>
+        <w:t>6.4  Staff Dashboard</w:t>
+      </w:r>
+    </w:p>
+    <w:p>
+      <w:pPr>
+        <w:pStyle w:val="ListBullet"/>
+        <w:spacing w:before="20" w:after="40" w:line="300" w:lineRule="exact"/>
+      </w:pPr>
+      <w:r>
+        <w:rPr>
+          <w:rFonts w:ascii="Times New Roman" w:hAnsi="Times New Roman"/>
+          <w:sz w:val="23"/>
+        </w:rPr>
+        <w:t>Shows only complaints assigned to the logged-in staff member.</w:t>
+      </w:r>
+    </w:p>
+    <w:p>
+      <w:pPr>
+        <w:pStyle w:val="ListBullet"/>
+        <w:spacing w:before="20" w:after="40" w:line="300" w:lineRule="exact"/>
+      </w:pPr>
+      <w:r>
+        <w:rPr>
+          <w:rFonts w:ascii="Times New Roman" w:hAnsi="Times New Roman"/>
+          <w:sz w:val="23"/>
+        </w:rPr>
+        <w:t>Status update modal: mark as In Progress or Resolved.</w:t>
+      </w:r>
+    </w:p>
+    <w:p>
+      <w:pPr>
+        <w:pStyle w:val="ListBullet"/>
+        <w:spacing w:before="20" w:after="40" w:line="300" w:lineRule="exact"/>
+      </w:pPr>
+      <w:r>
+        <w:rPr>
+          <w:rFonts w:ascii="Times New Roman" w:hAnsi="Times New Roman"/>
+          <w:sz w:val="23"/>
+        </w:rPr>
+        <w:t>Staff remarks text area and resolution proof photo upload.</w:t>
+      </w:r>
+    </w:p>
+    <w:p>
+      <w:pPr>
+        <w:spacing w:before="200" w:after="60" w:line="330" w:lineRule="exact"/>
+        <w:jc w:val="left"/>
+      </w:pPr>
+      <w:r>
+        <w:rPr>
+          <w:rFonts w:ascii="Times New Roman" w:hAnsi="Times New Roman"/>
+          <w:b/>
+          <w:color w:val="1E1E1E"/>
+          <w:sz w:val="25"/>
+        </w:rPr>
+        <w:t>6.5  Timeline &amp; Complaint Details</w:t>
+      </w:r>
+    </w:p>
+    <w:p>
+      <w:pPr>
+        <w:pStyle w:val="ListBullet"/>
+        <w:spacing w:before="20" w:after="40" w:line="300" w:lineRule="exact"/>
+      </w:pPr>
+      <w:r>
+        <w:rPr>
+          <w:rFonts w:ascii="Times New Roman" w:hAnsi="Times New Roman"/>
+          <w:sz w:val="23"/>
+        </w:rPr>
+        <w:t>Chronological status history: who changed what and when.</w:t>
+      </w:r>
+    </w:p>
+    <w:p>
+      <w:pPr>
+        <w:pStyle w:val="ListBullet"/>
+        <w:spacing w:before="20" w:after="40" w:line="300" w:lineRule="exact"/>
+      </w:pPr>
+      <w:r>
+        <w:rPr>
+          <w:rFonts w:ascii="Times New Roman" w:hAnsi="Times New Roman"/>
+          <w:sz w:val="23"/>
+        </w:rPr>
+        <w:t>Evidence photo and GPS coordinates displayed for each complaint.</w:t>
+      </w:r>
+    </w:p>
+    <w:p>
+      <w:pPr>
+        <w:pStyle w:val="ListBullet"/>
+        <w:spacing w:before="20" w:after="40" w:line="300" w:lineRule="exact"/>
+      </w:pPr>
+      <w:r>
+        <w:rPr>
+          <w:rFonts w:ascii="Times New Roman" w:hAnsi="Times New Roman"/>
+          <w:sz w:val="23"/>
+        </w:rPr>
+        <w:t>Resolution proof photo shown once available.</w:t>
+      </w:r>
+    </w:p>
+    <w:p>
+      <w:pPr>
+        <w:spacing w:before="200" w:after="60" w:line="330" w:lineRule="exact"/>
+        <w:jc w:val="left"/>
+      </w:pPr>
+      <w:r>
+        <w:rPr>
+          <w:rFonts w:ascii="Times New Roman" w:hAnsi="Times New Roman"/>
+          <w:b/>
+          <w:color w:val="1E1E1E"/>
+          <w:sz w:val="25"/>
+        </w:rPr>
+        <w:t>6.6  HTML5 Advanced APIs</w:t>
+      </w:r>
+    </w:p>
+    <w:p>
+      <w:pPr>
+        <w:pStyle w:val="ListBullet"/>
+        <w:spacing w:before="20" w:after="40" w:line="300" w:lineRule="exact"/>
+      </w:pPr>
+      <w:r>
+        <w:rPr>
+          <w:rFonts w:ascii="Times New Roman" w:hAnsi="Times New Roman"/>
+          <w:sz w:val="23"/>
+        </w:rPr>
+        <w:t>Drag &amp; Drop API (drag-drop.js) — dragover, dragleave, drop events; DataTransfer; FileReader.</w:t>
+      </w:r>
+    </w:p>
+    <w:p>
+      <w:pPr>
+        <w:pStyle w:val="ListBullet"/>
+        <w:spacing w:before="20" w:after="40" w:line="300" w:lineRule="exact"/>
+      </w:pPr>
+      <w:r>
+        <w:rPr>
+          <w:rFonts w:ascii="Times New Roman" w:hAnsi="Times New Roman"/>
+          <w:sz w:val="23"/>
+        </w:rPr>
+        <w:t>Geolocation API (geo.js) — navigator.geolocation with full error handling.</w:t>
+      </w:r>
+    </w:p>
+    <w:p>
+      <w:pPr>
+        <w:pStyle w:val="ListBullet"/>
+        <w:spacing w:before="20" w:after="40" w:line="300" w:lineRule="exact"/>
+      </w:pPr>
+      <w:r>
+        <w:rPr>
+          <w:rFonts w:ascii="Times New Roman" w:hAnsi="Times New Roman"/>
+          <w:sz w:val="23"/>
+        </w:rPr>
+        <w:t>localStorage (student.js, auth.js) — JWT session persistence; draft auto-save.</w:t>
+      </w:r>
+    </w:p>
+    <w:p>
+      <w:pPr>
+        <w:spacing w:before="280" w:after="120" w:line="360" w:lineRule="exact"/>
+        <w:jc w:val="left"/>
+      </w:pPr>
+      <w:r>
+        <w:rPr>
+          <w:rFonts w:ascii="Times New Roman" w:hAnsi="Times New Roman"/>
+          <w:b/>
+          <w:color w:val="1F3864"/>
+          <w:sz w:val="28"/>
+        </w:rPr>
+        <w:t>7.  How to Run the Project</w:t>
+      </w:r>
+    </w:p>
+    <w:p>
+      <w:pPr>
+        <w:spacing w:before="80" w:after="60" w:line="330" w:lineRule="exact"/>
+        <w:jc w:val="left"/>
+      </w:pPr>
+      <w:r>
+        <w:rPr>
+          <w:rFonts w:ascii="Times New Roman" w:hAnsi="Times New Roman"/>
+          <w:b/>
+          <w:color w:val="1E1E1E"/>
+          <w:sz w:val="25"/>
+        </w:rPr>
+        <w:t>Prerequisites</w:t>
+      </w:r>
+    </w:p>
+    <w:p>
+      <w:pPr>
+        <w:pStyle w:val="ListBullet"/>
+        <w:spacing w:before="20" w:after="40" w:line="300" w:lineRule="exact"/>
+      </w:pPr>
+      <w:r>
+        <w:rPr>
+          <w:rFonts w:ascii="Times New Roman" w:hAnsi="Times New Roman"/>
+          <w:sz w:val="23"/>
+        </w:rPr>
+        <w:t>Node.js v16 or above installed.</w:t>
+      </w:r>
+    </w:p>
+    <w:p>
+      <w:pPr>
+        <w:pStyle w:val="ListBullet"/>
+        <w:spacing w:before="20" w:after="40" w:line="300" w:lineRule="exact"/>
+      </w:pPr>
+      <w:r>
+        <w:rPr>
+          <w:rFonts w:ascii="Times New Roman" w:hAnsi="Times New Roman"/>
+          <w:sz w:val="23"/>
+        </w:rPr>
+        <w:t>MongoDB running locally on port 27017  — OR — a MongoDB Atlas URI in .env.</w:t>
+      </w:r>
+    </w:p>
+    <w:p>
+      <w:pPr>
+        <w:spacing w:before="160" w:after="60" w:line="330" w:lineRule="exact"/>
+        <w:jc w:val="left"/>
+      </w:pPr>
+      <w:r>
+        <w:rPr>
+          <w:rFonts w:ascii="Times New Roman" w:hAnsi="Times New Roman"/>
+          <w:b/>
+          <w:color w:val="1E1E1E"/>
+          <w:sz w:val="25"/>
+        </w:rPr>
+        <w:t>Steps</w:t>
+      </w:r>
+    </w:p>
+    <w:p>
+      <w:pPr>
+        <w:pStyle w:val="ListNumber"/>
+        <w:spacing w:before="20" w:after="40" w:line="300" w:lineRule="exact"/>
+      </w:pPr>
+      <w:r>
+        <w:rPr>
+          <w:rFonts w:ascii="Times New Roman" w:hAnsi="Times New Roman"/>
+          <w:sz w:val="23"/>
+        </w:rPr>
+        <w:t>Open a terminal in the project root folder.</w:t>
+      </w:r>
+    </w:p>
+    <w:p>
+      <w:pPr>
+        <w:pStyle w:val="ListNumber"/>
+        <w:spacing w:before="20" w:after="40" w:line="300" w:lineRule="exact"/>
+      </w:pPr>
+      <w:r>
+        <w:rPr>
+          <w:rFonts w:ascii="Times New Roman" w:hAnsi="Times New Roman"/>
+          <w:sz w:val="23"/>
+        </w:rPr>
+        <w:t>Run  npm install  to install all dependencies.</w:t>
+      </w:r>
+    </w:p>
+    <w:p>
+      <w:pPr>
+        <w:pStyle w:val="ListNumber"/>
+        <w:spacing w:before="20" w:after="40" w:line="300" w:lineRule="exact"/>
+      </w:pPr>
+      <w:r>
+        <w:rPr>
+          <w:rFonts w:ascii="Times New Roman" w:hAnsi="Times New Roman"/>
+          <w:sz w:val="23"/>
+        </w:rPr>
+        <w:t>Optionally run  npm run seed  to load demo accounts and sample complaints.</w:t>
+      </w:r>
+    </w:p>
+    <w:p>
+      <w:pPr>
+        <w:pStyle w:val="ListNumber"/>
+        <w:spacing w:before="20" w:after="40" w:line="300" w:lineRule="exact"/>
+      </w:pPr>
+      <w:r>
+        <w:rPr>
+          <w:rFonts w:ascii="Times New Roman" w:hAnsi="Times New Roman"/>
+          <w:sz w:val="23"/>
+        </w:rPr>
+        <w:t>Start the server:  npm start</w:t>
+      </w:r>
+    </w:p>
+    <w:p>
+      <w:pPr>
+        <w:pStyle w:val="ListNumber"/>
+        <w:spacing w:before="20" w:after="40" w:line="300" w:lineRule="exact"/>
+      </w:pPr>
+      <w:r>
+        <w:rPr>
+          <w:rFonts w:ascii="Times New Roman" w:hAnsi="Times New Roman"/>
+          <w:sz w:val="23"/>
+        </w:rPr>
+        <w:t>Open a browser and go to  http://localhost:5000</w:t>
+      </w:r>
+    </w:p>
+    <w:p>
+      <w:pPr>
+        <w:spacing w:before="200" w:after="100" w:line="330" w:lineRule="exact"/>
+        <w:jc w:val="left"/>
+      </w:pPr>
+      <w:r>
+        <w:rPr>
+          <w:rFonts w:ascii="Times New Roman" w:hAnsi="Times New Roman"/>
+          <w:b/>
+          <w:color w:val="1E1E1E"/>
+          <w:sz w:val="25"/>
+        </w:rPr>
+        <w:t>Demo Login Credentials (Pre-seeded)</w:t>
+      </w:r>
+    </w:p>
+    <w:tbl>
+      <w:tblPr>
+        <w:tblStyle w:val="TableGrid"/>
+        <w:tblW w:type="auto" w:w="0"/>
+        <w:jc w:val="left"/>
+        <w:tblLook w:firstColumn="1" w:firstRow="1" w:lastColumn="0" w:lastRow="0" w:noHBand="0" w:noVBand="1" w:val="04A0"/>
+      </w:tblPr>
+      <w:tblGrid>
+        <w:gridCol w:w="3024"/>
+        <w:gridCol w:w="3024"/>
+        <w:gridCol w:w="3024"/>
       </w:tblGrid>
       <w:tr>
         <w:tc>
@@ -440,62 +4407,59 @@
           </w:tcPr>
           <w:p>
             <w:pPr>
-              <w:spacing w:before="60" w:after="60"/>
+              <w:spacing w:before="60" w:after="60" w:line="260" w:lineRule="exact"/>
               <w:jc w:val="left"/>
             </w:pPr>
             <w:r>
               <w:rPr>
                 <w:rFonts w:ascii="Times New Roman" w:hAnsi="Times New Roman"/>
                 <w:b/>
-                <w:i w:val="0"/>
                 <w:color w:val="FFFFFF"/>
-                <w:sz w:val="22"/>
+                <w:sz w:val="21"/>
               </w:rPr>
-              <w:t>Layer</w:t>
+              <w:t>Role</w:t>
             </w:r>
           </w:p>
         </w:tc>
         <w:tc>
           <w:tcPr>
-            <w:tcW w:type="dxa" w:w="3744"/>
+            <w:tcW w:type="dxa" w:w="3600"/>
             <w:shd w:val="clear" w:color="auto" w:fill="1F3864"/>
           </w:tcPr>
           <w:p>
             <w:pPr>
-              <w:spacing w:before="60" w:after="60"/>
+              <w:spacing w:before="60" w:after="60" w:line="260" w:lineRule="exact"/>
               <w:jc w:val="left"/>
             </w:pPr>
             <w:r>
               <w:rPr>
                 <w:rFonts w:ascii="Times New Roman" w:hAnsi="Times New Roman"/>
                 <w:b/>
-                <w:i w:val="0"/>
                 <w:color w:val="FFFFFF"/>
-                <w:sz w:val="22"/>
+                <w:sz w:val="21"/>
               </w:rPr>
-              <w:t>Technology / Tool</w:t>
+              <w:t>Email</w:t>
             </w:r>
           </w:p>
         </w:tc>
         <w:tc>
           <w:tcPr>
-            <w:tcW w:type="dxa" w:w="3744"/>
+            <w:tcW w:type="dxa" w:w="2160"/>
             <w:shd w:val="clear" w:color="auto" w:fill="1F3864"/>
           </w:tcPr>
           <w:p>
             <w:pPr>
-              <w:spacing w:before="60" w:after="60"/>
+              <w:spacing w:before="60" w:after="60" w:line="260" w:lineRule="exact"/>
               <w:jc w:val="left"/>
             </w:pPr>
             <w:r>
               <w:rPr>
                 <w:rFonts w:ascii="Times New Roman" w:hAnsi="Times New Roman"/>
                 <w:b/>
-                <w:i w:val="0"/>
                 <w:color w:val="FFFFFF"/>
-                <w:sz w:val="22"/>
+                <w:sz w:val="21"/>
               </w:rPr>
-              <w:t>Purpose</w:t>
+              <w:t>Password</w:t>
             </w:r>
           </w:p>
         </w:tc>
@@ -507,57 +4471,54 @@
           </w:tcPr>
           <w:p>
             <w:pPr>
-              <w:spacing w:before="60" w:after="60"/>
+              <w:spacing w:before="60" w:after="60" w:line="260" w:lineRule="exact"/>
               <w:jc w:val="left"/>
             </w:pPr>
             <w:r>
               <w:rPr>
                 <w:rFonts w:ascii="Times New Roman" w:hAnsi="Times New Roman"/>
                 <w:b w:val="0"/>
-                <w:i w:val="0"/>
-                <w:sz w:val="22"/>
+                <w:sz w:val="20"/>
               </w:rPr>
-              <w:t>Backend Runtime</w:t>
+              <w:t>Student</w:t>
             </w:r>
           </w:p>
         </w:tc>
         <w:tc>
           <w:tcPr>
-            <w:tcW w:type="dxa" w:w="3744"/>
+            <w:tcW w:type="dxa" w:w="3600"/>
           </w:tcPr>
           <w:p>
             <w:pPr>
-              <w:spacing w:before="60" w:after="60"/>
+              <w:spacing w:before="60" w:after="60" w:line="260" w:lineRule="exact"/>
               <w:jc w:val="left"/>
             </w:pPr>
             <w:r>
               <w:rPr>
                 <w:rFonts w:ascii="Times New Roman" w:hAnsi="Times New Roman"/>
                 <w:b w:val="0"/>
-                <w:i w:val="0"/>
-                <w:sz w:val="22"/>
+                <w:sz w:val="20"/>
               </w:rPr>
-              <w:t>Node.js + Express.js</w:t>
+              <w:t>student@campusfix.edu</w:t>
             </w:r>
           </w:p>
         </w:tc>
         <w:tc>
           <w:tcPr>
-            <w:tcW w:type="dxa" w:w="3744"/>
+            <w:tcW w:type="dxa" w:w="2160"/>
           </w:tcPr>
           <w:p>
             <w:pPr>
-              <w:spacing w:before="60" w:after="60"/>
+              <w:spacing w:before="60" w:after="60" w:line="260" w:lineRule="exact"/>
               <w:jc w:val="left"/>
             </w:pPr>
             <w:r>
               <w:rPr>
                 <w:rFonts w:ascii="Times New Roman" w:hAnsi="Times New Roman"/>
                 <w:b w:val="0"/>
-                <w:i w:val="0"/>
-                <w:sz w:val="22"/>
+                <w:sz w:val="20"/>
               </w:rPr>
-              <w:t>REST API server, route handling, middleware</w:t>
+              <w:t>student123</w:t>
             </w:r>
           </w:p>
         </w:tc>
@@ -570,59 +4531,56 @@
           </w:tcPr>
           <w:p>
             <w:pPr>
-              <w:spacing w:before="60" w:after="60"/>
+              <w:spacing w:before="60" w:after="60" w:line="260" w:lineRule="exact"/>
               <w:jc w:val="left"/>
             </w:pPr>
             <w:r>
               <w:rPr>
                 <w:rFonts w:ascii="Times New Roman" w:hAnsi="Times New Roman"/>
                 <w:b w:val="0"/>
-                <w:i w:val="0"/>
-                <w:sz w:val="22"/>
+                <w:sz w:val="20"/>
               </w:rPr>
-              <w:t>Database</w:t>
+              <w:t>Admin</w:t>
             </w:r>
           </w:p>
         </w:tc>
         <w:tc>
           <w:tcPr>
-            <w:tcW w:type="dxa" w:w="3744"/>
+            <w:tcW w:type="dxa" w:w="3600"/>
             <w:shd w:val="clear" w:color="auto" w:fill="EBF2FA"/>
           </w:tcPr>
           <w:p>
             <w:pPr>
-              <w:spacing w:before="60" w:after="60"/>
+              <w:spacing w:before="60" w:after="60" w:line="260" w:lineRule="exact"/>
               <w:jc w:val="left"/>
             </w:pPr>
             <w:r>
               <w:rPr>
                 <w:rFonts w:ascii="Times New Roman" w:hAnsi="Times New Roman"/>
                 <w:b w:val="0"/>
-                <w:i w:val="0"/>
-                <w:sz w:val="22"/>
+                <w:sz w:val="20"/>
               </w:rPr>
-              <w:t>MongoDB + Mongoose ODM</w:t>
+              <w:t>admin@campusfix.edu</w:t>
             </w:r>
           </w:p>
         </w:tc>
         <w:tc>
           <w:tcPr>
-            <w:tcW w:type="dxa" w:w="3744"/>
+            <w:tcW w:type="dxa" w:w="2160"/>
             <w:shd w:val="clear" w:color="auto" w:fill="EBF2FA"/>
           </w:tcPr>
           <w:p>
             <w:pPr>
-              <w:spacing w:before="60" w:after="60"/>
+              <w:spacing w:before="60" w:after="60" w:line="260" w:lineRule="exact"/>
               <w:jc w:val="left"/>
             </w:pPr>
             <w:r>
               <w:rPr>
                 <w:rFonts w:ascii="Times New Roman" w:hAnsi="Times New Roman"/>
                 <w:b w:val="0"/>
-                <w:i w:val="0"/>
-                <w:sz w:val="22"/>
+                <w:sz w:val="20"/>
               </w:rPr>
-              <w:t>NoSQL document storage, schema validation</w:t>
+              <w:t>admin123</w:t>
             </w:r>
           </w:p>
         </w:tc>
@@ -634,57 +4592,54 @@
           </w:tcPr>
           <w:p>
             <w:pPr>
-              <w:spacing w:before="60" w:after="60"/>
+              <w:spacing w:before="60" w:after="60" w:line="260" w:lineRule="exact"/>
               <w:jc w:val="left"/>
             </w:pPr>
             <w:r>
               <w:rPr>
                 <w:rFonts w:ascii="Times New Roman" w:hAnsi="Times New Roman"/>
                 <w:b w:val="0"/>
-                <w:i w:val="0"/>
-                <w:sz w:val="22"/>
+                <w:sz w:val="20"/>
               </w:rPr>
-              <w:t>Authentication</w:t>
+              <w:t>Staff (Electrical)</w:t>
             </w:r>
           </w:p>
         </w:tc>
         <w:tc>
           <w:tcPr>
-            <w:tcW w:type="dxa" w:w="3744"/>
+            <w:tcW w:type="dxa" w:w="3600"/>
           </w:tcPr>
           <w:p>
             <w:pPr>
-              <w:spacing w:before="60" w:after="60"/>
+              <w:spacing w:before="60" w:after="60" w:line="260" w:lineRule="exact"/>
               <w:jc w:val="left"/>
             </w:pPr>
             <w:r>
               <w:rPr>
                 <w:rFonts w:ascii="Times New Roman" w:hAnsi="Times New Roman"/>
                 <w:b w:val="0"/>
-                <w:i w:val="0"/>
-                <w:sz w:val="22"/>
+                <w:sz w:val="20"/>
               </w:rPr>
-              <w:t>JSON Web Token (JWT) + bcrypt.js</w:t>
+              <w:t>staff.elec@campusfix.edu</w:t>
             </w:r>
           </w:p>
         </w:tc>
         <w:tc>
           <w:tcPr>
-            <w:tcW w:type="dxa" w:w="3744"/>
+            <w:tcW w:type="dxa" w:w="2160"/>
           </w:tcPr>
           <w:p>
             <w:pPr>
-              <w:spacing w:before="60" w:after="60"/>
+              <w:spacing w:before="60" w:after="60" w:line="260" w:lineRule="exact"/>
               <w:jc w:val="left"/>
             </w:pPr>
             <w:r>
               <w:rPr>
                 <w:rFonts w:ascii="Times New Roman" w:hAnsi="Times New Roman"/>
                 <w:b w:val="0"/>
-                <w:i w:val="0"/>
-                <w:sz w:val="22"/>
+                <w:sz w:val="20"/>
               </w:rPr>
-              <w:t>Secure token-based login &amp; password hashing</w:t>
+              <w:t>staff123</w:t>
             </w:r>
           </w:p>
         </w:tc>
@@ -697,4157 +4652,14 @@
           </w:tcPr>
           <w:p>
             <w:pPr>
-              <w:spacing w:before="60" w:after="60"/>
+              <w:spacing w:before="60" w:after="60" w:line="260" w:lineRule="exact"/>
               <w:jc w:val="left"/>
             </w:pPr>
             <w:r>
               <w:rPr>
                 <w:rFonts w:ascii="Times New Roman" w:hAnsi="Times New Roman"/>
                 <w:b w:val="0"/>
-                <w:i w:val="0"/>
-                <w:sz w:val="22"/>
-              </w:rPr>
-              <w:t>File Upload</w:t>
-            </w:r>
-          </w:p>
-        </w:tc>
-        <w:tc>
-          <w:tcPr>
-            <w:tcW w:type="dxa" w:w="3744"/>
-            <w:shd w:val="clear" w:color="auto" w:fill="EBF2FA"/>
-          </w:tcPr>
-          <w:p>
-            <w:pPr>
-              <w:spacing w:before="60" w:after="60"/>
-              <w:jc w:val="left"/>
-            </w:pPr>
-            <w:r>
-              <w:rPr>
-                <w:rFonts w:ascii="Times New Roman" w:hAnsi="Times New Roman"/>
-                <w:b w:val="0"/>
-                <w:i w:val="0"/>
-                <w:sz w:val="22"/>
-              </w:rPr>
-              <w:t>Multer (Node.js middleware)</w:t>
-            </w:r>
-          </w:p>
-        </w:tc>
-        <w:tc>
-          <w:tcPr>
-            <w:tcW w:type="dxa" w:w="3744"/>
-            <w:shd w:val="clear" w:color="auto" w:fill="EBF2FA"/>
-          </w:tcPr>
-          <w:p>
-            <w:pPr>
-              <w:spacing w:before="60" w:after="60"/>
-              <w:jc w:val="left"/>
-            </w:pPr>
-            <w:r>
-              <w:rPr>
-                <w:rFonts w:ascii="Times New Roman" w:hAnsi="Times New Roman"/>
-                <w:b w:val="0"/>
-                <w:i w:val="0"/>
-                <w:sz w:val="22"/>
-              </w:rPr>
-              <w:t>Multipart form-data image uploads (≤ 5 MB)</w:t>
-            </w:r>
-          </w:p>
-        </w:tc>
-      </w:tr>
-      <w:tr>
-        <w:tc>
-          <w:tcPr>
-            <w:tcW w:type="dxa" w:w="2304"/>
-          </w:tcPr>
-          <w:p>
-            <w:pPr>
-              <w:spacing w:before="60" w:after="60"/>
-              <w:jc w:val="left"/>
-            </w:pPr>
-            <w:r>
-              <w:rPr>
-                <w:rFonts w:ascii="Times New Roman" w:hAnsi="Times New Roman"/>
-                <w:b w:val="0"/>
-                <w:i w:val="0"/>
-                <w:sz w:val="22"/>
-              </w:rPr>
-              <w:t>Frontend</w:t>
-            </w:r>
-          </w:p>
-        </w:tc>
-        <w:tc>
-          <w:tcPr>
-            <w:tcW w:type="dxa" w:w="3744"/>
-          </w:tcPr>
-          <w:p>
-            <w:pPr>
-              <w:spacing w:before="60" w:after="60"/>
-              <w:jc w:val="left"/>
-            </w:pPr>
-            <w:r>
-              <w:rPr>
-                <w:rFonts w:ascii="Times New Roman" w:hAnsi="Times New Roman"/>
-                <w:b w:val="0"/>
-                <w:i w:val="0"/>
-                <w:sz w:val="22"/>
-              </w:rPr>
-              <w:t>Vanilla HTML5, CSS3, JavaScript (ES6+)</w:t>
-            </w:r>
-          </w:p>
-        </w:tc>
-        <w:tc>
-          <w:tcPr>
-            <w:tcW w:type="dxa" w:w="3744"/>
-          </w:tcPr>
-          <w:p>
-            <w:pPr>
-              <w:spacing w:before="60" w:after="60"/>
-              <w:jc w:val="left"/>
-            </w:pPr>
-            <w:r>
-              <w:rPr>
-                <w:rFonts w:ascii="Times New Roman" w:hAnsi="Times New Roman"/>
-                <w:b w:val="0"/>
-                <w:i w:val="0"/>
-                <w:sz w:val="22"/>
-              </w:rPr>
-              <w:t>No framework, pure client-side rendering</w:t>
-            </w:r>
-          </w:p>
-        </w:tc>
-      </w:tr>
-      <w:tr>
-        <w:tc>
-          <w:tcPr>
-            <w:tcW w:type="dxa" w:w="2304"/>
-            <w:shd w:val="clear" w:color="auto" w:fill="EBF2FA"/>
-          </w:tcPr>
-          <w:p>
-            <w:pPr>
-              <w:spacing w:before="60" w:after="60"/>
-              <w:jc w:val="left"/>
-            </w:pPr>
-            <w:r>
-              <w:rPr>
-                <w:rFonts w:ascii="Times New Roman" w:hAnsi="Times New Roman"/>
-                <w:b w:val="0"/>
-                <w:i w:val="0"/>
-                <w:sz w:val="22"/>
-              </w:rPr>
-              <w:t>Browser APIs</w:t>
-            </w:r>
-          </w:p>
-        </w:tc>
-        <w:tc>
-          <w:tcPr>
-            <w:tcW w:type="dxa" w:w="3744"/>
-            <w:shd w:val="clear" w:color="auto" w:fill="EBF2FA"/>
-          </w:tcPr>
-          <w:p>
-            <w:pPr>
-              <w:spacing w:before="60" w:after="60"/>
-              <w:jc w:val="left"/>
-            </w:pPr>
-            <w:r>
-              <w:rPr>
-                <w:rFonts w:ascii="Times New Roman" w:hAnsi="Times New Roman"/>
-                <w:b w:val="0"/>
-                <w:i w:val="0"/>
-                <w:sz w:val="22"/>
-              </w:rPr>
-              <w:t>Drag &amp; Drop API, Geolocation API, localStorage</w:t>
-            </w:r>
-          </w:p>
-        </w:tc>
-        <w:tc>
-          <w:tcPr>
-            <w:tcW w:type="dxa" w:w="3744"/>
-            <w:shd w:val="clear" w:color="auto" w:fill="EBF2FA"/>
-          </w:tcPr>
-          <w:p>
-            <w:pPr>
-              <w:spacing w:before="60" w:after="60"/>
-              <w:jc w:val="left"/>
-            </w:pPr>
-            <w:r>
-              <w:rPr>
-                <w:rFonts w:ascii="Times New Roman" w:hAnsi="Times New Roman"/>
-                <w:b w:val="0"/>
-                <w:i w:val="0"/>
-                <w:sz w:val="22"/>
-              </w:rPr>
-              <w:t>File input, GPS capture, session storage</w:t>
-            </w:r>
-          </w:p>
-        </w:tc>
-      </w:tr>
-      <w:tr>
-        <w:tc>
-          <w:tcPr>
-            <w:tcW w:type="dxa" w:w="2304"/>
-          </w:tcPr>
-          <w:p>
-            <w:pPr>
-              <w:spacing w:before="60" w:after="60"/>
-              <w:jc w:val="left"/>
-            </w:pPr>
-            <w:r>
-              <w:rPr>
-                <w:rFonts w:ascii="Times New Roman" w:hAnsi="Times New Roman"/>
-                <w:b w:val="0"/>
-                <w:i w:val="0"/>
-                <w:sz w:val="22"/>
-              </w:rPr>
-              <w:t>Environment</w:t>
-            </w:r>
-          </w:p>
-        </w:tc>
-        <w:tc>
-          <w:tcPr>
-            <w:tcW w:type="dxa" w:w="3744"/>
-          </w:tcPr>
-          <w:p>
-            <w:pPr>
-              <w:spacing w:before="60" w:after="60"/>
-              <w:jc w:val="left"/>
-            </w:pPr>
-            <w:r>
-              <w:rPr>
-                <w:rFonts w:ascii="Times New Roman" w:hAnsi="Times New Roman"/>
-                <w:b w:val="0"/>
-                <w:i w:val="0"/>
-                <w:sz w:val="22"/>
-              </w:rPr>
-              <w:t>dotenv</w:t>
-            </w:r>
-          </w:p>
-        </w:tc>
-        <w:tc>
-          <w:tcPr>
-            <w:tcW w:type="dxa" w:w="3744"/>
-          </w:tcPr>
-          <w:p>
-            <w:pPr>
-              <w:spacing w:before="60" w:after="60"/>
-              <w:jc w:val="left"/>
-            </w:pPr>
-            <w:r>
-              <w:rPr>
-                <w:rFonts w:ascii="Times New Roman" w:hAnsi="Times New Roman"/>
-                <w:b w:val="0"/>
-                <w:i w:val="0"/>
-                <w:sz w:val="22"/>
-              </w:rPr>
-              <w:t>Secure environment variable management</w:t>
-            </w:r>
-          </w:p>
-        </w:tc>
-      </w:tr>
-      <w:tr>
-        <w:tc>
-          <w:tcPr>
-            <w:tcW w:type="dxa" w:w="2304"/>
-            <w:shd w:val="clear" w:color="auto" w:fill="EBF2FA"/>
-          </w:tcPr>
-          <w:p>
-            <w:pPr>
-              <w:spacing w:before="60" w:after="60"/>
-              <w:jc w:val="left"/>
-            </w:pPr>
-            <w:r>
-              <w:rPr>
-                <w:rFonts w:ascii="Times New Roman" w:hAnsi="Times New Roman"/>
-                <w:b w:val="0"/>
-                <w:i w:val="0"/>
-                <w:sz w:val="22"/>
-              </w:rPr>
-              <w:t>Version Control</w:t>
-            </w:r>
-          </w:p>
-        </w:tc>
-        <w:tc>
-          <w:tcPr>
-            <w:tcW w:type="dxa" w:w="3744"/>
-            <w:shd w:val="clear" w:color="auto" w:fill="EBF2FA"/>
-          </w:tcPr>
-          <w:p>
-            <w:pPr>
-              <w:spacing w:before="60" w:after="60"/>
-              <w:jc w:val="left"/>
-            </w:pPr>
-            <w:r>
-              <w:rPr>
-                <w:rFonts w:ascii="Times New Roman" w:hAnsi="Times New Roman"/>
-                <w:b w:val="0"/>
-                <w:i w:val="0"/>
-                <w:sz w:val="22"/>
-              </w:rPr>
-              <w:t>Git + GitHub</w:t>
-            </w:r>
-          </w:p>
-        </w:tc>
-        <w:tc>
-          <w:tcPr>
-            <w:tcW w:type="dxa" w:w="3744"/>
-            <w:shd w:val="clear" w:color="auto" w:fill="EBF2FA"/>
-          </w:tcPr>
-          <w:p>
-            <w:pPr>
-              <w:spacing w:before="60" w:after="60"/>
-              <w:jc w:val="left"/>
-            </w:pPr>
-            <w:r>
-              <w:rPr>
-                <w:rFonts w:ascii="Times New Roman" w:hAnsi="Times New Roman"/>
-                <w:b w:val="0"/>
-                <w:i w:val="0"/>
-                <w:sz w:val="22"/>
-              </w:rPr>
-              <w:t>Source code versioning and collaboration</w:t>
-            </w:r>
-          </w:p>
-        </w:tc>
-      </w:tr>
-      <w:tr>
-        <w:tc>
-          <w:tcPr>
-            <w:tcW w:type="dxa" w:w="2304"/>
-          </w:tcPr>
-          <w:p>
-            <w:pPr>
-              <w:spacing w:before="60" w:after="60"/>
-              <w:jc w:val="left"/>
-            </w:pPr>
-            <w:r>
-              <w:rPr>
-                <w:rFonts w:ascii="Times New Roman" w:hAnsi="Times New Roman"/>
-                <w:b w:val="0"/>
-                <w:i w:val="0"/>
-                <w:sz w:val="22"/>
-              </w:rPr>
-              <w:t>Dev Tools</w:t>
-            </w:r>
-          </w:p>
-        </w:tc>
-        <w:tc>
-          <w:tcPr>
-            <w:tcW w:type="dxa" w:w="3744"/>
-          </w:tcPr>
-          <w:p>
-            <w:pPr>
-              <w:spacing w:before="60" w:after="60"/>
-              <w:jc w:val="left"/>
-            </w:pPr>
-            <w:r>
-              <w:rPr>
-                <w:rFonts w:ascii="Times New Roman" w:hAnsi="Times New Roman"/>
-                <w:b w:val="0"/>
-                <w:i w:val="0"/>
-                <w:sz w:val="22"/>
-              </w:rPr>
-              <w:t>VS Code, Postman, MongoDB Compass</w:t>
-            </w:r>
-          </w:p>
-        </w:tc>
-        <w:tc>
-          <w:tcPr>
-            <w:tcW w:type="dxa" w:w="3744"/>
-          </w:tcPr>
-          <w:p>
-            <w:pPr>
-              <w:spacing w:before="60" w:after="60"/>
-              <w:jc w:val="left"/>
-            </w:pPr>
-            <w:r>
-              <w:rPr>
-                <w:rFonts w:ascii="Times New Roman" w:hAnsi="Times New Roman"/>
-                <w:b w:val="0"/>
-                <w:i w:val="0"/>
-                <w:sz w:val="22"/>
-              </w:rPr>
-              <w:t>Development, API testing, DB inspection</w:t>
-            </w:r>
-          </w:p>
-        </w:tc>
-      </w:tr>
-    </w:tbl>
-    <w:p>
-      <w:r>
-        <w:br w:type="page"/>
-      </w:r>
-    </w:p>
-    <w:p>
-      <w:pPr>
-        <w:spacing w:before="120" w:after="120"/>
-        <w:jc w:val="left"/>
-      </w:pPr>
-      <w:r>
-        <w:rPr>
-          <w:rFonts w:ascii="Times New Roman" w:hAnsi="Times New Roman"/>
-          <w:b/>
-          <w:i w:val="0"/>
-          <w:color w:val="1F3864"/>
-          <w:sz w:val="30"/>
-        </w:rPr>
-        <w:t>3. Project Folder Structure</w:t>
-      </w:r>
-    </w:p>
-    <w:p>
-      <w:pPr>
-        <w:spacing w:before="80" w:after="80"/>
-      </w:pPr>
-      <w:r>
-        <w:rPr>
-          <w:rFonts w:ascii="Courier New" w:hAnsi="Courier New"/>
-          <w:b w:val="0"/>
-          <w:i w:val="0"/>
-          <w:sz w:val="18"/>
-        </w:rPr>
-        <w:t>root/</w:t>
-        <w:br/>
-        <w:t>├── package.json               # NPM dependencies (Express, Mongoose, JWT, Multer, Bcrypt)</w:t>
-        <w:br/>
-        <w:t>├── .env.example               # Environment variable template</w:t>
-        <w:br/>
-        <w:t>├── README.md                  # Setup guide &amp; viva notes</w:t>
-        <w:br/>
-        <w:t>├── uploads/                   # Stored evidence &amp; resolution proof images</w:t>
-        <w:br/>
-        <w:t>├── backend/</w:t>
-        <w:br/>
-        <w:t>│   ├── server.js              # Express entry point, static serving &amp; auto-seed</w:t>
-        <w:br/>
-        <w:t>│   ├── config/</w:t>
-        <w:br/>
-        <w:t>│   │   └── db.js              # MongoDB Mongoose connection</w:t>
-        <w:br/>
-        <w:t>│   ├── models/</w:t>
-        <w:br/>
-        <w:t>│   │   ├── User.js            # User schema (student | admin | staff)</w:t>
-        <w:br/>
-        <w:t>│   │   ├── Department.js      # Department schema</w:t>
-        <w:br/>
-        <w:t>│   │   └── Complaint.js       # Complaint schema with GPS &amp; timeline</w:t>
-        <w:br/>
-        <w:t>│   ├── controllers/</w:t>
-        <w:br/>
-        <w:t>│   │   ├── authController.js  # Register, login, profile handlers</w:t>
-        <w:br/>
-        <w:t>│   │   ├── complaintController.js  # CRUD, verify, assign, staff update</w:t>
-        <w:br/>
-        <w:t>│   │   └── departmentController.js # Department &amp; staff listing</w:t>
-        <w:br/>
-        <w:t>│   ├── middleware/</w:t>
-        <w:br/>
-        <w:t>│   │   ├── authMiddleware.js  # JWT verify &amp; role-based authorize()</w:t>
-        <w:br/>
-        <w:t>│   │   └── uploadMiddleware.js# Multer image config (&lt; 5 MB, image/* only)</w:t>
-        <w:br/>
-        <w:t>│   └── routes/</w:t>
-        <w:br/>
-        <w:t>│       ├── authRoutes.js      # /api/auth  endpoints</w:t>
-        <w:br/>
-        <w:t>│       ├── complaintRoutes.js # /api/complaints  endpoints</w:t>
-        <w:br/>
-        <w:t>│       └── departmentRoutes.js# /api/departments endpoints</w:t>
-        <w:br/>
-        <w:t>└── frontend/</w:t>
-        <w:br/>
-        <w:t xml:space="preserve">    ├── index.html             # Landing page</w:t>
-        <w:br/>
-        <w:t xml:space="preserve">    ├── login.html             # Login page with demo auto-fill</w:t>
-        <w:br/>
-        <w:t xml:space="preserve">    ├── register.html          # Role-based registration</w:t>
-        <w:br/>
-        <w:t xml:space="preserve">    ├── student-dashboard.html # Complaint list &amp; stats</w:t>
-        <w:br/>
-        <w:t xml:space="preserve">    ├── submit-complaint.html  # Drag &amp; Drop + Geolocation form</w:t>
-        <w:br/>
-        <w:t xml:space="preserve">    ├── complaint-details.html # Timeline &amp; proof viewer</w:t>
-        <w:br/>
-        <w:t xml:space="preserve">    ├── admin-dashboard.html   # Admin analytics &amp; assignment modal</w:t>
-        <w:br/>
-        <w:t xml:space="preserve">    ├── staff-dashboard.html   # Staff task queue &amp; progress modal</w:t>
-        <w:br/>
-        <w:t xml:space="preserve">    ├── profile.html           # User profile &amp; session inspector</w:t>
-        <w:br/>
-        <w:t xml:space="preserve">    ├── css/style.css          # Glassmorphism design system</w:t>
-        <w:br/>
-        <w:t xml:space="preserve">    └── js/</w:t>
-        <w:br/>
-        <w:t xml:space="preserve">        ├── api.js             # Fetch wrapper &amp; JWT helpers</w:t>
-        <w:br/>
-        <w:t xml:space="preserve">        ├── auth.js            # Session &amp; navbar manager</w:t>
-        <w:br/>
-        <w:t xml:space="preserve">        ├── student.js         # Student UI + localStorage draft save</w:t>
-        <w:br/>
-        <w:t xml:space="preserve">        ├── admin.js           # Admin UI + assignment modal</w:t>
-        <w:br/>
-        <w:t xml:space="preserve">        ├── staff.js           # Staff UI + status update modal</w:t>
-        <w:br/>
-        <w:t xml:space="preserve">        ├── drag-drop.js       # HTML5 Drag &amp; Drop handler</w:t>
-        <w:br/>
-        <w:t xml:space="preserve">        └── geo.js             # Geolocation API module</w:t>
-        <w:br/>
-      </w:r>
-    </w:p>
-    <w:p>
-      <w:r>
-        <w:br w:type="page"/>
-      </w:r>
-    </w:p>
-    <w:p>
-      <w:pPr>
-        <w:spacing w:before="120" w:after="120"/>
-        <w:jc w:val="left"/>
-      </w:pPr>
-      <w:r>
-        <w:rPr>
-          <w:rFonts w:ascii="Times New Roman" w:hAnsi="Times New Roman"/>
-          <w:b/>
-          <w:i w:val="0"/>
-          <w:color w:val="1F3864"/>
-          <w:sz w:val="30"/>
-        </w:rPr>
-        <w:t>4. Database Design</w:t>
-      </w:r>
-    </w:p>
-    <w:p>
-      <w:pPr>
-        <w:spacing w:before="120" w:after="80"/>
-        <w:jc w:val="left"/>
-      </w:pPr>
-      <w:r>
-        <w:rPr>
-          <w:rFonts w:ascii="Times New Roman" w:hAnsi="Times New Roman"/>
-          <w:b/>
-          <w:i w:val="0"/>
-          <w:color w:val="000000"/>
-          <w:sz w:val="26"/>
-        </w:rPr>
-        <w:t>4.1  User Collection (users)</w:t>
-      </w:r>
-    </w:p>
-    <w:tbl>
-      <w:tblPr>
-        <w:tblStyle w:val="TableGrid"/>
-        <w:tblW w:type="auto" w:w="0"/>
-        <w:tblLook w:firstColumn="1" w:firstRow="1" w:lastColumn="0" w:lastRow="0" w:noHBand="0" w:noVBand="1" w:val="04A0"/>
-      </w:tblPr>
-      <w:tblGrid>
-        <w:gridCol w:w="3120"/>
-        <w:gridCol w:w="3120"/>
-        <w:gridCol w:w="3120"/>
-      </w:tblGrid>
-      <w:tr>
-        <w:tc>
-          <w:tcPr>
-            <w:tcW w:type="dxa" w:w="2160"/>
-            <w:shd w:val="clear" w:color="auto" w:fill="1F3864"/>
-          </w:tcPr>
-          <w:p>
-            <w:pPr>
-              <w:spacing w:before="60" w:after="60"/>
-            </w:pPr>
-            <w:r>
-              <w:rPr>
-                <w:rFonts w:ascii="Times New Roman" w:hAnsi="Times New Roman"/>
-                <w:b/>
-                <w:i w:val="0"/>
-                <w:color w:val="FFFFFF"/>
-                <w:sz w:val="22"/>
-              </w:rPr>
-              <w:t>Field</w:t>
-            </w:r>
-          </w:p>
-        </w:tc>
-        <w:tc>
-          <w:tcPr>
-            <w:tcW w:type="dxa" w:w="3168"/>
-            <w:shd w:val="clear" w:color="auto" w:fill="1F3864"/>
-          </w:tcPr>
-          <w:p>
-            <w:pPr>
-              <w:spacing w:before="60" w:after="60"/>
-            </w:pPr>
-            <w:r>
-              <w:rPr>
-                <w:rFonts w:ascii="Times New Roman" w:hAnsi="Times New Roman"/>
-                <w:b/>
-                <w:i w:val="0"/>
-                <w:color w:val="FFFFFF"/>
-                <w:sz w:val="22"/>
-              </w:rPr>
-              <w:t>Type</w:t>
-            </w:r>
-          </w:p>
-        </w:tc>
-        <w:tc>
-          <w:tcPr>
-            <w:tcW w:type="dxa" w:w="4320"/>
-            <w:shd w:val="clear" w:color="auto" w:fill="1F3864"/>
-          </w:tcPr>
-          <w:p>
-            <w:pPr>
-              <w:spacing w:before="60" w:after="60"/>
-            </w:pPr>
-            <w:r>
-              <w:rPr>
-                <w:rFonts w:ascii="Times New Roman" w:hAnsi="Times New Roman"/>
-                <w:b/>
-                <w:i w:val="0"/>
-                <w:color w:val="FFFFFF"/>
-                <w:sz w:val="22"/>
-              </w:rPr>
-              <w:t>Description</w:t>
-            </w:r>
-          </w:p>
-        </w:tc>
-      </w:tr>
-      <w:tr>
-        <w:tc>
-          <w:tcPr>
-            <w:tcW w:type="dxa" w:w="2160"/>
-          </w:tcPr>
-          <w:p>
-            <w:pPr>
-              <w:spacing w:before="60" w:after="60"/>
-            </w:pPr>
-            <w:r>
-              <w:rPr>
-                <w:rFonts w:ascii="Times New Roman" w:hAnsi="Times New Roman"/>
-                <w:b w:val="0"/>
-                <w:i w:val="0"/>
-                <w:sz w:val="22"/>
-              </w:rPr>
-              <w:t>name</w:t>
-            </w:r>
-          </w:p>
-        </w:tc>
-        <w:tc>
-          <w:tcPr>
-            <w:tcW w:type="dxa" w:w="3168"/>
-          </w:tcPr>
-          <w:p>
-            <w:pPr>
-              <w:spacing w:before="60" w:after="60"/>
-            </w:pPr>
-            <w:r>
-              <w:rPr>
-                <w:rFonts w:ascii="Times New Roman" w:hAnsi="Times New Roman"/>
-                <w:b w:val="0"/>
-                <w:i w:val="0"/>
-                <w:sz w:val="22"/>
-              </w:rPr>
-              <w:t>String (required)</w:t>
-            </w:r>
-          </w:p>
-        </w:tc>
-        <w:tc>
-          <w:tcPr>
-            <w:tcW w:type="dxa" w:w="4320"/>
-          </w:tcPr>
-          <w:p>
-            <w:pPr>
-              <w:spacing w:before="60" w:after="60"/>
-            </w:pPr>
-            <w:r>
-              <w:rPr>
-                <w:rFonts w:ascii="Times New Roman" w:hAnsi="Times New Roman"/>
-                <w:b w:val="0"/>
-                <w:i w:val="0"/>
-                <w:sz w:val="22"/>
-              </w:rPr>
-              <w:t>Full name of the user</w:t>
-            </w:r>
-          </w:p>
-        </w:tc>
-      </w:tr>
-      <w:tr>
-        <w:tc>
-          <w:tcPr>
-            <w:tcW w:type="dxa" w:w="2160"/>
-            <w:shd w:val="clear" w:color="auto" w:fill="EBF2FA"/>
-          </w:tcPr>
-          <w:p>
-            <w:pPr>
-              <w:spacing w:before="60" w:after="60"/>
-            </w:pPr>
-            <w:r>
-              <w:rPr>
-                <w:rFonts w:ascii="Times New Roman" w:hAnsi="Times New Roman"/>
-                <w:b w:val="0"/>
-                <w:i w:val="0"/>
-                <w:sz w:val="22"/>
-              </w:rPr>
-              <w:t>email</w:t>
-            </w:r>
-          </w:p>
-        </w:tc>
-        <w:tc>
-          <w:tcPr>
-            <w:tcW w:type="dxa" w:w="3168"/>
-            <w:shd w:val="clear" w:color="auto" w:fill="EBF2FA"/>
-          </w:tcPr>
-          <w:p>
-            <w:pPr>
-              <w:spacing w:before="60" w:after="60"/>
-            </w:pPr>
-            <w:r>
-              <w:rPr>
-                <w:rFonts w:ascii="Times New Roman" w:hAnsi="Times New Roman"/>
-                <w:b w:val="0"/>
-                <w:i w:val="0"/>
-                <w:sz w:val="22"/>
-              </w:rPr>
-              <w:t>String (unique, required)</w:t>
-            </w:r>
-          </w:p>
-        </w:tc>
-        <w:tc>
-          <w:tcPr>
-            <w:tcW w:type="dxa" w:w="4320"/>
-            <w:shd w:val="clear" w:color="auto" w:fill="EBF2FA"/>
-          </w:tcPr>
-          <w:p>
-            <w:pPr>
-              <w:spacing w:before="60" w:after="60"/>
-            </w:pPr>
-            <w:r>
-              <w:rPr>
-                <w:rFonts w:ascii="Times New Roman" w:hAnsi="Times New Roman"/>
-                <w:b w:val="0"/>
-                <w:i w:val="0"/>
-                <w:sz w:val="22"/>
-              </w:rPr>
-              <w:t>Login email address</w:t>
-            </w:r>
-          </w:p>
-        </w:tc>
-      </w:tr>
-      <w:tr>
-        <w:tc>
-          <w:tcPr>
-            <w:tcW w:type="dxa" w:w="2160"/>
-          </w:tcPr>
-          <w:p>
-            <w:pPr>
-              <w:spacing w:before="60" w:after="60"/>
-            </w:pPr>
-            <w:r>
-              <w:rPr>
-                <w:rFonts w:ascii="Times New Roman" w:hAnsi="Times New Roman"/>
-                <w:b w:val="0"/>
-                <w:i w:val="0"/>
-                <w:sz w:val="22"/>
-              </w:rPr>
-              <w:t>password</w:t>
-            </w:r>
-          </w:p>
-        </w:tc>
-        <w:tc>
-          <w:tcPr>
-            <w:tcW w:type="dxa" w:w="3168"/>
-          </w:tcPr>
-          <w:p>
-            <w:pPr>
-              <w:spacing w:before="60" w:after="60"/>
-            </w:pPr>
-            <w:r>
-              <w:rPr>
-                <w:rFonts w:ascii="Times New Roman" w:hAnsi="Times New Roman"/>
-                <w:b w:val="0"/>
-                <w:i w:val="0"/>
-                <w:sz w:val="22"/>
-              </w:rPr>
-              <w:t>String (required)</w:t>
-            </w:r>
-          </w:p>
-        </w:tc>
-        <w:tc>
-          <w:tcPr>
-            <w:tcW w:type="dxa" w:w="4320"/>
-          </w:tcPr>
-          <w:p>
-            <w:pPr>
-              <w:spacing w:before="60" w:after="60"/>
-            </w:pPr>
-            <w:r>
-              <w:rPr>
-                <w:rFonts w:ascii="Times New Roman" w:hAnsi="Times New Roman"/>
-                <w:b w:val="0"/>
-                <w:i w:val="0"/>
-                <w:sz w:val="22"/>
-              </w:rPr>
-              <w:t>bcrypt-hashed password</w:t>
-            </w:r>
-          </w:p>
-        </w:tc>
-      </w:tr>
-      <w:tr>
-        <w:tc>
-          <w:tcPr>
-            <w:tcW w:type="dxa" w:w="2160"/>
-            <w:shd w:val="clear" w:color="auto" w:fill="EBF2FA"/>
-          </w:tcPr>
-          <w:p>
-            <w:pPr>
-              <w:spacing w:before="60" w:after="60"/>
-            </w:pPr>
-            <w:r>
-              <w:rPr>
-                <w:rFonts w:ascii="Times New Roman" w:hAnsi="Times New Roman"/>
-                <w:b w:val="0"/>
-                <w:i w:val="0"/>
-                <w:sz w:val="22"/>
-              </w:rPr>
-              <w:t>role</w:t>
-            </w:r>
-          </w:p>
-        </w:tc>
-        <w:tc>
-          <w:tcPr>
-            <w:tcW w:type="dxa" w:w="3168"/>
-            <w:shd w:val="clear" w:color="auto" w:fill="EBF2FA"/>
-          </w:tcPr>
-          <w:p>
-            <w:pPr>
-              <w:spacing w:before="60" w:after="60"/>
-            </w:pPr>
-            <w:r>
-              <w:rPr>
-                <w:rFonts w:ascii="Times New Roman" w:hAnsi="Times New Roman"/>
-                <w:b w:val="0"/>
-                <w:i w:val="0"/>
-                <w:sz w:val="22"/>
-              </w:rPr>
-              <w:t>Enum: 'student' | 'admin' | 'staff'</w:t>
-            </w:r>
-          </w:p>
-        </w:tc>
-        <w:tc>
-          <w:tcPr>
-            <w:tcW w:type="dxa" w:w="4320"/>
-            <w:shd w:val="clear" w:color="auto" w:fill="EBF2FA"/>
-          </w:tcPr>
-          <w:p>
-            <w:pPr>
-              <w:spacing w:before="60" w:after="60"/>
-            </w:pPr>
-            <w:r>
-              <w:rPr>
-                <w:rFonts w:ascii="Times New Roman" w:hAnsi="Times New Roman"/>
-                <w:b w:val="0"/>
-                <w:i w:val="0"/>
-                <w:sz w:val="22"/>
-              </w:rPr>
-              <w:t>Determines dashboard &amp; permissions</w:t>
-            </w:r>
-          </w:p>
-        </w:tc>
-      </w:tr>
-      <w:tr>
-        <w:tc>
-          <w:tcPr>
-            <w:tcW w:type="dxa" w:w="2160"/>
-          </w:tcPr>
-          <w:p>
-            <w:pPr>
-              <w:spacing w:before="60" w:after="60"/>
-            </w:pPr>
-            <w:r>
-              <w:rPr>
-                <w:rFonts w:ascii="Times New Roman" w:hAnsi="Times New Roman"/>
-                <w:b w:val="0"/>
-                <w:i w:val="0"/>
-                <w:sz w:val="22"/>
-              </w:rPr>
-              <w:t>department</w:t>
-            </w:r>
-          </w:p>
-        </w:tc>
-        <w:tc>
-          <w:tcPr>
-            <w:tcW w:type="dxa" w:w="3168"/>
-          </w:tcPr>
-          <w:p>
-            <w:pPr>
-              <w:spacing w:before="60" w:after="60"/>
-            </w:pPr>
-            <w:r>
-              <w:rPr>
-                <w:rFonts w:ascii="Times New Roman" w:hAnsi="Times New Roman"/>
-                <w:b w:val="0"/>
-                <w:i w:val="0"/>
-                <w:sz w:val="22"/>
-              </w:rPr>
-              <w:t>ObjectId → Department</w:t>
-            </w:r>
-          </w:p>
-        </w:tc>
-        <w:tc>
-          <w:tcPr>
-            <w:tcW w:type="dxa" w:w="4320"/>
-          </w:tcPr>
-          <w:p>
-            <w:pPr>
-              <w:spacing w:before="60" w:after="60"/>
-            </w:pPr>
-            <w:r>
-              <w:rPr>
-                <w:rFonts w:ascii="Times New Roman" w:hAnsi="Times New Roman"/>
-                <w:b w:val="0"/>
-                <w:i w:val="0"/>
-                <w:sz w:val="22"/>
-              </w:rPr>
-              <w:t>Linked department (staff only)</w:t>
-            </w:r>
-          </w:p>
-        </w:tc>
-      </w:tr>
-      <w:tr>
-        <w:tc>
-          <w:tcPr>
-            <w:tcW w:type="dxa" w:w="2160"/>
-            <w:shd w:val="clear" w:color="auto" w:fill="EBF2FA"/>
-          </w:tcPr>
-          <w:p>
-            <w:pPr>
-              <w:spacing w:before="60" w:after="60"/>
-            </w:pPr>
-            <w:r>
-              <w:rPr>
-                <w:rFonts w:ascii="Times New Roman" w:hAnsi="Times New Roman"/>
-                <w:b w:val="0"/>
-                <w:i w:val="0"/>
-                <w:sz w:val="22"/>
-              </w:rPr>
-              <w:t>phone</w:t>
-            </w:r>
-          </w:p>
-        </w:tc>
-        <w:tc>
-          <w:tcPr>
-            <w:tcW w:type="dxa" w:w="3168"/>
-            <w:shd w:val="clear" w:color="auto" w:fill="EBF2FA"/>
-          </w:tcPr>
-          <w:p>
-            <w:pPr>
-              <w:spacing w:before="60" w:after="60"/>
-            </w:pPr>
-            <w:r>
-              <w:rPr>
-                <w:rFonts w:ascii="Times New Roman" w:hAnsi="Times New Roman"/>
-                <w:b w:val="0"/>
-                <w:i w:val="0"/>
-                <w:sz w:val="22"/>
-              </w:rPr>
-              <w:t>String</w:t>
-            </w:r>
-          </w:p>
-        </w:tc>
-        <w:tc>
-          <w:tcPr>
-            <w:tcW w:type="dxa" w:w="4320"/>
-            <w:shd w:val="clear" w:color="auto" w:fill="EBF2FA"/>
-          </w:tcPr>
-          <w:p>
-            <w:pPr>
-              <w:spacing w:before="60" w:after="60"/>
-            </w:pPr>
-            <w:r>
-              <w:rPr>
-                <w:rFonts w:ascii="Times New Roman" w:hAnsi="Times New Roman"/>
-                <w:b w:val="0"/>
-                <w:i w:val="0"/>
-                <w:sz w:val="22"/>
-              </w:rPr>
-              <w:t>Optional contact number</w:t>
-            </w:r>
-          </w:p>
-        </w:tc>
-      </w:tr>
-    </w:tbl>
-    <w:p>
-      <w:pPr>
-        <w:spacing w:before="200" w:after="80"/>
-        <w:jc w:val="left"/>
-      </w:pPr>
-      <w:r>
-        <w:rPr>
-          <w:rFonts w:ascii="Times New Roman" w:hAnsi="Times New Roman"/>
-          <w:b/>
-          <w:i w:val="0"/>
-          <w:color w:val="000000"/>
-          <w:sz w:val="26"/>
-        </w:rPr>
-        <w:t>4.2  Department Collection (departments)</w:t>
-      </w:r>
-    </w:p>
-    <w:tbl>
-      <w:tblPr>
-        <w:tblStyle w:val="TableGrid"/>
-        <w:tblW w:type="auto" w:w="0"/>
-        <w:tblLook w:firstColumn="1" w:firstRow="1" w:lastColumn="0" w:lastRow="0" w:noHBand="0" w:noVBand="1" w:val="04A0"/>
-      </w:tblPr>
-      <w:tblGrid>
-        <w:gridCol w:w="3120"/>
-        <w:gridCol w:w="3120"/>
-        <w:gridCol w:w="3120"/>
-      </w:tblGrid>
-      <w:tr>
-        <w:tc>
-          <w:tcPr>
-            <w:tcW w:type="dxa" w:w="2160"/>
-            <w:shd w:val="clear" w:color="auto" w:fill="1F3864"/>
-          </w:tcPr>
-          <w:p>
-            <w:pPr>
-              <w:spacing w:before="60" w:after="60"/>
-            </w:pPr>
-            <w:r>
-              <w:rPr>
-                <w:rFonts w:ascii="Times New Roman" w:hAnsi="Times New Roman"/>
-                <w:b/>
-                <w:i w:val="0"/>
-                <w:color w:val="FFFFFF"/>
-                <w:sz w:val="22"/>
-              </w:rPr>
-              <w:t>Field</w:t>
-            </w:r>
-          </w:p>
-        </w:tc>
-        <w:tc>
-          <w:tcPr>
-            <w:tcW w:type="dxa" w:w="3168"/>
-            <w:shd w:val="clear" w:color="auto" w:fill="1F3864"/>
-          </w:tcPr>
-          <w:p>
-            <w:pPr>
-              <w:spacing w:before="60" w:after="60"/>
-            </w:pPr>
-            <w:r>
-              <w:rPr>
-                <w:rFonts w:ascii="Times New Roman" w:hAnsi="Times New Roman"/>
-                <w:b/>
-                <w:i w:val="0"/>
-                <w:color w:val="FFFFFF"/>
-                <w:sz w:val="22"/>
-              </w:rPr>
-              <w:t>Type</w:t>
-            </w:r>
-          </w:p>
-        </w:tc>
-        <w:tc>
-          <w:tcPr>
-            <w:tcW w:type="dxa" w:w="4320"/>
-            <w:shd w:val="clear" w:color="auto" w:fill="1F3864"/>
-          </w:tcPr>
-          <w:p>
-            <w:pPr>
-              <w:spacing w:before="60" w:after="60"/>
-            </w:pPr>
-            <w:r>
-              <w:rPr>
-                <w:rFonts w:ascii="Times New Roman" w:hAnsi="Times New Roman"/>
-                <w:b/>
-                <w:i w:val="0"/>
-                <w:color w:val="FFFFFF"/>
-                <w:sz w:val="22"/>
-              </w:rPr>
-              <w:t>Description</w:t>
-            </w:r>
-          </w:p>
-        </w:tc>
-      </w:tr>
-      <w:tr>
-        <w:tc>
-          <w:tcPr>
-            <w:tcW w:type="dxa" w:w="2160"/>
-          </w:tcPr>
-          <w:p>
-            <w:pPr>
-              <w:spacing w:before="60" w:after="60"/>
-            </w:pPr>
-            <w:r>
-              <w:rPr>
-                <w:rFonts w:ascii="Times New Roman" w:hAnsi="Times New Roman"/>
-                <w:b w:val="0"/>
-                <w:i w:val="0"/>
-                <w:sz w:val="22"/>
-              </w:rPr>
-              <w:t>name</w:t>
-            </w:r>
-          </w:p>
-        </w:tc>
-        <w:tc>
-          <w:tcPr>
-            <w:tcW w:type="dxa" w:w="3168"/>
-          </w:tcPr>
-          <w:p>
-            <w:pPr>
-              <w:spacing w:before="60" w:after="60"/>
-            </w:pPr>
-            <w:r>
-              <w:rPr>
-                <w:rFonts w:ascii="Times New Roman" w:hAnsi="Times New Roman"/>
-                <w:b w:val="0"/>
-                <w:i w:val="0"/>
-                <w:sz w:val="22"/>
-              </w:rPr>
-              <w:t>String (unique)</w:t>
-            </w:r>
-          </w:p>
-        </w:tc>
-        <w:tc>
-          <w:tcPr>
-            <w:tcW w:type="dxa" w:w="4320"/>
-          </w:tcPr>
-          <w:p>
-            <w:pPr>
-              <w:spacing w:before="60" w:after="60"/>
-            </w:pPr>
-            <w:r>
-              <w:rPr>
-                <w:rFonts w:ascii="Times New Roman" w:hAnsi="Times New Roman"/>
-                <w:b w:val="0"/>
-                <w:i w:val="0"/>
-                <w:sz w:val="22"/>
-              </w:rPr>
-              <w:t>Department name (Electrical, IT/Network, …)</w:t>
-            </w:r>
-          </w:p>
-        </w:tc>
-      </w:tr>
-      <w:tr>
-        <w:tc>
-          <w:tcPr>
-            <w:tcW w:type="dxa" w:w="2160"/>
-            <w:shd w:val="clear" w:color="auto" w:fill="EBF2FA"/>
-          </w:tcPr>
-          <w:p>
-            <w:pPr>
-              <w:spacing w:before="60" w:after="60"/>
-            </w:pPr>
-            <w:r>
-              <w:rPr>
-                <w:rFonts w:ascii="Times New Roman" w:hAnsi="Times New Roman"/>
-                <w:b w:val="0"/>
-                <w:i w:val="0"/>
-                <w:sz w:val="22"/>
-              </w:rPr>
-              <w:t>description</w:t>
-            </w:r>
-          </w:p>
-        </w:tc>
-        <w:tc>
-          <w:tcPr>
-            <w:tcW w:type="dxa" w:w="3168"/>
-            <w:shd w:val="clear" w:color="auto" w:fill="EBF2FA"/>
-          </w:tcPr>
-          <w:p>
-            <w:pPr>
-              <w:spacing w:before="60" w:after="60"/>
-            </w:pPr>
-            <w:r>
-              <w:rPr>
-                <w:rFonts w:ascii="Times New Roman" w:hAnsi="Times New Roman"/>
-                <w:b w:val="0"/>
-                <w:i w:val="0"/>
-                <w:sz w:val="22"/>
-              </w:rPr>
-              <w:t>String</w:t>
-            </w:r>
-          </w:p>
-        </w:tc>
-        <w:tc>
-          <w:tcPr>
-            <w:tcW w:type="dxa" w:w="4320"/>
-            <w:shd w:val="clear" w:color="auto" w:fill="EBF2FA"/>
-          </w:tcPr>
-          <w:p>
-            <w:pPr>
-              <w:spacing w:before="60" w:after="60"/>
-            </w:pPr>
-            <w:r>
-              <w:rPr>
-                <w:rFonts w:ascii="Times New Roman" w:hAnsi="Times New Roman"/>
-                <w:b w:val="0"/>
-                <w:i w:val="0"/>
-                <w:sz w:val="22"/>
-              </w:rPr>
-              <w:t>Brief description of the department</w:t>
-            </w:r>
-          </w:p>
-        </w:tc>
-      </w:tr>
-    </w:tbl>
-    <w:p>
-      <w:pPr>
-        <w:spacing w:before="200" w:after="80"/>
-        <w:jc w:val="left"/>
-      </w:pPr>
-      <w:r>
-        <w:rPr>
-          <w:rFonts w:ascii="Times New Roman" w:hAnsi="Times New Roman"/>
-          <w:b/>
-          <w:i w:val="0"/>
-          <w:color w:val="000000"/>
-          <w:sz w:val="26"/>
-        </w:rPr>
-        <w:t>4.3  Complaint Collection (complaints)</w:t>
-      </w:r>
-    </w:p>
-    <w:tbl>
-      <w:tblPr>
-        <w:tblStyle w:val="TableGrid"/>
-        <w:tblW w:type="auto" w:w="0"/>
-        <w:tblLook w:firstColumn="1" w:firstRow="1" w:lastColumn="0" w:lastRow="0" w:noHBand="0" w:noVBand="1" w:val="04A0"/>
-      </w:tblPr>
-      <w:tblGrid>
-        <w:gridCol w:w="3120"/>
-        <w:gridCol w:w="3120"/>
-        <w:gridCol w:w="3120"/>
-      </w:tblGrid>
-      <w:tr>
-        <w:tc>
-          <w:tcPr>
-            <w:tcW w:type="dxa" w:w="2592"/>
-            <w:shd w:val="clear" w:color="auto" w:fill="1F3864"/>
-          </w:tcPr>
-          <w:p>
-            <w:pPr>
-              <w:spacing w:before="60" w:after="60"/>
-            </w:pPr>
-            <w:r>
-              <w:rPr>
-                <w:rFonts w:ascii="Times New Roman" w:hAnsi="Times New Roman"/>
-                <w:b/>
-                <w:i w:val="0"/>
-                <w:color w:val="FFFFFF"/>
                 <w:sz w:val="20"/>
-              </w:rPr>
-              <w:t>Field</w:t>
-            </w:r>
-          </w:p>
-        </w:tc>
-        <w:tc>
-          <w:tcPr>
-            <w:tcW w:type="dxa" w:w="3600"/>
-            <w:shd w:val="clear" w:color="auto" w:fill="1F3864"/>
-          </w:tcPr>
-          <w:p>
-            <w:pPr>
-              <w:spacing w:before="60" w:after="60"/>
-            </w:pPr>
-            <w:r>
-              <w:rPr>
-                <w:rFonts w:ascii="Times New Roman" w:hAnsi="Times New Roman"/>
-                <w:b/>
-                <w:i w:val="0"/>
-                <w:color w:val="FFFFFF"/>
-                <w:sz w:val="20"/>
-              </w:rPr>
-              <w:t>Type</w:t>
-            </w:r>
-          </w:p>
-        </w:tc>
-        <w:tc>
-          <w:tcPr>
-            <w:tcW w:type="dxa" w:w="3456"/>
-            <w:shd w:val="clear" w:color="auto" w:fill="1F3864"/>
-          </w:tcPr>
-          <w:p>
-            <w:pPr>
-              <w:spacing w:before="60" w:after="60"/>
-            </w:pPr>
-            <w:r>
-              <w:rPr>
-                <w:rFonts w:ascii="Times New Roman" w:hAnsi="Times New Roman"/>
-                <w:b/>
-                <w:i w:val="0"/>
-                <w:color w:val="FFFFFF"/>
-                <w:sz w:val="20"/>
-              </w:rPr>
-              <w:t>Description</w:t>
-            </w:r>
-          </w:p>
-        </w:tc>
-      </w:tr>
-      <w:tr>
-        <w:tc>
-          <w:tcPr>
-            <w:tcW w:type="dxa" w:w="2592"/>
-          </w:tcPr>
-          <w:p>
-            <w:pPr>
-              <w:spacing w:before="60" w:after="60"/>
-            </w:pPr>
-            <w:r>
-              <w:rPr>
-                <w:rFonts w:ascii="Times New Roman" w:hAnsi="Times New Roman"/>
-                <w:b w:val="0"/>
-                <w:i w:val="0"/>
-                <w:sz w:val="20"/>
-              </w:rPr>
-              <w:t>complaintId</w:t>
-            </w:r>
-          </w:p>
-        </w:tc>
-        <w:tc>
-          <w:tcPr>
-            <w:tcW w:type="dxa" w:w="3600"/>
-          </w:tcPr>
-          <w:p>
-            <w:pPr>
-              <w:spacing w:before="60" w:after="60"/>
-            </w:pPr>
-            <w:r>
-              <w:rPr>
-                <w:rFonts w:ascii="Times New Roman" w:hAnsi="Times New Roman"/>
-                <w:b w:val="0"/>
-                <w:i w:val="0"/>
-                <w:sz w:val="20"/>
-              </w:rPr>
-              <w:t>String (unique)</w:t>
-            </w:r>
-          </w:p>
-        </w:tc>
-        <w:tc>
-          <w:tcPr>
-            <w:tcW w:type="dxa" w:w="3456"/>
-          </w:tcPr>
-          <w:p>
-            <w:pPr>
-              <w:spacing w:before="60" w:after="60"/>
-            </w:pPr>
-            <w:r>
-              <w:rPr>
-                <w:rFonts w:ascii="Times New Roman" w:hAnsi="Times New Roman"/>
-                <w:b w:val="0"/>
-                <w:i w:val="0"/>
-                <w:sz w:val="20"/>
-              </w:rPr>
-              <w:t>Auto-generated unique complaint ID</w:t>
-            </w:r>
-          </w:p>
-        </w:tc>
-      </w:tr>
-      <w:tr>
-        <w:tc>
-          <w:tcPr>
-            <w:tcW w:type="dxa" w:w="2592"/>
-            <w:shd w:val="clear" w:color="auto" w:fill="EBF2FA"/>
-          </w:tcPr>
-          <w:p>
-            <w:pPr>
-              <w:spacing w:before="60" w:after="60"/>
-            </w:pPr>
-            <w:r>
-              <w:rPr>
-                <w:rFonts w:ascii="Times New Roman" w:hAnsi="Times New Roman"/>
-                <w:b w:val="0"/>
-                <w:i w:val="0"/>
-                <w:sz w:val="20"/>
-              </w:rPr>
-              <w:t>title</w:t>
-            </w:r>
-          </w:p>
-        </w:tc>
-        <w:tc>
-          <w:tcPr>
-            <w:tcW w:type="dxa" w:w="3600"/>
-            <w:shd w:val="clear" w:color="auto" w:fill="EBF2FA"/>
-          </w:tcPr>
-          <w:p>
-            <w:pPr>
-              <w:spacing w:before="60" w:after="60"/>
-            </w:pPr>
-            <w:r>
-              <w:rPr>
-                <w:rFonts w:ascii="Times New Roman" w:hAnsi="Times New Roman"/>
-                <w:b w:val="0"/>
-                <w:i w:val="0"/>
-                <w:sz w:val="20"/>
-              </w:rPr>
-              <w:t>String (required)</w:t>
-            </w:r>
-          </w:p>
-        </w:tc>
-        <w:tc>
-          <w:tcPr>
-            <w:tcW w:type="dxa" w:w="3456"/>
-            <w:shd w:val="clear" w:color="auto" w:fill="EBF2FA"/>
-          </w:tcPr>
-          <w:p>
-            <w:pPr>
-              <w:spacing w:before="60" w:after="60"/>
-            </w:pPr>
-            <w:r>
-              <w:rPr>
-                <w:rFonts w:ascii="Times New Roman" w:hAnsi="Times New Roman"/>
-                <w:b w:val="0"/>
-                <w:i w:val="0"/>
-                <w:sz w:val="20"/>
-              </w:rPr>
-              <w:t>Short complaint title</w:t>
-            </w:r>
-          </w:p>
-        </w:tc>
-      </w:tr>
-      <w:tr>
-        <w:tc>
-          <w:tcPr>
-            <w:tcW w:type="dxa" w:w="2592"/>
-          </w:tcPr>
-          <w:p>
-            <w:pPr>
-              <w:spacing w:before="60" w:after="60"/>
-            </w:pPr>
-            <w:r>
-              <w:rPr>
-                <w:rFonts w:ascii="Times New Roman" w:hAnsi="Times New Roman"/>
-                <w:b w:val="0"/>
-                <w:i w:val="0"/>
-                <w:sz w:val="20"/>
-              </w:rPr>
-              <w:t>description</w:t>
-            </w:r>
-          </w:p>
-        </w:tc>
-        <w:tc>
-          <w:tcPr>
-            <w:tcW w:type="dxa" w:w="3600"/>
-          </w:tcPr>
-          <w:p>
-            <w:pPr>
-              <w:spacing w:before="60" w:after="60"/>
-            </w:pPr>
-            <w:r>
-              <w:rPr>
-                <w:rFonts w:ascii="Times New Roman" w:hAnsi="Times New Roman"/>
-                <w:b w:val="0"/>
-                <w:i w:val="0"/>
-                <w:sz w:val="20"/>
-              </w:rPr>
-              <w:t>String (required)</w:t>
-            </w:r>
-          </w:p>
-        </w:tc>
-        <w:tc>
-          <w:tcPr>
-            <w:tcW w:type="dxa" w:w="3456"/>
-          </w:tcPr>
-          <w:p>
-            <w:pPr>
-              <w:spacing w:before="60" w:after="60"/>
-            </w:pPr>
-            <w:r>
-              <w:rPr>
-                <w:rFonts w:ascii="Times New Roman" w:hAnsi="Times New Roman"/>
-                <w:b w:val="0"/>
-                <w:i w:val="0"/>
-                <w:sz w:val="20"/>
-              </w:rPr>
-              <w:t>Detailed description of the issue</w:t>
-            </w:r>
-          </w:p>
-        </w:tc>
-      </w:tr>
-      <w:tr>
-        <w:tc>
-          <w:tcPr>
-            <w:tcW w:type="dxa" w:w="2592"/>
-            <w:shd w:val="clear" w:color="auto" w:fill="EBF2FA"/>
-          </w:tcPr>
-          <w:p>
-            <w:pPr>
-              <w:spacing w:before="60" w:after="60"/>
-            </w:pPr>
-            <w:r>
-              <w:rPr>
-                <w:rFonts w:ascii="Times New Roman" w:hAnsi="Times New Roman"/>
-                <w:b w:val="0"/>
-                <w:i w:val="0"/>
-                <w:sz w:val="20"/>
-              </w:rPr>
-              <w:t>category</w:t>
-            </w:r>
-          </w:p>
-        </w:tc>
-        <w:tc>
-          <w:tcPr>
-            <w:tcW w:type="dxa" w:w="3600"/>
-            <w:shd w:val="clear" w:color="auto" w:fill="EBF2FA"/>
-          </w:tcPr>
-          <w:p>
-            <w:pPr>
-              <w:spacing w:before="60" w:after="60"/>
-            </w:pPr>
-            <w:r>
-              <w:rPr>
-                <w:rFonts w:ascii="Times New Roman" w:hAnsi="Times New Roman"/>
-                <w:b w:val="0"/>
-                <w:i w:val="0"/>
-                <w:sz w:val="20"/>
-              </w:rPr>
-              <w:t>Enum: Electrical | IT/Network | Plumbing …</w:t>
-            </w:r>
-          </w:p>
-        </w:tc>
-        <w:tc>
-          <w:tcPr>
-            <w:tcW w:type="dxa" w:w="3456"/>
-            <w:shd w:val="clear" w:color="auto" w:fill="EBF2FA"/>
-          </w:tcPr>
-          <w:p>
-            <w:pPr>
-              <w:spacing w:before="60" w:after="60"/>
-            </w:pPr>
-            <w:r>
-              <w:rPr>
-                <w:rFonts w:ascii="Times New Roman" w:hAnsi="Times New Roman"/>
-                <w:b w:val="0"/>
-                <w:i w:val="0"/>
-                <w:sz w:val="20"/>
-              </w:rPr>
-              <w:t>Issue category for routing</w:t>
-            </w:r>
-          </w:p>
-        </w:tc>
-      </w:tr>
-      <w:tr>
-        <w:tc>
-          <w:tcPr>
-            <w:tcW w:type="dxa" w:w="2592"/>
-          </w:tcPr>
-          <w:p>
-            <w:pPr>
-              <w:spacing w:before="60" w:after="60"/>
-            </w:pPr>
-            <w:r>
-              <w:rPr>
-                <w:rFonts w:ascii="Times New Roman" w:hAnsi="Times New Roman"/>
-                <w:b w:val="0"/>
-                <w:i w:val="0"/>
-                <w:sz w:val="20"/>
-              </w:rPr>
-              <w:t>location</w:t>
-            </w:r>
-          </w:p>
-        </w:tc>
-        <w:tc>
-          <w:tcPr>
-            <w:tcW w:type="dxa" w:w="3600"/>
-          </w:tcPr>
-          <w:p>
-            <w:pPr>
-              <w:spacing w:before="60" w:after="60"/>
-            </w:pPr>
-            <w:r>
-              <w:rPr>
-                <w:rFonts w:ascii="Times New Roman" w:hAnsi="Times New Roman"/>
-                <w:b w:val="0"/>
-                <w:i w:val="0"/>
-                <w:sz w:val="20"/>
-              </w:rPr>
-              <w:t>String (required)</w:t>
-            </w:r>
-          </w:p>
-        </w:tc>
-        <w:tc>
-          <w:tcPr>
-            <w:tcW w:type="dxa" w:w="3456"/>
-          </w:tcPr>
-          <w:p>
-            <w:pPr>
-              <w:spacing w:before="60" w:after="60"/>
-            </w:pPr>
-            <w:r>
-              <w:rPr>
-                <w:rFonts w:ascii="Times New Roman" w:hAnsi="Times New Roman"/>
-                <w:b w:val="0"/>
-                <w:i w:val="0"/>
-                <w:sz w:val="20"/>
-              </w:rPr>
-              <w:t>Text description of location on campus</w:t>
-            </w:r>
-          </w:p>
-        </w:tc>
-      </w:tr>
-      <w:tr>
-        <w:tc>
-          <w:tcPr>
-            <w:tcW w:type="dxa" w:w="2592"/>
-            <w:shd w:val="clear" w:color="auto" w:fill="EBF2FA"/>
-          </w:tcPr>
-          <w:p>
-            <w:pPr>
-              <w:spacing w:before="60" w:after="60"/>
-            </w:pPr>
-            <w:r>
-              <w:rPr>
-                <w:rFonts w:ascii="Times New Roman" w:hAnsi="Times New Roman"/>
-                <w:b w:val="0"/>
-                <w:i w:val="0"/>
-                <w:sz w:val="20"/>
-              </w:rPr>
-              <w:t>latitude / longitude</w:t>
-            </w:r>
-          </w:p>
-        </w:tc>
-        <w:tc>
-          <w:tcPr>
-            <w:tcW w:type="dxa" w:w="3600"/>
-            <w:shd w:val="clear" w:color="auto" w:fill="EBF2FA"/>
-          </w:tcPr>
-          <w:p>
-            <w:pPr>
-              <w:spacing w:before="60" w:after="60"/>
-            </w:pPr>
-            <w:r>
-              <w:rPr>
-                <w:rFonts w:ascii="Times New Roman" w:hAnsi="Times New Roman"/>
-                <w:b w:val="0"/>
-                <w:i w:val="0"/>
-                <w:sz w:val="20"/>
-              </w:rPr>
-              <w:t>Number</w:t>
-            </w:r>
-          </w:p>
-        </w:tc>
-        <w:tc>
-          <w:tcPr>
-            <w:tcW w:type="dxa" w:w="3456"/>
-            <w:shd w:val="clear" w:color="auto" w:fill="EBF2FA"/>
-          </w:tcPr>
-          <w:p>
-            <w:pPr>
-              <w:spacing w:before="60" w:after="60"/>
-            </w:pPr>
-            <w:r>
-              <w:rPr>
-                <w:rFonts w:ascii="Times New Roman" w:hAnsi="Times New Roman"/>
-                <w:b w:val="0"/>
-                <w:i w:val="0"/>
-                <w:sz w:val="20"/>
-              </w:rPr>
-              <w:t>GPS coordinates captured via Geolocation API</w:t>
-            </w:r>
-          </w:p>
-        </w:tc>
-      </w:tr>
-      <w:tr>
-        <w:tc>
-          <w:tcPr>
-            <w:tcW w:type="dxa" w:w="2592"/>
-          </w:tcPr>
-          <w:p>
-            <w:pPr>
-              <w:spacing w:before="60" w:after="60"/>
-            </w:pPr>
-            <w:r>
-              <w:rPr>
-                <w:rFonts w:ascii="Times New Roman" w:hAnsi="Times New Roman"/>
-                <w:b w:val="0"/>
-                <w:i w:val="0"/>
-                <w:sz w:val="20"/>
-              </w:rPr>
-              <w:t>image</w:t>
-            </w:r>
-          </w:p>
-        </w:tc>
-        <w:tc>
-          <w:tcPr>
-            <w:tcW w:type="dxa" w:w="3600"/>
-          </w:tcPr>
-          <w:p>
-            <w:pPr>
-              <w:spacing w:before="60" w:after="60"/>
-            </w:pPr>
-            <w:r>
-              <w:rPr>
-                <w:rFonts w:ascii="Times New Roman" w:hAnsi="Times New Roman"/>
-                <w:b w:val="0"/>
-                <w:i w:val="0"/>
-                <w:sz w:val="20"/>
-              </w:rPr>
-              <w:t>String</w:t>
-            </w:r>
-          </w:p>
-        </w:tc>
-        <w:tc>
-          <w:tcPr>
-            <w:tcW w:type="dxa" w:w="3456"/>
-          </w:tcPr>
-          <w:p>
-            <w:pPr>
-              <w:spacing w:before="60" w:after="60"/>
-            </w:pPr>
-            <w:r>
-              <w:rPr>
-                <w:rFonts w:ascii="Times New Roman" w:hAnsi="Times New Roman"/>
-                <w:b w:val="0"/>
-                <w:i w:val="0"/>
-                <w:sz w:val="20"/>
-              </w:rPr>
-              <w:t>File path to uploaded evidence photo</w:t>
-            </w:r>
-          </w:p>
-        </w:tc>
-      </w:tr>
-      <w:tr>
-        <w:tc>
-          <w:tcPr>
-            <w:tcW w:type="dxa" w:w="2592"/>
-            <w:shd w:val="clear" w:color="auto" w:fill="EBF2FA"/>
-          </w:tcPr>
-          <w:p>
-            <w:pPr>
-              <w:spacing w:before="60" w:after="60"/>
-            </w:pPr>
-            <w:r>
-              <w:rPr>
-                <w:rFonts w:ascii="Times New Roman" w:hAnsi="Times New Roman"/>
-                <w:b w:val="0"/>
-                <w:i w:val="0"/>
-                <w:sz w:val="20"/>
-              </w:rPr>
-              <w:t>status</w:t>
-            </w:r>
-          </w:p>
-        </w:tc>
-        <w:tc>
-          <w:tcPr>
-            <w:tcW w:type="dxa" w:w="3600"/>
-            <w:shd w:val="clear" w:color="auto" w:fill="EBF2FA"/>
-          </w:tcPr>
-          <w:p>
-            <w:pPr>
-              <w:spacing w:before="60" w:after="60"/>
-            </w:pPr>
-            <w:r>
-              <w:rPr>
-                <w:rFonts w:ascii="Times New Roman" w:hAnsi="Times New Roman"/>
-                <w:b w:val="0"/>
-                <w:i w:val="0"/>
-                <w:sz w:val="20"/>
-              </w:rPr>
-              <w:t>Enum: Pending | Verified | Assigned | …</w:t>
-            </w:r>
-          </w:p>
-        </w:tc>
-        <w:tc>
-          <w:tcPr>
-            <w:tcW w:type="dxa" w:w="3456"/>
-            <w:shd w:val="clear" w:color="auto" w:fill="EBF2FA"/>
-          </w:tcPr>
-          <w:p>
-            <w:pPr>
-              <w:spacing w:before="60" w:after="60"/>
-            </w:pPr>
-            <w:r>
-              <w:rPr>
-                <w:rFonts w:ascii="Times New Roman" w:hAnsi="Times New Roman"/>
-                <w:b w:val="0"/>
-                <w:i w:val="0"/>
-                <w:sz w:val="20"/>
-              </w:rPr>
-              <w:t>Current lifecycle stage</w:t>
-            </w:r>
-          </w:p>
-        </w:tc>
-      </w:tr>
-      <w:tr>
-        <w:tc>
-          <w:tcPr>
-            <w:tcW w:type="dxa" w:w="2592"/>
-          </w:tcPr>
-          <w:p>
-            <w:pPr>
-              <w:spacing w:before="60" w:after="60"/>
-            </w:pPr>
-            <w:r>
-              <w:rPr>
-                <w:rFonts w:ascii="Times New Roman" w:hAnsi="Times New Roman"/>
-                <w:b w:val="0"/>
-                <w:i w:val="0"/>
-                <w:sz w:val="20"/>
-              </w:rPr>
-              <w:t>priority</w:t>
-            </w:r>
-          </w:p>
-        </w:tc>
-        <w:tc>
-          <w:tcPr>
-            <w:tcW w:type="dxa" w:w="3600"/>
-          </w:tcPr>
-          <w:p>
-            <w:pPr>
-              <w:spacing w:before="60" w:after="60"/>
-            </w:pPr>
-            <w:r>
-              <w:rPr>
-                <w:rFonts w:ascii="Times New Roman" w:hAnsi="Times New Roman"/>
-                <w:b w:val="0"/>
-                <w:i w:val="0"/>
-                <w:sz w:val="20"/>
-              </w:rPr>
-              <w:t>Enum: Low | Medium | High | Urgent</w:t>
-            </w:r>
-          </w:p>
-        </w:tc>
-        <w:tc>
-          <w:tcPr>
-            <w:tcW w:type="dxa" w:w="3456"/>
-          </w:tcPr>
-          <w:p>
-            <w:pPr>
-              <w:spacing w:before="60" w:after="60"/>
-            </w:pPr>
-            <w:r>
-              <w:rPr>
-                <w:rFonts w:ascii="Times New Roman" w:hAnsi="Times New Roman"/>
-                <w:b w:val="0"/>
-                <w:i w:val="0"/>
-                <w:sz w:val="20"/>
-              </w:rPr>
-              <w:t>Admin-set priority level</w:t>
-            </w:r>
-          </w:p>
-        </w:tc>
-      </w:tr>
-      <w:tr>
-        <w:tc>
-          <w:tcPr>
-            <w:tcW w:type="dxa" w:w="2592"/>
-            <w:shd w:val="clear" w:color="auto" w:fill="EBF2FA"/>
-          </w:tcPr>
-          <w:p>
-            <w:pPr>
-              <w:spacing w:before="60" w:after="60"/>
-            </w:pPr>
-            <w:r>
-              <w:rPr>
-                <w:rFonts w:ascii="Times New Roman" w:hAnsi="Times New Roman"/>
-                <w:b w:val="0"/>
-                <w:i w:val="0"/>
-                <w:sz w:val="20"/>
-              </w:rPr>
-              <w:t>submittedBy</w:t>
-            </w:r>
-          </w:p>
-        </w:tc>
-        <w:tc>
-          <w:tcPr>
-            <w:tcW w:type="dxa" w:w="3600"/>
-            <w:shd w:val="clear" w:color="auto" w:fill="EBF2FA"/>
-          </w:tcPr>
-          <w:p>
-            <w:pPr>
-              <w:spacing w:before="60" w:after="60"/>
-            </w:pPr>
-            <w:r>
-              <w:rPr>
-                <w:rFonts w:ascii="Times New Roman" w:hAnsi="Times New Roman"/>
-                <w:b w:val="0"/>
-                <w:i w:val="0"/>
-                <w:sz w:val="20"/>
-              </w:rPr>
-              <w:t>ObjectId → User</w:t>
-            </w:r>
-          </w:p>
-        </w:tc>
-        <w:tc>
-          <w:tcPr>
-            <w:tcW w:type="dxa" w:w="3456"/>
-            <w:shd w:val="clear" w:color="auto" w:fill="EBF2FA"/>
-          </w:tcPr>
-          <w:p>
-            <w:pPr>
-              <w:spacing w:before="60" w:after="60"/>
-            </w:pPr>
-            <w:r>
-              <w:rPr>
-                <w:rFonts w:ascii="Times New Roman" w:hAnsi="Times New Roman"/>
-                <w:b w:val="0"/>
-                <w:i w:val="0"/>
-                <w:sz w:val="20"/>
-              </w:rPr>
-              <w:t>Student who filed the complaint</w:t>
-            </w:r>
-          </w:p>
-        </w:tc>
-      </w:tr>
-      <w:tr>
-        <w:tc>
-          <w:tcPr>
-            <w:tcW w:type="dxa" w:w="2592"/>
-          </w:tcPr>
-          <w:p>
-            <w:pPr>
-              <w:spacing w:before="60" w:after="60"/>
-            </w:pPr>
-            <w:r>
-              <w:rPr>
-                <w:rFonts w:ascii="Times New Roman" w:hAnsi="Times New Roman"/>
-                <w:b w:val="0"/>
-                <w:i w:val="0"/>
-                <w:sz w:val="20"/>
-              </w:rPr>
-              <w:t>assignedTo</w:t>
-            </w:r>
-          </w:p>
-        </w:tc>
-        <w:tc>
-          <w:tcPr>
-            <w:tcW w:type="dxa" w:w="3600"/>
-          </w:tcPr>
-          <w:p>
-            <w:pPr>
-              <w:spacing w:before="60" w:after="60"/>
-            </w:pPr>
-            <w:r>
-              <w:rPr>
-                <w:rFonts w:ascii="Times New Roman" w:hAnsi="Times New Roman"/>
-                <w:b w:val="0"/>
-                <w:i w:val="0"/>
-                <w:sz w:val="20"/>
-              </w:rPr>
-              <w:t>ObjectId → User</w:t>
-            </w:r>
-          </w:p>
-        </w:tc>
-        <w:tc>
-          <w:tcPr>
-            <w:tcW w:type="dxa" w:w="3456"/>
-          </w:tcPr>
-          <w:p>
-            <w:pPr>
-              <w:spacing w:before="60" w:after="60"/>
-            </w:pPr>
-            <w:r>
-              <w:rPr>
-                <w:rFonts w:ascii="Times New Roman" w:hAnsi="Times New Roman"/>
-                <w:b w:val="0"/>
-                <w:i w:val="0"/>
-                <w:sz w:val="20"/>
-              </w:rPr>
-              <w:t>Staff member assigned by admin</w:t>
-            </w:r>
-          </w:p>
-        </w:tc>
-      </w:tr>
-      <w:tr>
-        <w:tc>
-          <w:tcPr>
-            <w:tcW w:type="dxa" w:w="2592"/>
-            <w:shd w:val="clear" w:color="auto" w:fill="EBF2FA"/>
-          </w:tcPr>
-          <w:p>
-            <w:pPr>
-              <w:spacing w:before="60" w:after="60"/>
-            </w:pPr>
-            <w:r>
-              <w:rPr>
-                <w:rFonts w:ascii="Times New Roman" w:hAnsi="Times New Roman"/>
-                <w:b w:val="0"/>
-                <w:i w:val="0"/>
-                <w:sz w:val="20"/>
-              </w:rPr>
-              <w:t>department</w:t>
-            </w:r>
-          </w:p>
-        </w:tc>
-        <w:tc>
-          <w:tcPr>
-            <w:tcW w:type="dxa" w:w="3600"/>
-            <w:shd w:val="clear" w:color="auto" w:fill="EBF2FA"/>
-          </w:tcPr>
-          <w:p>
-            <w:pPr>
-              <w:spacing w:before="60" w:after="60"/>
-            </w:pPr>
-            <w:r>
-              <w:rPr>
-                <w:rFonts w:ascii="Times New Roman" w:hAnsi="Times New Roman"/>
-                <w:b w:val="0"/>
-                <w:i w:val="0"/>
-                <w:sz w:val="20"/>
-              </w:rPr>
-              <w:t>ObjectId → Department</w:t>
-            </w:r>
-          </w:p>
-        </w:tc>
-        <w:tc>
-          <w:tcPr>
-            <w:tcW w:type="dxa" w:w="3456"/>
-            <w:shd w:val="clear" w:color="auto" w:fill="EBF2FA"/>
-          </w:tcPr>
-          <w:p>
-            <w:pPr>
-              <w:spacing w:before="60" w:after="60"/>
-            </w:pPr>
-            <w:r>
-              <w:rPr>
-                <w:rFonts w:ascii="Times New Roman" w:hAnsi="Times New Roman"/>
-                <w:b w:val="0"/>
-                <w:i w:val="0"/>
-                <w:sz w:val="20"/>
-              </w:rPr>
-              <w:t>Routed department</w:t>
-            </w:r>
-          </w:p>
-        </w:tc>
-      </w:tr>
-      <w:tr>
-        <w:tc>
-          <w:tcPr>
-            <w:tcW w:type="dxa" w:w="2592"/>
-          </w:tcPr>
-          <w:p>
-            <w:pPr>
-              <w:spacing w:before="60" w:after="60"/>
-            </w:pPr>
-            <w:r>
-              <w:rPr>
-                <w:rFonts w:ascii="Times New Roman" w:hAnsi="Times New Roman"/>
-                <w:b w:val="0"/>
-                <w:i w:val="0"/>
-                <w:sz w:val="20"/>
-              </w:rPr>
-              <w:t>staffRemarks</w:t>
-            </w:r>
-          </w:p>
-        </w:tc>
-        <w:tc>
-          <w:tcPr>
-            <w:tcW w:type="dxa" w:w="3600"/>
-          </w:tcPr>
-          <w:p>
-            <w:pPr>
-              <w:spacing w:before="60" w:after="60"/>
-            </w:pPr>
-            <w:r>
-              <w:rPr>
-                <w:rFonts w:ascii="Times New Roman" w:hAnsi="Times New Roman"/>
-                <w:b w:val="0"/>
-                <w:i w:val="0"/>
-                <w:sz w:val="20"/>
-              </w:rPr>
-              <w:t>String</w:t>
-            </w:r>
-          </w:p>
-        </w:tc>
-        <w:tc>
-          <w:tcPr>
-            <w:tcW w:type="dxa" w:w="3456"/>
-          </w:tcPr>
-          <w:p>
-            <w:pPr>
-              <w:spacing w:before="60" w:after="60"/>
-            </w:pPr>
-            <w:r>
-              <w:rPr>
-                <w:rFonts w:ascii="Times New Roman" w:hAnsi="Times New Roman"/>
-                <w:b w:val="0"/>
-                <w:i w:val="0"/>
-                <w:sz w:val="20"/>
-              </w:rPr>
-              <w:t>Staff notes on progress / resolution</w:t>
-            </w:r>
-          </w:p>
-        </w:tc>
-      </w:tr>
-      <w:tr>
-        <w:tc>
-          <w:tcPr>
-            <w:tcW w:type="dxa" w:w="2592"/>
-            <w:shd w:val="clear" w:color="auto" w:fill="EBF2FA"/>
-          </w:tcPr>
-          <w:p>
-            <w:pPr>
-              <w:spacing w:before="60" w:after="60"/>
-            </w:pPr>
-            <w:r>
-              <w:rPr>
-                <w:rFonts w:ascii="Times New Roman" w:hAnsi="Times New Roman"/>
-                <w:b w:val="0"/>
-                <w:i w:val="0"/>
-                <w:sz w:val="20"/>
-              </w:rPr>
-              <w:t>resolutionProof</w:t>
-            </w:r>
-          </w:p>
-        </w:tc>
-        <w:tc>
-          <w:tcPr>
-            <w:tcW w:type="dxa" w:w="3600"/>
-            <w:shd w:val="clear" w:color="auto" w:fill="EBF2FA"/>
-          </w:tcPr>
-          <w:p>
-            <w:pPr>
-              <w:spacing w:before="60" w:after="60"/>
-            </w:pPr>
-            <w:r>
-              <w:rPr>
-                <w:rFonts w:ascii="Times New Roman" w:hAnsi="Times New Roman"/>
-                <w:b w:val="0"/>
-                <w:i w:val="0"/>
-                <w:sz w:val="20"/>
-              </w:rPr>
-              <w:t>String</w:t>
-            </w:r>
-          </w:p>
-        </w:tc>
-        <w:tc>
-          <w:tcPr>
-            <w:tcW w:type="dxa" w:w="3456"/>
-            <w:shd w:val="clear" w:color="auto" w:fill="EBF2FA"/>
-          </w:tcPr>
-          <w:p>
-            <w:pPr>
-              <w:spacing w:before="60" w:after="60"/>
-            </w:pPr>
-            <w:r>
-              <w:rPr>
-                <w:rFonts w:ascii="Times New Roman" w:hAnsi="Times New Roman"/>
-                <w:b w:val="0"/>
-                <w:i w:val="0"/>
-                <w:sz w:val="20"/>
-              </w:rPr>
-              <w:t>File path to resolution proof image</w:t>
-            </w:r>
-          </w:p>
-        </w:tc>
-      </w:tr>
-      <w:tr>
-        <w:tc>
-          <w:tcPr>
-            <w:tcW w:type="dxa" w:w="2592"/>
-          </w:tcPr>
-          <w:p>
-            <w:pPr>
-              <w:spacing w:before="60" w:after="60"/>
-            </w:pPr>
-            <w:r>
-              <w:rPr>
-                <w:rFonts w:ascii="Times New Roman" w:hAnsi="Times New Roman"/>
-                <w:b w:val="0"/>
-                <w:i w:val="0"/>
-                <w:sz w:val="20"/>
-              </w:rPr>
-              <w:t>statusHistory</w:t>
-            </w:r>
-          </w:p>
-        </w:tc>
-        <w:tc>
-          <w:tcPr>
-            <w:tcW w:type="dxa" w:w="3600"/>
-          </w:tcPr>
-          <w:p>
-            <w:pPr>
-              <w:spacing w:before="60" w:after="60"/>
-            </w:pPr>
-            <w:r>
-              <w:rPr>
-                <w:rFonts w:ascii="Times New Roman" w:hAnsi="Times New Roman"/>
-                <w:b w:val="0"/>
-                <w:i w:val="0"/>
-                <w:sz w:val="20"/>
-              </w:rPr>
-              <w:t>[StatusHistorySchema]</w:t>
-            </w:r>
-          </w:p>
-        </w:tc>
-        <w:tc>
-          <w:tcPr>
-            <w:tcW w:type="dxa" w:w="3456"/>
-          </w:tcPr>
-          <w:p>
-            <w:pPr>
-              <w:spacing w:before="60" w:after="60"/>
-            </w:pPr>
-            <w:r>
-              <w:rPr>
-                <w:rFonts w:ascii="Times New Roman" w:hAnsi="Times New Roman"/>
-                <w:b w:val="0"/>
-                <w:i w:val="0"/>
-                <w:sz w:val="20"/>
-              </w:rPr>
-              <w:t>Timestamped audit trail of status changes</w:t>
-            </w:r>
-          </w:p>
-        </w:tc>
-      </w:tr>
-    </w:tbl>
-    <w:p>
-      <w:r>
-        <w:br w:type="page"/>
-      </w:r>
-    </w:p>
-    <w:p>
-      <w:pPr>
-        <w:spacing w:before="120" w:after="120"/>
-        <w:jc w:val="left"/>
-      </w:pPr>
-      <w:r>
-        <w:rPr>
-          <w:rFonts w:ascii="Times New Roman" w:hAnsi="Times New Roman"/>
-          <w:b/>
-          <w:i w:val="0"/>
-          <w:color w:val="1F3864"/>
-          <w:sz w:val="30"/>
-        </w:rPr>
-        <w:t>5. REST API Endpoints</w:t>
-      </w:r>
-    </w:p>
-    <w:tbl>
-      <w:tblPr>
-        <w:tblStyle w:val="TableGrid"/>
-        <w:tblW w:type="auto" w:w="0"/>
-        <w:jc w:val="center"/>
-        <w:tblLook w:firstColumn="1" w:firstRow="1" w:lastColumn="0" w:lastRow="0" w:noHBand="0" w:noVBand="1" w:val="04A0"/>
-      </w:tblPr>
-      <w:tblGrid>
-        <w:gridCol w:w="2340"/>
-        <w:gridCol w:w="2340"/>
-        <w:gridCol w:w="2340"/>
-        <w:gridCol w:w="2340"/>
-      </w:tblGrid>
-      <w:tr>
-        <w:tc>
-          <w:tcPr>
-            <w:tcW w:type="dxa" w:w="1008"/>
-            <w:shd w:val="clear" w:color="auto" w:fill="1F3864"/>
-          </w:tcPr>
-          <w:p>
-            <w:pPr>
-              <w:spacing w:before="60" w:after="60"/>
-            </w:pPr>
-            <w:r>
-              <w:rPr>
-                <w:rFonts w:ascii="Times New Roman" w:hAnsi="Times New Roman"/>
-                <w:b/>
-                <w:i w:val="0"/>
-                <w:color w:val="FFFFFF"/>
-                <w:sz w:val="20"/>
-              </w:rPr>
-              <w:t>Method</w:t>
-            </w:r>
-          </w:p>
-        </w:tc>
-        <w:tc>
-          <w:tcPr>
-            <w:tcW w:type="dxa" w:w="3600"/>
-            <w:shd w:val="clear" w:color="auto" w:fill="1F3864"/>
-          </w:tcPr>
-          <w:p>
-            <w:pPr>
-              <w:spacing w:before="60" w:after="60"/>
-            </w:pPr>
-            <w:r>
-              <w:rPr>
-                <w:rFonts w:ascii="Times New Roman" w:hAnsi="Times New Roman"/>
-                <w:b/>
-                <w:i w:val="0"/>
-                <w:color w:val="FFFFFF"/>
-                <w:sz w:val="20"/>
-              </w:rPr>
-              <w:t>Endpoint</w:t>
-            </w:r>
-          </w:p>
-        </w:tc>
-        <w:tc>
-          <w:tcPr>
-            <w:tcW w:type="dxa" w:w="1728"/>
-            <w:shd w:val="clear" w:color="auto" w:fill="1F3864"/>
-          </w:tcPr>
-          <w:p>
-            <w:pPr>
-              <w:spacing w:before="60" w:after="60"/>
-            </w:pPr>
-            <w:r>
-              <w:rPr>
-                <w:rFonts w:ascii="Times New Roman" w:hAnsi="Times New Roman"/>
-                <w:b/>
-                <w:i w:val="0"/>
-                <w:color w:val="FFFFFF"/>
-                <w:sz w:val="20"/>
-              </w:rPr>
-              <w:t>Auth Required</w:t>
-            </w:r>
-          </w:p>
-        </w:tc>
-        <w:tc>
-          <w:tcPr>
-            <w:tcW w:type="dxa" w:w="3312"/>
-            <w:shd w:val="clear" w:color="auto" w:fill="1F3864"/>
-          </w:tcPr>
-          <w:p>
-            <w:pPr>
-              <w:spacing w:before="60" w:after="60"/>
-            </w:pPr>
-            <w:r>
-              <w:rPr>
-                <w:rFonts w:ascii="Times New Roman" w:hAnsi="Times New Roman"/>
-                <w:b/>
-                <w:i w:val="0"/>
-                <w:color w:val="FFFFFF"/>
-                <w:sz w:val="20"/>
-              </w:rPr>
-              <w:t>Description</w:t>
-            </w:r>
-          </w:p>
-        </w:tc>
-      </w:tr>
-      <w:tr>
-        <w:tc>
-          <w:tcPr>
-            <w:tcW w:type="dxa" w:w="1008"/>
-          </w:tcPr>
-          <w:p>
-            <w:pPr>
-              <w:spacing w:before="60" w:after="60"/>
-            </w:pPr>
-            <w:r>
-              <w:rPr>
-                <w:rFonts w:ascii="Times New Roman" w:hAnsi="Times New Roman"/>
-                <w:b w:val="0"/>
-                <w:i w:val="0"/>
-                <w:sz w:val="20"/>
-              </w:rPr>
-              <w:t>POST</w:t>
-            </w:r>
-          </w:p>
-        </w:tc>
-        <w:tc>
-          <w:tcPr>
-            <w:tcW w:type="dxa" w:w="3600"/>
-          </w:tcPr>
-          <w:p>
-            <w:pPr>
-              <w:spacing w:before="60" w:after="60"/>
-            </w:pPr>
-            <w:r>
-              <w:rPr>
-                <w:rFonts w:ascii="Times New Roman" w:hAnsi="Times New Roman"/>
-                <w:b w:val="0"/>
-                <w:i w:val="0"/>
-                <w:sz w:val="20"/>
-              </w:rPr>
-              <w:t>/api/auth/register</w:t>
-            </w:r>
-          </w:p>
-        </w:tc>
-        <w:tc>
-          <w:tcPr>
-            <w:tcW w:type="dxa" w:w="1728"/>
-          </w:tcPr>
-          <w:p>
-            <w:pPr>
-              <w:spacing w:before="60" w:after="60"/>
-            </w:pPr>
-            <w:r>
-              <w:rPr>
-                <w:rFonts w:ascii="Times New Roman" w:hAnsi="Times New Roman"/>
-                <w:b w:val="0"/>
-                <w:i w:val="0"/>
-                <w:sz w:val="20"/>
-              </w:rPr>
-              <w:t>No</w:t>
-            </w:r>
-          </w:p>
-        </w:tc>
-        <w:tc>
-          <w:tcPr>
-            <w:tcW w:type="dxa" w:w="3312"/>
-          </w:tcPr>
-          <w:p>
-            <w:pPr>
-              <w:spacing w:before="60" w:after="60"/>
-            </w:pPr>
-            <w:r>
-              <w:rPr>
-                <w:rFonts w:ascii="Times New Roman" w:hAnsi="Times New Roman"/>
-                <w:b w:val="0"/>
-                <w:i w:val="0"/>
-                <w:sz w:val="20"/>
-              </w:rPr>
-              <w:t>Register new Student / Staff / Admin account</w:t>
-            </w:r>
-          </w:p>
-        </w:tc>
-      </w:tr>
-      <w:tr>
-        <w:tc>
-          <w:tcPr>
-            <w:tcW w:type="dxa" w:w="1008"/>
-            <w:shd w:val="clear" w:color="auto" w:fill="EBF2FA"/>
-          </w:tcPr>
-          <w:p>
-            <w:pPr>
-              <w:spacing w:before="60" w:after="60"/>
-            </w:pPr>
-            <w:r>
-              <w:rPr>
-                <w:rFonts w:ascii="Times New Roman" w:hAnsi="Times New Roman"/>
-                <w:b w:val="0"/>
-                <w:i w:val="0"/>
-                <w:sz w:val="20"/>
-              </w:rPr>
-              <w:t>POST</w:t>
-            </w:r>
-          </w:p>
-        </w:tc>
-        <w:tc>
-          <w:tcPr>
-            <w:tcW w:type="dxa" w:w="3600"/>
-            <w:shd w:val="clear" w:color="auto" w:fill="EBF2FA"/>
-          </w:tcPr>
-          <w:p>
-            <w:pPr>
-              <w:spacing w:before="60" w:after="60"/>
-            </w:pPr>
-            <w:r>
-              <w:rPr>
-                <w:rFonts w:ascii="Times New Roman" w:hAnsi="Times New Roman"/>
-                <w:b w:val="0"/>
-                <w:i w:val="0"/>
-                <w:sz w:val="20"/>
-              </w:rPr>
-              <w:t>/api/auth/login</w:t>
-            </w:r>
-          </w:p>
-        </w:tc>
-        <w:tc>
-          <w:tcPr>
-            <w:tcW w:type="dxa" w:w="1728"/>
-            <w:shd w:val="clear" w:color="auto" w:fill="EBF2FA"/>
-          </w:tcPr>
-          <w:p>
-            <w:pPr>
-              <w:spacing w:before="60" w:after="60"/>
-            </w:pPr>
-            <w:r>
-              <w:rPr>
-                <w:rFonts w:ascii="Times New Roman" w:hAnsi="Times New Roman"/>
-                <w:b w:val="0"/>
-                <w:i w:val="0"/>
-                <w:sz w:val="20"/>
-              </w:rPr>
-              <w:t>No</w:t>
-            </w:r>
-          </w:p>
-        </w:tc>
-        <w:tc>
-          <w:tcPr>
-            <w:tcW w:type="dxa" w:w="3312"/>
-            <w:shd w:val="clear" w:color="auto" w:fill="EBF2FA"/>
-          </w:tcPr>
-          <w:p>
-            <w:pPr>
-              <w:spacing w:before="60" w:after="60"/>
-            </w:pPr>
-            <w:r>
-              <w:rPr>
-                <w:rFonts w:ascii="Times New Roman" w:hAnsi="Times New Roman"/>
-                <w:b w:val="0"/>
-                <w:i w:val="0"/>
-                <w:sz w:val="20"/>
-              </w:rPr>
-              <w:t>Login and receive JWT token</w:t>
-            </w:r>
-          </w:p>
-        </w:tc>
-      </w:tr>
-      <w:tr>
-        <w:tc>
-          <w:tcPr>
-            <w:tcW w:type="dxa" w:w="1008"/>
-          </w:tcPr>
-          <w:p>
-            <w:pPr>
-              <w:spacing w:before="60" w:after="60"/>
-            </w:pPr>
-            <w:r>
-              <w:rPr>
-                <w:rFonts w:ascii="Times New Roman" w:hAnsi="Times New Roman"/>
-                <w:b w:val="0"/>
-                <w:i w:val="0"/>
-                <w:sz w:val="20"/>
-              </w:rPr>
-              <w:t>GET</w:t>
-            </w:r>
-          </w:p>
-        </w:tc>
-        <w:tc>
-          <w:tcPr>
-            <w:tcW w:type="dxa" w:w="3600"/>
-          </w:tcPr>
-          <w:p>
-            <w:pPr>
-              <w:spacing w:before="60" w:after="60"/>
-            </w:pPr>
-            <w:r>
-              <w:rPr>
-                <w:rFonts w:ascii="Times New Roman" w:hAnsi="Times New Roman"/>
-                <w:b w:val="0"/>
-                <w:i w:val="0"/>
-                <w:sz w:val="20"/>
-              </w:rPr>
-              <w:t>/api/auth/profile</w:t>
-            </w:r>
-          </w:p>
-        </w:tc>
-        <w:tc>
-          <w:tcPr>
-            <w:tcW w:type="dxa" w:w="1728"/>
-          </w:tcPr>
-          <w:p>
-            <w:pPr>
-              <w:spacing w:before="60" w:after="60"/>
-            </w:pPr>
-            <w:r>
-              <w:rPr>
-                <w:rFonts w:ascii="Times New Roman" w:hAnsi="Times New Roman"/>
-                <w:b w:val="0"/>
-                <w:i w:val="0"/>
-                <w:sz w:val="20"/>
-              </w:rPr>
-              <w:t>JWT</w:t>
-            </w:r>
-          </w:p>
-        </w:tc>
-        <w:tc>
-          <w:tcPr>
-            <w:tcW w:type="dxa" w:w="3312"/>
-          </w:tcPr>
-          <w:p>
-            <w:pPr>
-              <w:spacing w:before="60" w:after="60"/>
-            </w:pPr>
-            <w:r>
-              <w:rPr>
-                <w:rFonts w:ascii="Times New Roman" w:hAnsi="Times New Roman"/>
-                <w:b w:val="0"/>
-                <w:i w:val="0"/>
-                <w:sz w:val="20"/>
-              </w:rPr>
-              <w:t>Get authenticated user profile</w:t>
-            </w:r>
-          </w:p>
-        </w:tc>
-      </w:tr>
-      <w:tr>
-        <w:tc>
-          <w:tcPr>
-            <w:tcW w:type="dxa" w:w="1008"/>
-            <w:shd w:val="clear" w:color="auto" w:fill="EBF2FA"/>
-          </w:tcPr>
-          <w:p>
-            <w:pPr>
-              <w:spacing w:before="60" w:after="60"/>
-            </w:pPr>
-            <w:r>
-              <w:rPr>
-                <w:rFonts w:ascii="Times New Roman" w:hAnsi="Times New Roman"/>
-                <w:b w:val="0"/>
-                <w:i w:val="0"/>
-                <w:sz w:val="20"/>
-              </w:rPr>
-              <w:t>GET</w:t>
-            </w:r>
-          </w:p>
-        </w:tc>
-        <w:tc>
-          <w:tcPr>
-            <w:tcW w:type="dxa" w:w="3600"/>
-            <w:shd w:val="clear" w:color="auto" w:fill="EBF2FA"/>
-          </w:tcPr>
-          <w:p>
-            <w:pPr>
-              <w:spacing w:before="60" w:after="60"/>
-            </w:pPr>
-            <w:r>
-              <w:rPr>
-                <w:rFonts w:ascii="Times New Roman" w:hAnsi="Times New Roman"/>
-                <w:b w:val="0"/>
-                <w:i w:val="0"/>
-                <w:sz w:val="20"/>
-              </w:rPr>
-              <w:t>/api/complaints</w:t>
-            </w:r>
-          </w:p>
-        </w:tc>
-        <w:tc>
-          <w:tcPr>
-            <w:tcW w:type="dxa" w:w="1728"/>
-            <w:shd w:val="clear" w:color="auto" w:fill="EBF2FA"/>
-          </w:tcPr>
-          <w:p>
-            <w:pPr>
-              <w:spacing w:before="60" w:after="60"/>
-            </w:pPr>
-            <w:r>
-              <w:rPr>
-                <w:rFonts w:ascii="Times New Roman" w:hAnsi="Times New Roman"/>
-                <w:b w:val="0"/>
-                <w:i w:val="0"/>
-                <w:sz w:val="20"/>
-              </w:rPr>
-              <w:t>JWT</w:t>
-            </w:r>
-          </w:p>
-        </w:tc>
-        <w:tc>
-          <w:tcPr>
-            <w:tcW w:type="dxa" w:w="3312"/>
-            <w:shd w:val="clear" w:color="auto" w:fill="EBF2FA"/>
-          </w:tcPr>
-          <w:p>
-            <w:pPr>
-              <w:spacing w:before="60" w:after="60"/>
-            </w:pPr>
-            <w:r>
-              <w:rPr>
-                <w:rFonts w:ascii="Times New Roman" w:hAnsi="Times New Roman"/>
-                <w:b w:val="0"/>
-                <w:i w:val="0"/>
-                <w:sz w:val="20"/>
-              </w:rPr>
-              <w:t>List complaints (filtered by role)</w:t>
-            </w:r>
-          </w:p>
-        </w:tc>
-      </w:tr>
-      <w:tr>
-        <w:tc>
-          <w:tcPr>
-            <w:tcW w:type="dxa" w:w="1008"/>
-          </w:tcPr>
-          <w:p>
-            <w:pPr>
-              <w:spacing w:before="60" w:after="60"/>
-            </w:pPr>
-            <w:r>
-              <w:rPr>
-                <w:rFonts w:ascii="Times New Roman" w:hAnsi="Times New Roman"/>
-                <w:b w:val="0"/>
-                <w:i w:val="0"/>
-                <w:sz w:val="20"/>
-              </w:rPr>
-              <w:t>POST</w:t>
-            </w:r>
-          </w:p>
-        </w:tc>
-        <w:tc>
-          <w:tcPr>
-            <w:tcW w:type="dxa" w:w="3600"/>
-          </w:tcPr>
-          <w:p>
-            <w:pPr>
-              <w:spacing w:before="60" w:after="60"/>
-            </w:pPr>
-            <w:r>
-              <w:rPr>
-                <w:rFonts w:ascii="Times New Roman" w:hAnsi="Times New Roman"/>
-                <w:b w:val="0"/>
-                <w:i w:val="0"/>
-                <w:sz w:val="20"/>
-              </w:rPr>
-              <w:t>/api/complaints</w:t>
-            </w:r>
-          </w:p>
-        </w:tc>
-        <w:tc>
-          <w:tcPr>
-            <w:tcW w:type="dxa" w:w="1728"/>
-          </w:tcPr>
-          <w:p>
-            <w:pPr>
-              <w:spacing w:before="60" w:after="60"/>
-            </w:pPr>
-            <w:r>
-              <w:rPr>
-                <w:rFonts w:ascii="Times New Roman" w:hAnsi="Times New Roman"/>
-                <w:b w:val="0"/>
-                <w:i w:val="0"/>
-                <w:sz w:val="20"/>
-              </w:rPr>
-              <w:t>JWT (student)</w:t>
-            </w:r>
-          </w:p>
-        </w:tc>
-        <w:tc>
-          <w:tcPr>
-            <w:tcW w:type="dxa" w:w="3312"/>
-          </w:tcPr>
-          <w:p>
-            <w:pPr>
-              <w:spacing w:before="60" w:after="60"/>
-            </w:pPr>
-            <w:r>
-              <w:rPr>
-                <w:rFonts w:ascii="Times New Roman" w:hAnsi="Times New Roman"/>
-                <w:b w:val="0"/>
-                <w:i w:val="0"/>
-                <w:sz w:val="20"/>
-              </w:rPr>
-              <w:t>Submit a new complaint</w:t>
-            </w:r>
-          </w:p>
-        </w:tc>
-      </w:tr>
-      <w:tr>
-        <w:tc>
-          <w:tcPr>
-            <w:tcW w:type="dxa" w:w="1008"/>
-            <w:shd w:val="clear" w:color="auto" w:fill="EBF2FA"/>
-          </w:tcPr>
-          <w:p>
-            <w:pPr>
-              <w:spacing w:before="60" w:after="60"/>
-            </w:pPr>
-            <w:r>
-              <w:rPr>
-                <w:rFonts w:ascii="Times New Roman" w:hAnsi="Times New Roman"/>
-                <w:b w:val="0"/>
-                <w:i w:val="0"/>
-                <w:sz w:val="20"/>
-              </w:rPr>
-              <w:t>GET</w:t>
-            </w:r>
-          </w:p>
-        </w:tc>
-        <w:tc>
-          <w:tcPr>
-            <w:tcW w:type="dxa" w:w="3600"/>
-            <w:shd w:val="clear" w:color="auto" w:fill="EBF2FA"/>
-          </w:tcPr>
-          <w:p>
-            <w:pPr>
-              <w:spacing w:before="60" w:after="60"/>
-            </w:pPr>
-            <w:r>
-              <w:rPr>
-                <w:rFonts w:ascii="Times New Roman" w:hAnsi="Times New Roman"/>
-                <w:b w:val="0"/>
-                <w:i w:val="0"/>
-                <w:sz w:val="20"/>
-              </w:rPr>
-              <w:t>/api/complaints/:id</w:t>
-            </w:r>
-          </w:p>
-        </w:tc>
-        <w:tc>
-          <w:tcPr>
-            <w:tcW w:type="dxa" w:w="1728"/>
-            <w:shd w:val="clear" w:color="auto" w:fill="EBF2FA"/>
-          </w:tcPr>
-          <w:p>
-            <w:pPr>
-              <w:spacing w:before="60" w:after="60"/>
-            </w:pPr>
-            <w:r>
-              <w:rPr>
-                <w:rFonts w:ascii="Times New Roman" w:hAnsi="Times New Roman"/>
-                <w:b w:val="0"/>
-                <w:i w:val="0"/>
-                <w:sz w:val="20"/>
-              </w:rPr>
-              <w:t>JWT</w:t>
-            </w:r>
-          </w:p>
-        </w:tc>
-        <w:tc>
-          <w:tcPr>
-            <w:tcW w:type="dxa" w:w="3312"/>
-            <w:shd w:val="clear" w:color="auto" w:fill="EBF2FA"/>
-          </w:tcPr>
-          <w:p>
-            <w:pPr>
-              <w:spacing w:before="60" w:after="60"/>
-            </w:pPr>
-            <w:r>
-              <w:rPr>
-                <w:rFonts w:ascii="Times New Roman" w:hAnsi="Times New Roman"/>
-                <w:b w:val="0"/>
-                <w:i w:val="0"/>
-                <w:sz w:val="20"/>
-              </w:rPr>
-              <w:t>Get single complaint with timeline</w:t>
-            </w:r>
-          </w:p>
-        </w:tc>
-      </w:tr>
-      <w:tr>
-        <w:tc>
-          <w:tcPr>
-            <w:tcW w:type="dxa" w:w="1008"/>
-          </w:tcPr>
-          <w:p>
-            <w:pPr>
-              <w:spacing w:before="60" w:after="60"/>
-            </w:pPr>
-            <w:r>
-              <w:rPr>
-                <w:rFonts w:ascii="Times New Roman" w:hAnsi="Times New Roman"/>
-                <w:b w:val="0"/>
-                <w:i w:val="0"/>
-                <w:sz w:val="20"/>
-              </w:rPr>
-              <w:t>PATCH</w:t>
-            </w:r>
-          </w:p>
-        </w:tc>
-        <w:tc>
-          <w:tcPr>
-            <w:tcW w:type="dxa" w:w="3600"/>
-          </w:tcPr>
-          <w:p>
-            <w:pPr>
-              <w:spacing w:before="60" w:after="60"/>
-            </w:pPr>
-            <w:r>
-              <w:rPr>
-                <w:rFonts w:ascii="Times New Roman" w:hAnsi="Times New Roman"/>
-                <w:b w:val="0"/>
-                <w:i w:val="0"/>
-                <w:sz w:val="20"/>
-              </w:rPr>
-              <w:t>/api/complaints/:id/verify</w:t>
-            </w:r>
-          </w:p>
-        </w:tc>
-        <w:tc>
-          <w:tcPr>
-            <w:tcW w:type="dxa" w:w="1728"/>
-          </w:tcPr>
-          <w:p>
-            <w:pPr>
-              <w:spacing w:before="60" w:after="60"/>
-            </w:pPr>
-            <w:r>
-              <w:rPr>
-                <w:rFonts w:ascii="Times New Roman" w:hAnsi="Times New Roman"/>
-                <w:b w:val="0"/>
-                <w:i w:val="0"/>
-                <w:sz w:val="20"/>
-              </w:rPr>
-              <w:t>JWT (admin)</w:t>
-            </w:r>
-          </w:p>
-        </w:tc>
-        <w:tc>
-          <w:tcPr>
-            <w:tcW w:type="dxa" w:w="3312"/>
-          </w:tcPr>
-          <w:p>
-            <w:pPr>
-              <w:spacing w:before="60" w:after="60"/>
-            </w:pPr>
-            <w:r>
-              <w:rPr>
-                <w:rFonts w:ascii="Times New Roman" w:hAnsi="Times New Roman"/>
-                <w:b w:val="0"/>
-                <w:i w:val="0"/>
-                <w:sz w:val="20"/>
-              </w:rPr>
-              <w:t>Verify or reject a pending complaint</w:t>
-            </w:r>
-          </w:p>
-        </w:tc>
-      </w:tr>
-      <w:tr>
-        <w:tc>
-          <w:tcPr>
-            <w:tcW w:type="dxa" w:w="1008"/>
-            <w:shd w:val="clear" w:color="auto" w:fill="EBF2FA"/>
-          </w:tcPr>
-          <w:p>
-            <w:pPr>
-              <w:spacing w:before="60" w:after="60"/>
-            </w:pPr>
-            <w:r>
-              <w:rPr>
-                <w:rFonts w:ascii="Times New Roman" w:hAnsi="Times New Roman"/>
-                <w:b w:val="0"/>
-                <w:i w:val="0"/>
-                <w:sz w:val="20"/>
-              </w:rPr>
-              <w:t>PATCH</w:t>
-            </w:r>
-          </w:p>
-        </w:tc>
-        <w:tc>
-          <w:tcPr>
-            <w:tcW w:type="dxa" w:w="3600"/>
-            <w:shd w:val="clear" w:color="auto" w:fill="EBF2FA"/>
-          </w:tcPr>
-          <w:p>
-            <w:pPr>
-              <w:spacing w:before="60" w:after="60"/>
-            </w:pPr>
-            <w:r>
-              <w:rPr>
-                <w:rFonts w:ascii="Times New Roman" w:hAnsi="Times New Roman"/>
-                <w:b w:val="0"/>
-                <w:i w:val="0"/>
-                <w:sz w:val="20"/>
-              </w:rPr>
-              <w:t>/api/complaints/:id/assign</w:t>
-            </w:r>
-          </w:p>
-        </w:tc>
-        <w:tc>
-          <w:tcPr>
-            <w:tcW w:type="dxa" w:w="1728"/>
-            <w:shd w:val="clear" w:color="auto" w:fill="EBF2FA"/>
-          </w:tcPr>
-          <w:p>
-            <w:pPr>
-              <w:spacing w:before="60" w:after="60"/>
-            </w:pPr>
-            <w:r>
-              <w:rPr>
-                <w:rFonts w:ascii="Times New Roman" w:hAnsi="Times New Roman"/>
-                <w:b w:val="0"/>
-                <w:i w:val="0"/>
-                <w:sz w:val="20"/>
-              </w:rPr>
-              <w:t>JWT (admin)</w:t>
-            </w:r>
-          </w:p>
-        </w:tc>
-        <w:tc>
-          <w:tcPr>
-            <w:tcW w:type="dxa" w:w="3312"/>
-            <w:shd w:val="clear" w:color="auto" w:fill="EBF2FA"/>
-          </w:tcPr>
-          <w:p>
-            <w:pPr>
-              <w:spacing w:before="60" w:after="60"/>
-            </w:pPr>
-            <w:r>
-              <w:rPr>
-                <w:rFonts w:ascii="Times New Roman" w:hAnsi="Times New Roman"/>
-                <w:b w:val="0"/>
-                <w:i w:val="0"/>
-                <w:sz w:val="20"/>
-              </w:rPr>
-              <w:t>Assign complaint to staff &amp; department</w:t>
-            </w:r>
-          </w:p>
-        </w:tc>
-      </w:tr>
-      <w:tr>
-        <w:tc>
-          <w:tcPr>
-            <w:tcW w:type="dxa" w:w="1008"/>
-          </w:tcPr>
-          <w:p>
-            <w:pPr>
-              <w:spacing w:before="60" w:after="60"/>
-            </w:pPr>
-            <w:r>
-              <w:rPr>
-                <w:rFonts w:ascii="Times New Roman" w:hAnsi="Times New Roman"/>
-                <w:b w:val="0"/>
-                <w:i w:val="0"/>
-                <w:sz w:val="20"/>
-              </w:rPr>
-              <w:t>PATCH</w:t>
-            </w:r>
-          </w:p>
-        </w:tc>
-        <w:tc>
-          <w:tcPr>
-            <w:tcW w:type="dxa" w:w="3600"/>
-          </w:tcPr>
-          <w:p>
-            <w:pPr>
-              <w:spacing w:before="60" w:after="60"/>
-            </w:pPr>
-            <w:r>
-              <w:rPr>
-                <w:rFonts w:ascii="Times New Roman" w:hAnsi="Times New Roman"/>
-                <w:b w:val="0"/>
-                <w:i w:val="0"/>
-                <w:sz w:val="20"/>
-              </w:rPr>
-              <w:t>/api/complaints/:id/update</w:t>
-            </w:r>
-          </w:p>
-        </w:tc>
-        <w:tc>
-          <w:tcPr>
-            <w:tcW w:type="dxa" w:w="1728"/>
-          </w:tcPr>
-          <w:p>
-            <w:pPr>
-              <w:spacing w:before="60" w:after="60"/>
-            </w:pPr>
-            <w:r>
-              <w:rPr>
-                <w:rFonts w:ascii="Times New Roman" w:hAnsi="Times New Roman"/>
-                <w:b w:val="0"/>
-                <w:i w:val="0"/>
-                <w:sz w:val="20"/>
-              </w:rPr>
-              <w:t>JWT (staff)</w:t>
-            </w:r>
-          </w:p>
-        </w:tc>
-        <w:tc>
-          <w:tcPr>
-            <w:tcW w:type="dxa" w:w="3312"/>
-          </w:tcPr>
-          <w:p>
-            <w:pPr>
-              <w:spacing w:before="60" w:after="60"/>
-            </w:pPr>
-            <w:r>
-              <w:rPr>
-                <w:rFonts w:ascii="Times New Roman" w:hAnsi="Times New Roman"/>
-                <w:b w:val="0"/>
-                <w:i w:val="0"/>
-                <w:sz w:val="20"/>
-              </w:rPr>
-              <w:t>Update progress + upload proof photo</w:t>
-            </w:r>
-          </w:p>
-        </w:tc>
-      </w:tr>
-      <w:tr>
-        <w:tc>
-          <w:tcPr>
-            <w:tcW w:type="dxa" w:w="1008"/>
-            <w:shd w:val="clear" w:color="auto" w:fill="EBF2FA"/>
-          </w:tcPr>
-          <w:p>
-            <w:pPr>
-              <w:spacing w:before="60" w:after="60"/>
-            </w:pPr>
-            <w:r>
-              <w:rPr>
-                <w:rFonts w:ascii="Times New Roman" w:hAnsi="Times New Roman"/>
-                <w:b w:val="0"/>
-                <w:i w:val="0"/>
-                <w:sz w:val="20"/>
-              </w:rPr>
-              <w:t>GET</w:t>
-            </w:r>
-          </w:p>
-        </w:tc>
-        <w:tc>
-          <w:tcPr>
-            <w:tcW w:type="dxa" w:w="3600"/>
-            <w:shd w:val="clear" w:color="auto" w:fill="EBF2FA"/>
-          </w:tcPr>
-          <w:p>
-            <w:pPr>
-              <w:spacing w:before="60" w:after="60"/>
-            </w:pPr>
-            <w:r>
-              <w:rPr>
-                <w:rFonts w:ascii="Times New Roman" w:hAnsi="Times New Roman"/>
-                <w:b w:val="0"/>
-                <w:i w:val="0"/>
-                <w:sz w:val="20"/>
-              </w:rPr>
-              <w:t>/api/departments</w:t>
-            </w:r>
-          </w:p>
-        </w:tc>
-        <w:tc>
-          <w:tcPr>
-            <w:tcW w:type="dxa" w:w="1728"/>
-            <w:shd w:val="clear" w:color="auto" w:fill="EBF2FA"/>
-          </w:tcPr>
-          <w:p>
-            <w:pPr>
-              <w:spacing w:before="60" w:after="60"/>
-            </w:pPr>
-            <w:r>
-              <w:rPr>
-                <w:rFonts w:ascii="Times New Roman" w:hAnsi="Times New Roman"/>
-                <w:b w:val="0"/>
-                <w:i w:val="0"/>
-                <w:sz w:val="20"/>
-              </w:rPr>
-              <w:t>JWT</w:t>
-            </w:r>
-          </w:p>
-        </w:tc>
-        <w:tc>
-          <w:tcPr>
-            <w:tcW w:type="dxa" w:w="3312"/>
-            <w:shd w:val="clear" w:color="auto" w:fill="EBF2FA"/>
-          </w:tcPr>
-          <w:p>
-            <w:pPr>
-              <w:spacing w:before="60" w:after="60"/>
-            </w:pPr>
-            <w:r>
-              <w:rPr>
-                <w:rFonts w:ascii="Times New Roman" w:hAnsi="Times New Roman"/>
-                <w:b w:val="0"/>
-                <w:i w:val="0"/>
-                <w:sz w:val="20"/>
-              </w:rPr>
-              <w:t>List all departments</w:t>
-            </w:r>
-          </w:p>
-        </w:tc>
-      </w:tr>
-      <w:tr>
-        <w:tc>
-          <w:tcPr>
-            <w:tcW w:type="dxa" w:w="1008"/>
-          </w:tcPr>
-          <w:p>
-            <w:pPr>
-              <w:spacing w:before="60" w:after="60"/>
-            </w:pPr>
-            <w:r>
-              <w:rPr>
-                <w:rFonts w:ascii="Times New Roman" w:hAnsi="Times New Roman"/>
-                <w:b w:val="0"/>
-                <w:i w:val="0"/>
-                <w:sz w:val="20"/>
-              </w:rPr>
-              <w:t>GET</w:t>
-            </w:r>
-          </w:p>
-        </w:tc>
-        <w:tc>
-          <w:tcPr>
-            <w:tcW w:type="dxa" w:w="3600"/>
-          </w:tcPr>
-          <w:p>
-            <w:pPr>
-              <w:spacing w:before="60" w:after="60"/>
-            </w:pPr>
-            <w:r>
-              <w:rPr>
-                <w:rFonts w:ascii="Times New Roman" w:hAnsi="Times New Roman"/>
-                <w:b w:val="0"/>
-                <w:i w:val="0"/>
-                <w:sz w:val="20"/>
-              </w:rPr>
-              <w:t>/api/departments/:id/staff</w:t>
-            </w:r>
-          </w:p>
-        </w:tc>
-        <w:tc>
-          <w:tcPr>
-            <w:tcW w:type="dxa" w:w="1728"/>
-          </w:tcPr>
-          <w:p>
-            <w:pPr>
-              <w:spacing w:before="60" w:after="60"/>
-            </w:pPr>
-            <w:r>
-              <w:rPr>
-                <w:rFonts w:ascii="Times New Roman" w:hAnsi="Times New Roman"/>
-                <w:b w:val="0"/>
-                <w:i w:val="0"/>
-                <w:sz w:val="20"/>
-              </w:rPr>
-              <w:t>JWT (admin)</w:t>
-            </w:r>
-          </w:p>
-        </w:tc>
-        <w:tc>
-          <w:tcPr>
-            <w:tcW w:type="dxa" w:w="3312"/>
-          </w:tcPr>
-          <w:p>
-            <w:pPr>
-              <w:spacing w:before="60" w:after="60"/>
-            </w:pPr>
-            <w:r>
-              <w:rPr>
-                <w:rFonts w:ascii="Times New Roman" w:hAnsi="Times New Roman"/>
-                <w:b w:val="0"/>
-                <w:i w:val="0"/>
-                <w:sz w:val="20"/>
-              </w:rPr>
-              <w:t>List staff members of a department</w:t>
-            </w:r>
-          </w:p>
-        </w:tc>
-      </w:tr>
-    </w:tbl>
-    <w:p>
-      <w:r>
-        <w:br w:type="page"/>
-      </w:r>
-    </w:p>
-    <w:p>
-      <w:pPr>
-        <w:spacing w:before="120" w:after="120"/>
-        <w:jc w:val="left"/>
-      </w:pPr>
-      <w:r>
-        <w:rPr>
-          <w:rFonts w:ascii="Times New Roman" w:hAnsi="Times New Roman"/>
-          <w:b/>
-          <w:i w:val="0"/>
-          <w:color w:val="1F3864"/>
-          <w:sz w:val="30"/>
-        </w:rPr>
-        <w:t>6. Features Implemented</w:t>
-      </w:r>
-    </w:p>
-    <w:p>
-      <w:pPr>
-        <w:spacing w:before="200" w:after="80"/>
-        <w:jc w:val="left"/>
-      </w:pPr>
-      <w:r>
-        <w:rPr>
-          <w:rFonts w:ascii="Times New Roman" w:hAnsi="Times New Roman"/>
-          <w:b/>
-          <w:i w:val="0"/>
-          <w:color w:val="000000"/>
-          <w:sz w:val="26"/>
-        </w:rPr>
-        <w:t>6.1  Role-Based Authentication &amp; Authorization</w:t>
-      </w:r>
-    </w:p>
-    <w:p>
-      <w:pPr>
-        <w:pStyle w:val="ListBullet"/>
-        <w:spacing w:before="40" w:after="40"/>
-      </w:pPr>
-      <w:r>
-        <w:rPr>
-          <w:rFonts w:ascii="Times New Roman" w:hAnsi="Times New Roman"/>
-          <w:b w:val="0"/>
-          <w:i w:val="0"/>
-          <w:sz w:val="24"/>
-        </w:rPr>
-        <w:t>Three distinct roles: Student, Admin, and Staff — each with unique dashboards.</w:t>
-      </w:r>
-    </w:p>
-    <w:p>
-      <w:pPr>
-        <w:pStyle w:val="ListBullet"/>
-        <w:spacing w:before="40" w:after="40"/>
-      </w:pPr>
-      <w:r>
-        <w:rPr>
-          <w:rFonts w:ascii="Times New Roman" w:hAnsi="Times New Roman"/>
-          <w:b w:val="0"/>
-          <w:i w:val="0"/>
-          <w:sz w:val="24"/>
-        </w:rPr>
-        <w:t>Registration page dynamically adapts to the selected role.</w:t>
-      </w:r>
-    </w:p>
-    <w:p>
-      <w:pPr>
-        <w:pStyle w:val="ListBullet"/>
-        <w:spacing w:before="40" w:after="40"/>
-      </w:pPr>
-      <w:r>
-        <w:rPr>
-          <w:rFonts w:ascii="Times New Roman" w:hAnsi="Times New Roman"/>
-          <w:b w:val="0"/>
-          <w:i w:val="0"/>
-          <w:sz w:val="24"/>
-        </w:rPr>
-        <w:t>Admin registration requires a secret security passcode: Admin@CampusFix2026.</w:t>
-      </w:r>
-    </w:p>
-    <w:p>
-      <w:pPr>
-        <w:pStyle w:val="ListBullet"/>
-        <w:spacing w:before="40" w:after="40"/>
-      </w:pPr>
-      <w:r>
-        <w:rPr>
-          <w:rFonts w:ascii="Times New Roman" w:hAnsi="Times New Roman"/>
-          <w:b w:val="0"/>
-          <w:i w:val="0"/>
-          <w:sz w:val="24"/>
-        </w:rPr>
-        <w:t>Staff must select an assigned department during registration.</w:t>
-      </w:r>
-    </w:p>
-    <w:p>
-      <w:pPr>
-        <w:pStyle w:val="ListBullet"/>
-        <w:spacing w:before="40" w:after="40"/>
-      </w:pPr>
-      <w:r>
-        <w:rPr>
-          <w:rFonts w:ascii="Times New Roman" w:hAnsi="Times New Roman"/>
-          <w:b w:val="0"/>
-          <w:i w:val="0"/>
-          <w:sz w:val="24"/>
-        </w:rPr>
-        <w:t>JWT tokens are generated at login and stored in localStorage for subsequent API calls.</w:t>
-      </w:r>
-    </w:p>
-    <w:p>
-      <w:pPr>
-        <w:pStyle w:val="ListBullet"/>
-        <w:spacing w:before="40" w:after="40"/>
-      </w:pPr>
-      <w:r>
-        <w:rPr>
-          <w:rFonts w:ascii="Times New Roman" w:hAnsi="Times New Roman"/>
-          <w:b w:val="0"/>
-          <w:i w:val="0"/>
-          <w:sz w:val="24"/>
-        </w:rPr>
-        <w:t>Backend authMiddleware.js verifies every token and enforces role permissions.</w:t>
-      </w:r>
-    </w:p>
-    <w:p>
-      <w:pPr>
-        <w:spacing w:before="200" w:after="80"/>
-        <w:jc w:val="left"/>
-      </w:pPr>
-      <w:r>
-        <w:rPr>
-          <w:rFonts w:ascii="Times New Roman" w:hAnsi="Times New Roman"/>
-          <w:b/>
-          <w:i w:val="0"/>
-          <w:color w:val="000000"/>
-          <w:sz w:val="26"/>
-        </w:rPr>
-        <w:t>6.2  Student Complaint Submission (submit-complaint.html)</w:t>
-      </w:r>
-    </w:p>
-    <w:p>
-      <w:pPr>
-        <w:pStyle w:val="ListBullet"/>
-        <w:spacing w:before="40" w:after="40"/>
-      </w:pPr>
-      <w:r>
-        <w:rPr>
-          <w:rFonts w:ascii="Times New Roman" w:hAnsi="Times New Roman"/>
-          <w:b w:val="0"/>
-          <w:i w:val="0"/>
-          <w:sz w:val="24"/>
-        </w:rPr>
-        <w:t>Category dropdown: Electrical, IT/Network, Plumbing, Maintenance, Equipment, Other.</w:t>
-      </w:r>
-    </w:p>
-    <w:p>
-      <w:pPr>
-        <w:pStyle w:val="ListBullet"/>
-        <w:spacing w:before="40" w:after="40"/>
-      </w:pPr>
-      <w:r>
-        <w:rPr>
-          <w:rFonts w:ascii="Times New Roman" w:hAnsi="Times New Roman"/>
-          <w:b w:val="0"/>
-          <w:i w:val="0"/>
-          <w:sz w:val="24"/>
-        </w:rPr>
-        <w:t>HTML5 Drag &amp; Drop zone: drag files onto the dropzone or click-to-browse; image previewed instantly.</w:t>
-      </w:r>
-    </w:p>
-    <w:p>
-      <w:pPr>
-        <w:pStyle w:val="ListBullet"/>
-        <w:spacing w:before="40" w:after="40"/>
-      </w:pPr>
-      <w:r>
-        <w:rPr>
-          <w:rFonts w:ascii="Times New Roman" w:hAnsi="Times New Roman"/>
-          <w:b w:val="0"/>
-          <w:i w:val="0"/>
-          <w:sz w:val="24"/>
-        </w:rPr>
-        <w:t>Geolocation API button: captures precise GPS coordinates (latitude, longitude) with one click.</w:t>
-      </w:r>
-    </w:p>
-    <w:p>
-      <w:pPr>
-        <w:pStyle w:val="ListBullet"/>
-        <w:spacing w:before="40" w:after="40"/>
-      </w:pPr>
-      <w:r>
-        <w:rPr>
-          <w:rFonts w:ascii="Times New Roman" w:hAnsi="Times New Roman"/>
-          <w:b w:val="0"/>
-          <w:i w:val="0"/>
-          <w:sz w:val="24"/>
-        </w:rPr>
-        <w:t>localStorage draft auto-save: form data is saved on every keystroke and restored on page reload.</w:t>
-      </w:r>
-    </w:p>
-    <w:p>
-      <w:pPr>
-        <w:pStyle w:val="ListBullet"/>
-        <w:spacing w:before="40" w:after="40"/>
-      </w:pPr>
-      <w:r>
-        <w:rPr>
-          <w:rFonts w:ascii="Times New Roman" w:hAnsi="Times New Roman"/>
-          <w:b w:val="0"/>
-          <w:i w:val="0"/>
-          <w:sz w:val="24"/>
-        </w:rPr>
-        <w:t>Uploaded evidence images are stored in the /uploads folder via Multer middleware.</w:t>
-      </w:r>
-    </w:p>
-    <w:p>
-      <w:pPr>
-        <w:spacing w:before="200" w:after="80"/>
-        <w:jc w:val="left"/>
-      </w:pPr>
-      <w:r>
-        <w:rPr>
-          <w:rFonts w:ascii="Times New Roman" w:hAnsi="Times New Roman"/>
-          <w:b/>
-          <w:i w:val="0"/>
-          <w:color w:val="000000"/>
-          <w:sz w:val="26"/>
-        </w:rPr>
-        <w:t>6.3  Admin Dashboard (admin-dashboard.html)</w:t>
-      </w:r>
-    </w:p>
-    <w:p>
-      <w:pPr>
-        <w:pStyle w:val="ListBullet"/>
-        <w:spacing w:before="40" w:after="40"/>
-      </w:pPr>
-      <w:r>
-        <w:rPr>
-          <w:rFonts w:ascii="Times New Roman" w:hAnsi="Times New Roman"/>
-          <w:b w:val="0"/>
-          <w:i w:val="0"/>
-          <w:sz w:val="24"/>
-        </w:rPr>
-        <w:t>Analytics cards: Total, Pending, In Progress, Resolved, and Rejected complaint counts.</w:t>
-      </w:r>
-    </w:p>
-    <w:p>
-      <w:pPr>
-        <w:pStyle w:val="ListBullet"/>
-        <w:spacing w:before="40" w:after="40"/>
-      </w:pPr>
-      <w:r>
-        <w:rPr>
-          <w:rFonts w:ascii="Times New Roman" w:hAnsi="Times New Roman"/>
-          <w:b w:val="0"/>
-          <w:i w:val="0"/>
-          <w:sz w:val="24"/>
-        </w:rPr>
-        <w:t>Complaint list with status badges; click any complaint to open the management modal.</w:t>
-      </w:r>
-    </w:p>
-    <w:p>
-      <w:pPr>
-        <w:pStyle w:val="ListBullet"/>
-        <w:spacing w:before="40" w:after="40"/>
-      </w:pPr>
-      <w:r>
-        <w:rPr>
-          <w:rFonts w:ascii="Times New Roman" w:hAnsi="Times New Roman"/>
-          <w:b w:val="0"/>
-          <w:i w:val="0"/>
-          <w:sz w:val="24"/>
-        </w:rPr>
-        <w:t>Verify / Reject controls.</w:t>
-      </w:r>
-    </w:p>
-    <w:p>
-      <w:pPr>
-        <w:pStyle w:val="ListBullet"/>
-        <w:spacing w:before="40" w:after="40"/>
-      </w:pPr>
-      <w:r>
-        <w:rPr>
-          <w:rFonts w:ascii="Times New Roman" w:hAnsi="Times New Roman"/>
-          <w:b w:val="0"/>
-          <w:i w:val="0"/>
-          <w:sz w:val="24"/>
-        </w:rPr>
-        <w:t>Priority assignment dropdown (Low → Medium → High → Urgent).</w:t>
-      </w:r>
-    </w:p>
-    <w:p>
-      <w:pPr>
-        <w:pStyle w:val="ListBullet"/>
-        <w:spacing w:before="40" w:after="40"/>
-      </w:pPr>
-      <w:r>
-        <w:rPr>
-          <w:rFonts w:ascii="Times New Roman" w:hAnsi="Times New Roman"/>
-          <w:b w:val="0"/>
-          <w:i w:val="0"/>
-          <w:sz w:val="24"/>
-        </w:rPr>
-        <w:t>Department dropdown dynamically loaded from the database.</w:t>
-      </w:r>
-    </w:p>
-    <w:p>
-      <w:pPr>
-        <w:pStyle w:val="ListBullet"/>
-        <w:spacing w:before="40" w:after="40"/>
-      </w:pPr>
-      <w:r>
-        <w:rPr>
-          <w:rFonts w:ascii="Times New Roman" w:hAnsi="Times New Roman"/>
-          <w:b w:val="0"/>
-          <w:i w:val="0"/>
-          <w:sz w:val="24"/>
-        </w:rPr>
-        <w:t>Staff dropdown filtered by selected department; assignment saved immediately.</w:t>
-      </w:r>
-    </w:p>
-    <w:p>
-      <w:pPr>
-        <w:spacing w:before="200" w:after="80"/>
-        <w:jc w:val="left"/>
-      </w:pPr>
-      <w:r>
-        <w:rPr>
-          <w:rFonts w:ascii="Times New Roman" w:hAnsi="Times New Roman"/>
-          <w:b/>
-          <w:i w:val="0"/>
-          <w:color w:val="000000"/>
-          <w:sz w:val="26"/>
-        </w:rPr>
-        <w:t>6.4  Staff Dashboard (staff-dashboard.html)</w:t>
-      </w:r>
-    </w:p>
-    <w:p>
-      <w:pPr>
-        <w:pStyle w:val="ListBullet"/>
-        <w:spacing w:before="40" w:after="40"/>
-      </w:pPr>
-      <w:r>
-        <w:rPr>
-          <w:rFonts w:ascii="Times New Roman" w:hAnsi="Times New Roman"/>
-          <w:b w:val="0"/>
-          <w:i w:val="0"/>
-          <w:sz w:val="24"/>
-        </w:rPr>
-        <w:t>Shows only complaints assigned to the logged-in staff member.</w:t>
-      </w:r>
-    </w:p>
-    <w:p>
-      <w:pPr>
-        <w:pStyle w:val="ListBullet"/>
-        <w:spacing w:before="40" w:after="40"/>
-      </w:pPr>
-      <w:r>
-        <w:rPr>
-          <w:rFonts w:ascii="Times New Roman" w:hAnsi="Times New Roman"/>
-          <w:b w:val="0"/>
-          <w:i w:val="0"/>
-          <w:sz w:val="24"/>
-        </w:rPr>
-        <w:t>Status update modal: mark as In Progress or Resolved.</w:t>
-      </w:r>
-    </w:p>
-    <w:p>
-      <w:pPr>
-        <w:pStyle w:val="ListBullet"/>
-        <w:spacing w:before="40" w:after="40"/>
-      </w:pPr>
-      <w:r>
-        <w:rPr>
-          <w:rFonts w:ascii="Times New Roman" w:hAnsi="Times New Roman"/>
-          <w:b w:val="0"/>
-          <w:i w:val="0"/>
-          <w:sz w:val="24"/>
-        </w:rPr>
-        <w:t>Staff remarks text area for technician notes.</w:t>
-      </w:r>
-    </w:p>
-    <w:p>
-      <w:pPr>
-        <w:pStyle w:val="ListBullet"/>
-        <w:spacing w:before="40" w:after="40"/>
-      </w:pPr>
-      <w:r>
-        <w:rPr>
-          <w:rFonts w:ascii="Times New Roman" w:hAnsi="Times New Roman"/>
-          <w:b w:val="0"/>
-          <w:i w:val="0"/>
-          <w:sz w:val="24"/>
-        </w:rPr>
-        <w:t>Resolution proof photo upload via Multer.</w:t>
-      </w:r>
-    </w:p>
-    <w:p>
-      <w:pPr>
-        <w:spacing w:before="200" w:after="80"/>
-        <w:jc w:val="left"/>
-      </w:pPr>
-      <w:r>
-        <w:rPr>
-          <w:rFonts w:ascii="Times New Roman" w:hAnsi="Times New Roman"/>
-          <w:b/>
-          <w:i w:val="0"/>
-          <w:color w:val="000000"/>
-          <w:sz w:val="26"/>
-        </w:rPr>
-        <w:t>6.5  Timeline &amp; Complaint Details (complaint-details.html)</w:t>
-      </w:r>
-    </w:p>
-    <w:p>
-      <w:pPr>
-        <w:pStyle w:val="ListBullet"/>
-        <w:spacing w:before="40" w:after="40"/>
-      </w:pPr>
-      <w:r>
-        <w:rPr>
-          <w:rFonts w:ascii="Times New Roman" w:hAnsi="Times New Roman"/>
-          <w:b w:val="0"/>
-          <w:i w:val="0"/>
-          <w:sz w:val="24"/>
-        </w:rPr>
-        <w:t>Full complaint detail including GPS link, evidence image, category badge.</w:t>
-      </w:r>
-    </w:p>
-    <w:p>
-      <w:pPr>
-        <w:pStyle w:val="ListBullet"/>
-        <w:spacing w:before="40" w:after="40"/>
-      </w:pPr>
-      <w:r>
-        <w:rPr>
-          <w:rFonts w:ascii="Times New Roman" w:hAnsi="Times New Roman"/>
-          <w:b w:val="0"/>
-          <w:i w:val="0"/>
-          <w:sz w:val="24"/>
-        </w:rPr>
-        <w:t>Chronological status history: who changed what and when.</w:t>
-      </w:r>
-    </w:p>
-    <w:p>
-      <w:pPr>
-        <w:pStyle w:val="ListBullet"/>
-        <w:spacing w:before="40" w:after="40"/>
-      </w:pPr>
-      <w:r>
-        <w:rPr>
-          <w:rFonts w:ascii="Times New Roman" w:hAnsi="Times New Roman"/>
-          <w:b w:val="0"/>
-          <w:i w:val="0"/>
-          <w:sz w:val="24"/>
-        </w:rPr>
-        <w:t>Resolution proof photo display when available.</w:t>
-      </w:r>
-    </w:p>
-    <w:p>
-      <w:pPr>
-        <w:spacing w:before="200" w:after="80"/>
-        <w:jc w:val="left"/>
-      </w:pPr>
-      <w:r>
-        <w:rPr>
-          <w:rFonts w:ascii="Times New Roman" w:hAnsi="Times New Roman"/>
-          <w:b/>
-          <w:i w:val="0"/>
-          <w:color w:val="000000"/>
-          <w:sz w:val="26"/>
-        </w:rPr>
-        <w:t>6.6  HTML5 Advanced APIs</w:t>
-      </w:r>
-    </w:p>
-    <w:p>
-      <w:pPr>
-        <w:pStyle w:val="ListBullet"/>
-        <w:spacing w:before="40" w:after="40"/>
-      </w:pPr>
-      <w:r>
-        <w:rPr>
-          <w:rFonts w:ascii="Times New Roman" w:hAnsi="Times New Roman"/>
-          <w:b w:val="0"/>
-          <w:i w:val="0"/>
-          <w:sz w:val="24"/>
-        </w:rPr>
-        <w:t>Drag &amp; Drop API (drag-drop.js): dragover, dragleave, drop events; FileReader for preview; DataTransfer object.</w:t>
-      </w:r>
-    </w:p>
-    <w:p>
-      <w:pPr>
-        <w:pStyle w:val="ListBullet"/>
-        <w:spacing w:before="40" w:after="40"/>
-      </w:pPr>
-      <w:r>
-        <w:rPr>
-          <w:rFonts w:ascii="Times New Roman" w:hAnsi="Times New Roman"/>
-          <w:b w:val="0"/>
-          <w:i w:val="0"/>
-          <w:sz w:val="24"/>
-        </w:rPr>
-        <w:t>Geolocation API (geo.js): navigator.geolocation.getCurrentPosition() with error handling.</w:t>
-      </w:r>
-    </w:p>
-    <w:p>
-      <w:pPr>
-        <w:pStyle w:val="ListBullet"/>
-        <w:spacing w:before="40" w:after="40"/>
-      </w:pPr>
-      <w:r>
-        <w:rPr>
-          <w:rFonts w:ascii="Times New Roman" w:hAnsi="Times New Roman"/>
-          <w:b w:val="0"/>
-          <w:i w:val="0"/>
-          <w:sz w:val="24"/>
-        </w:rPr>
-        <w:t>localStorage (student.js, auth.js): JWT session persistence; draft complaint auto-save; profile display.</w:t>
-      </w:r>
-    </w:p>
-    <w:p>
-      <w:r>
-        <w:br w:type="page"/>
-      </w:r>
-    </w:p>
-    <w:p>
-      <w:pPr>
-        <w:spacing w:before="120" w:after="120"/>
-        <w:jc w:val="left"/>
-      </w:pPr>
-      <w:r>
-        <w:rPr>
-          <w:rFonts w:ascii="Times New Roman" w:hAnsi="Times New Roman"/>
-          <w:b/>
-          <w:i w:val="0"/>
-          <w:color w:val="1F3864"/>
-          <w:sz w:val="30"/>
-        </w:rPr>
-        <w:t>7. How to Run the Project</w:t>
-      </w:r>
-    </w:p>
-    <w:p>
-      <w:pPr>
-        <w:spacing w:before="160" w:after="80"/>
-        <w:jc w:val="left"/>
-      </w:pPr>
-      <w:r>
-        <w:rPr>
-          <w:rFonts w:ascii="Times New Roman" w:hAnsi="Times New Roman"/>
-          <w:b/>
-          <w:i w:val="0"/>
-          <w:color w:val="000000"/>
-          <w:sz w:val="26"/>
-        </w:rPr>
-        <w:t>Prerequisites</w:t>
-      </w:r>
-    </w:p>
-    <w:p>
-      <w:pPr>
-        <w:pStyle w:val="ListNumber"/>
-        <w:spacing w:before="40" w:after="40"/>
-      </w:pPr>
-      <w:r>
-        <w:rPr>
-          <w:rFonts w:ascii="Times New Roman" w:hAnsi="Times New Roman"/>
-          <w:b w:val="0"/>
-          <w:i w:val="0"/>
-          <w:sz w:val="24"/>
-        </w:rPr>
-        <w:t>Node.js v16 or above installed.</w:t>
-      </w:r>
-    </w:p>
-    <w:p>
-      <w:pPr>
-        <w:pStyle w:val="ListNumber"/>
-        <w:spacing w:before="40" w:after="40"/>
-      </w:pPr>
-      <w:r>
-        <w:rPr>
-          <w:rFonts w:ascii="Times New Roman" w:hAnsi="Times New Roman"/>
-          <w:b w:val="0"/>
-          <w:i w:val="0"/>
-          <w:sz w:val="24"/>
-        </w:rPr>
-        <w:t>MongoDB Community Server running locally on default port 27017  — OR — a MongoDB Atlas cloud URI.</w:t>
-      </w:r>
-    </w:p>
-    <w:p>
-      <w:pPr>
-        <w:spacing w:before="160" w:after="80"/>
-        <w:jc w:val="left"/>
-      </w:pPr>
-      <w:r>
-        <w:rPr>
-          <w:rFonts w:ascii="Times New Roman" w:hAnsi="Times New Roman"/>
-          <w:b/>
-          <w:i w:val="0"/>
-          <w:color w:val="000000"/>
-          <w:sz w:val="26"/>
-        </w:rPr>
-        <w:t>Installation &amp; Startup</w:t>
-      </w:r>
-    </w:p>
-    <w:p>
-      <w:pPr>
-        <w:pStyle w:val="ListNumber"/>
-        <w:spacing w:before="40" w:after="40"/>
-      </w:pPr>
-      <w:r>
-        <w:rPr>
-          <w:rFonts w:ascii="Times New Roman" w:hAnsi="Times New Roman"/>
-          <w:b w:val="0"/>
-          <w:i w:val="0"/>
-          <w:sz w:val="24"/>
-        </w:rPr>
-        <w:t>Open a terminal in the project root folder.</w:t>
-      </w:r>
-    </w:p>
-    <w:p>
-      <w:pPr>
-        <w:pStyle w:val="ListNumber"/>
-        <w:spacing w:before="40" w:after="40"/>
-      </w:pPr>
-      <w:r>
-        <w:rPr>
-          <w:rFonts w:ascii="Times New Roman" w:hAnsi="Times New Roman"/>
-          <w:b w:val="0"/>
-          <w:i w:val="0"/>
-          <w:sz w:val="24"/>
-        </w:rPr>
-        <w:t>Run  npm install  to install all dependencies.</w:t>
-      </w:r>
-    </w:p>
-    <w:p>
-      <w:pPr>
-        <w:pStyle w:val="ListNumber"/>
-        <w:spacing w:before="40" w:after="40"/>
-      </w:pPr>
-      <w:r>
-        <w:rPr>
-          <w:rFonts w:ascii="Times New Roman" w:hAnsi="Times New Roman"/>
-          <w:b w:val="0"/>
-          <w:i w:val="0"/>
-          <w:sz w:val="24"/>
-        </w:rPr>
-        <w:t>Optionally run  npm run seed  to populate the database with demo accounts and sample complaints.</w:t>
-      </w:r>
-    </w:p>
-    <w:p>
-      <w:pPr>
-        <w:pStyle w:val="ListNumber"/>
-        <w:spacing w:before="40" w:after="40"/>
-      </w:pPr>
-      <w:r>
-        <w:rPr>
-          <w:rFonts w:ascii="Times New Roman" w:hAnsi="Times New Roman"/>
-          <w:b w:val="0"/>
-          <w:i w:val="0"/>
-          <w:sz w:val="24"/>
-        </w:rPr>
-        <w:t>Start the server with  npm start.</w:t>
-      </w:r>
-    </w:p>
-    <w:p>
-      <w:pPr>
-        <w:pStyle w:val="ListNumber"/>
-        <w:spacing w:before="40" w:after="40"/>
-      </w:pPr>
-      <w:r>
-        <w:rPr>
-          <w:rFonts w:ascii="Times New Roman" w:hAnsi="Times New Roman"/>
-          <w:b w:val="0"/>
-          <w:i w:val="0"/>
-          <w:sz w:val="24"/>
-        </w:rPr>
-        <w:t>Open a browser and navigate to  http://localhost:5000.</w:t>
-      </w:r>
-    </w:p>
-    <w:p>
-      <w:pPr>
-        <w:spacing w:before="200" w:after="80"/>
-        <w:jc w:val="left"/>
-      </w:pPr>
-      <w:r>
-        <w:rPr>
-          <w:rFonts w:ascii="Times New Roman" w:hAnsi="Times New Roman"/>
-          <w:b/>
-          <w:i w:val="0"/>
-          <w:color w:val="000000"/>
-          <w:sz w:val="26"/>
-        </w:rPr>
-        <w:t>Demo Credentials (Pre-seeded)</w:t>
-      </w:r>
-    </w:p>
-    <w:tbl>
-      <w:tblPr>
-        <w:tblStyle w:val="TableGrid"/>
-        <w:tblW w:type="auto" w:w="0"/>
-        <w:tblLook w:firstColumn="1" w:firstRow="1" w:lastColumn="0" w:lastRow="0" w:noHBand="0" w:noVBand="1" w:val="04A0"/>
-      </w:tblPr>
-      <w:tblGrid>
-        <w:gridCol w:w="3120"/>
-        <w:gridCol w:w="3120"/>
-        <w:gridCol w:w="3120"/>
-      </w:tblGrid>
-      <w:tr>
-        <w:tc>
-          <w:tcPr>
-            <w:tcW w:type="dxa" w:w="2160"/>
-            <w:shd w:val="clear" w:color="auto" w:fill="1F3864"/>
-          </w:tcPr>
-          <w:p>
-            <w:pPr>
-              <w:spacing w:before="60" w:after="60"/>
-            </w:pPr>
-            <w:r>
-              <w:rPr>
-                <w:rFonts w:ascii="Times New Roman" w:hAnsi="Times New Roman"/>
-                <w:b/>
-                <w:i w:val="0"/>
-                <w:color w:val="FFFFFF"/>
-                <w:sz w:val="22"/>
-              </w:rPr>
-              <w:t>Role</w:t>
-            </w:r>
-          </w:p>
-        </w:tc>
-        <w:tc>
-          <w:tcPr>
-            <w:tcW w:type="dxa" w:w="3600"/>
-            <w:shd w:val="clear" w:color="auto" w:fill="1F3864"/>
-          </w:tcPr>
-          <w:p>
-            <w:pPr>
-              <w:spacing w:before="60" w:after="60"/>
-            </w:pPr>
-            <w:r>
-              <w:rPr>
-                <w:rFonts w:ascii="Times New Roman" w:hAnsi="Times New Roman"/>
-                <w:b/>
-                <w:i w:val="0"/>
-                <w:color w:val="FFFFFF"/>
-                <w:sz w:val="22"/>
-              </w:rPr>
-              <w:t>Email</w:t>
-            </w:r>
-          </w:p>
-        </w:tc>
-        <w:tc>
-          <w:tcPr>
-            <w:tcW w:type="dxa" w:w="3888"/>
-            <w:shd w:val="clear" w:color="auto" w:fill="1F3864"/>
-          </w:tcPr>
-          <w:p>
-            <w:pPr>
-              <w:spacing w:before="60" w:after="60"/>
-            </w:pPr>
-            <w:r>
-              <w:rPr>
-                <w:rFonts w:ascii="Times New Roman" w:hAnsi="Times New Roman"/>
-                <w:b/>
-                <w:i w:val="0"/>
-                <w:color w:val="FFFFFF"/>
-                <w:sz w:val="22"/>
-              </w:rPr>
-              <w:t>Password</w:t>
-            </w:r>
-          </w:p>
-        </w:tc>
-      </w:tr>
-      <w:tr>
-        <w:tc>
-          <w:tcPr>
-            <w:tcW w:type="dxa" w:w="2160"/>
-          </w:tcPr>
-          <w:p>
-            <w:pPr>
-              <w:spacing w:before="60" w:after="60"/>
-            </w:pPr>
-            <w:r>
-              <w:rPr>
-                <w:rFonts w:ascii="Times New Roman" w:hAnsi="Times New Roman"/>
-                <w:b w:val="0"/>
-                <w:i w:val="0"/>
-                <w:sz w:val="22"/>
-              </w:rPr>
-              <w:t>Student</w:t>
-            </w:r>
-          </w:p>
-        </w:tc>
-        <w:tc>
-          <w:tcPr>
-            <w:tcW w:type="dxa" w:w="3600"/>
-          </w:tcPr>
-          <w:p>
-            <w:pPr>
-              <w:spacing w:before="60" w:after="60"/>
-            </w:pPr>
-            <w:r>
-              <w:rPr>
-                <w:rFonts w:ascii="Times New Roman" w:hAnsi="Times New Roman"/>
-                <w:b w:val="0"/>
-                <w:i w:val="0"/>
-                <w:sz w:val="22"/>
-              </w:rPr>
-              <w:t>student@campusfix.edu</w:t>
-            </w:r>
-          </w:p>
-        </w:tc>
-        <w:tc>
-          <w:tcPr>
-            <w:tcW w:type="dxa" w:w="3888"/>
-          </w:tcPr>
-          <w:p>
-            <w:pPr>
-              <w:spacing w:before="60" w:after="60"/>
-            </w:pPr>
-            <w:r>
-              <w:rPr>
-                <w:rFonts w:ascii="Times New Roman" w:hAnsi="Times New Roman"/>
-                <w:b w:val="0"/>
-                <w:i w:val="0"/>
-                <w:sz w:val="22"/>
-              </w:rPr>
-              <w:t>student123</w:t>
-            </w:r>
-          </w:p>
-        </w:tc>
-      </w:tr>
-      <w:tr>
-        <w:tc>
-          <w:tcPr>
-            <w:tcW w:type="dxa" w:w="2160"/>
-            <w:shd w:val="clear" w:color="auto" w:fill="EBF2FA"/>
-          </w:tcPr>
-          <w:p>
-            <w:pPr>
-              <w:spacing w:before="60" w:after="60"/>
-            </w:pPr>
-            <w:r>
-              <w:rPr>
-                <w:rFonts w:ascii="Times New Roman" w:hAnsi="Times New Roman"/>
-                <w:b w:val="0"/>
-                <w:i w:val="0"/>
-                <w:sz w:val="22"/>
-              </w:rPr>
-              <w:t>Admin</w:t>
-            </w:r>
-          </w:p>
-        </w:tc>
-        <w:tc>
-          <w:tcPr>
-            <w:tcW w:type="dxa" w:w="3600"/>
-            <w:shd w:val="clear" w:color="auto" w:fill="EBF2FA"/>
-          </w:tcPr>
-          <w:p>
-            <w:pPr>
-              <w:spacing w:before="60" w:after="60"/>
-            </w:pPr>
-            <w:r>
-              <w:rPr>
-                <w:rFonts w:ascii="Times New Roman" w:hAnsi="Times New Roman"/>
-                <w:b w:val="0"/>
-                <w:i w:val="0"/>
-                <w:sz w:val="22"/>
-              </w:rPr>
-              <w:t>admin@campusfix.edu</w:t>
-            </w:r>
-          </w:p>
-        </w:tc>
-        <w:tc>
-          <w:tcPr>
-            <w:tcW w:type="dxa" w:w="3888"/>
-            <w:shd w:val="clear" w:color="auto" w:fill="EBF2FA"/>
-          </w:tcPr>
-          <w:p>
-            <w:pPr>
-              <w:spacing w:before="60" w:after="60"/>
-            </w:pPr>
-            <w:r>
-              <w:rPr>
-                <w:rFonts w:ascii="Times New Roman" w:hAnsi="Times New Roman"/>
-                <w:b w:val="0"/>
-                <w:i w:val="0"/>
-                <w:sz w:val="22"/>
-              </w:rPr>
-              <w:t>admin123</w:t>
-            </w:r>
-          </w:p>
-        </w:tc>
-      </w:tr>
-      <w:tr>
-        <w:tc>
-          <w:tcPr>
-            <w:tcW w:type="dxa" w:w="2160"/>
-          </w:tcPr>
-          <w:p>
-            <w:pPr>
-              <w:spacing w:before="60" w:after="60"/>
-            </w:pPr>
-            <w:r>
-              <w:rPr>
-                <w:rFonts w:ascii="Times New Roman" w:hAnsi="Times New Roman"/>
-                <w:b w:val="0"/>
-                <w:i w:val="0"/>
-                <w:sz w:val="22"/>
-              </w:rPr>
-              <w:t>Staff (Electrical)</w:t>
-            </w:r>
-          </w:p>
-        </w:tc>
-        <w:tc>
-          <w:tcPr>
-            <w:tcW w:type="dxa" w:w="3600"/>
-          </w:tcPr>
-          <w:p>
-            <w:pPr>
-              <w:spacing w:before="60" w:after="60"/>
-            </w:pPr>
-            <w:r>
-              <w:rPr>
-                <w:rFonts w:ascii="Times New Roman" w:hAnsi="Times New Roman"/>
-                <w:b w:val="0"/>
-                <w:i w:val="0"/>
-                <w:sz w:val="22"/>
-              </w:rPr>
-              <w:t>staff.elec@campusfix.edu</w:t>
-            </w:r>
-          </w:p>
-        </w:tc>
-        <w:tc>
-          <w:tcPr>
-            <w:tcW w:type="dxa" w:w="3888"/>
-          </w:tcPr>
-          <w:p>
-            <w:pPr>
-              <w:spacing w:before="60" w:after="60"/>
-            </w:pPr>
-            <w:r>
-              <w:rPr>
-                <w:rFonts w:ascii="Times New Roman" w:hAnsi="Times New Roman"/>
-                <w:b w:val="0"/>
-                <w:i w:val="0"/>
-                <w:sz w:val="22"/>
-              </w:rPr>
-              <w:t>staff123</w:t>
-            </w:r>
-          </w:p>
-        </w:tc>
-      </w:tr>
-      <w:tr>
-        <w:tc>
-          <w:tcPr>
-            <w:tcW w:type="dxa" w:w="2160"/>
-            <w:shd w:val="clear" w:color="auto" w:fill="EBF2FA"/>
-          </w:tcPr>
-          <w:p>
-            <w:pPr>
-              <w:spacing w:before="60" w:after="60"/>
-            </w:pPr>
-            <w:r>
-              <w:rPr>
-                <w:rFonts w:ascii="Times New Roman" w:hAnsi="Times New Roman"/>
-                <w:b w:val="0"/>
-                <w:i w:val="0"/>
-                <w:sz w:val="22"/>
               </w:rPr>
               <w:t>Staff (IT/Network)</w:t>
             </w:r>
@@ -4860,14 +4672,14 @@
           </w:tcPr>
           <w:p>
             <w:pPr>
-              <w:spacing w:before="60" w:after="60"/>
+              <w:spacing w:before="60" w:after="60" w:line="260" w:lineRule="exact"/>
+              <w:jc w:val="left"/>
             </w:pPr>
             <w:r>
               <w:rPr>
                 <w:rFonts w:ascii="Times New Roman" w:hAnsi="Times New Roman"/>
                 <w:b w:val="0"/>
-                <w:i w:val="0"/>
-                <w:sz w:val="22"/>
+                <w:sz w:val="20"/>
               </w:rPr>
               <w:t>staff.it@campusfix.edu</w:t>
             </w:r>
@@ -4875,19 +4687,19 @@
         </w:tc>
         <w:tc>
           <w:tcPr>
-            <w:tcW w:type="dxa" w:w="3888"/>
+            <w:tcW w:type="dxa" w:w="2160"/>
             <w:shd w:val="clear" w:color="auto" w:fill="EBF2FA"/>
           </w:tcPr>
           <w:p>
             <w:pPr>
-              <w:spacing w:before="60" w:after="60"/>
+              <w:spacing w:before="60" w:after="60" w:line="260" w:lineRule="exact"/>
+              <w:jc w:val="left"/>
             </w:pPr>
             <w:r>
               <w:rPr>
                 <w:rFonts w:ascii="Times New Roman" w:hAnsi="Times New Roman"/>
                 <w:b w:val="0"/>
-                <w:i w:val="0"/>
-                <w:sz w:val="22"/>
+                <w:sz w:val="20"/>
               </w:rPr>
               <w:t>staff123</w:t>
             </w:r>
@@ -4897,54 +4709,48 @@
     </w:tbl>
     <w:p>
       <w:pPr>
-        <w:spacing w:before="120" w:after="40"/>
+        <w:spacing w:before="120" w:after="0" w:line="320" w:lineRule="exact"/>
         <w:jc w:val="left"/>
       </w:pPr>
     </w:p>
     <w:p>
+      <w:pPr>
+        <w:spacing w:before="80" w:after="80"/>
+      </w:pPr>
       <w:r>
         <w:rPr>
           <w:rFonts w:ascii="Times New Roman" w:hAnsi="Times New Roman"/>
           <w:b/>
-          <w:i w:val="0"/>
-          <w:sz w:val="24"/>
+          <w:sz w:val="23"/>
         </w:rPr>
-        <w:t xml:space="preserve">Admin Registration Security Passcode:  </w:t>
+        <w:t xml:space="preserve">Admin Registration Passcode:  </w:t>
       </w:r>
       <w:r>
         <w:rPr>
           <w:rFonts w:ascii="Courier New" w:hAnsi="Courier New"/>
-          <w:b w:val="0"/>
-          <w:i w:val="0"/>
-          <w:sz w:val="24"/>
+          <w:sz w:val="23"/>
         </w:rPr>
         <w:t>Admin@CampusFix2026</w:t>
       </w:r>
     </w:p>
     <w:p>
-      <w:r>
-        <w:br w:type="page"/>
-      </w:r>
-    </w:p>
-    <w:p>
       <w:pPr>
-        <w:spacing w:before="120" w:after="120"/>
+        <w:spacing w:before="280" w:after="120" w:line="360" w:lineRule="exact"/>
         <w:jc w:val="left"/>
       </w:pPr>
       <w:r>
         <w:rPr>
           <w:rFonts w:ascii="Times New Roman" w:hAnsi="Times New Roman"/>
           <w:b/>
-          <w:i w:val="0"/>
           <w:color w:val="1F3864"/>
-          <w:sz w:val="30"/>
+          <w:sz w:val="28"/>
         </w:rPr>
-        <w:t>8. Conclusion</w:t>
+        <w:t>8.  Conclusion</w:t>
       </w:r>
     </w:p>
     <w:p>
       <w:pPr>
-        <w:spacing w:before="0" w:after="160"/>
+        <w:spacing w:before="0" w:after="120" w:line="320" w:lineRule="exact"/>
         <w:jc w:val="left"/>
       </w:pPr>
       <w:r>
@@ -4952,14 +4758,14 @@
           <w:rFonts w:ascii="Times New Roman" w:hAnsi="Times New Roman"/>
           <w:b w:val="0"/>
           <w:i w:val="0"/>
-          <w:sz w:val="24"/>
+          <w:sz w:val="23"/>
         </w:rPr>
-        <w:t>CampusFix successfully demonstrates the complete lifecycle of a real-world, full-stack web application. The project integrates core FSWD concepts — MongoDB Mongoose schemas, Express.js RESTful routing, JWT-based role authentication, Multer file uploads — with advanced browser APIs rarely combined in a single academic project: the HTML5 Drag &amp; Drop API, the Geolocation API, and localStorage-based session and draft management.</w:t>
+        <w:t>CampusFix demonstrates a complete, real-world full-stack web application built from scratch without any frontend framework. It integrates MongoDB schemas, Express REST routes, JWT role authentication, Multer file uploads, and three advanced browser APIs (Drag &amp; Drop, Geolocation, localStorage) in a single, cohesive project.</w:t>
       </w:r>
     </w:p>
     <w:p>
       <w:pPr>
-        <w:spacing w:before="0" w:after="160"/>
+        <w:spacing w:before="0" w:after="100" w:line="320" w:lineRule="exact"/>
         <w:jc w:val="left"/>
       </w:pPr>
       <w:r>
@@ -4967,29 +4773,28 @@
           <w:rFonts w:ascii="Times New Roman" w:hAnsi="Times New Roman"/>
           <w:b w:val="0"/>
           <w:i w:val="0"/>
-          <w:sz w:val="24"/>
+          <w:sz w:val="23"/>
         </w:rPr>
-        <w:t>The three-role workflow (Student → Admin → Staff) mirrors real enterprise complaint management systems, giving practical exposure to access-control design, API security, and multi-user data flow. The project is fully functional, tested, and deployed on GitHub for collaborative access.</w:t>
+        <w:t>The three-role workflow (Student → Admin → Staff) mirrors enterprise complaint management systems, providing practical exposure to access-control design, API security, and multi-user data flow. The project is fully functional and available on GitHub:</w:t>
       </w:r>
     </w:p>
     <w:p>
       <w:pPr>
-        <w:spacing w:before="0" w:after="80"/>
-        <w:jc w:val="left"/>
+        <w:spacing w:before="40" w:after="0"/>
       </w:pPr>
       <w:r>
         <w:rPr>
           <w:rFonts w:ascii="Times New Roman" w:hAnsi="Times New Roman"/>
           <w:b/>
-          <w:i w:val="0"/>
-          <w:sz w:val="24"/>
+          <w:color w:val="1F3864"/>
+          <w:sz w:val="23"/>
         </w:rPr>
-        <w:t>GitHub Repository:  https://github.com/joshiridham/CampusFix</w:t>
+        <w:t>https://github.com/joshiridham/CampusFix</w:t>
       </w:r>
     </w:p>
     <w:sectPr>
       <w:pgSz w:w="12240" w:h="15840"/>
-      <w:pgMar w:top="1440" w:right="1440" w:bottom="1440" w:left="1440" w:header="720" w:footer="720" w:gutter="0"/>
+      <w:pgMar w:top="1440" w:right="1584" w:bottom="1440" w:left="1584" w:header="720" w:footer="720" w:gutter="0"/>
       <w:cols w:space="720"/>
       <w:docGrid w:linePitch="360"/>
     </w:sectPr>
@@ -5360,6 +5165,9 @@
     <w:name w:val="Normal"/>
     <w:qFormat/>
     <w:rsid w:val="00FC693F"/>
+    <w:pPr>
+      <w:spacing w:before="0" w:after="0"/>
+    </w:pPr>
   </w:style>
   <w:style w:type="paragraph" w:styleId="Header">
     <w:name w:val="header"/>
@@ -5887,6 +5695,7 @@
       <w:numPr>
         <w:numId w:val="1"/>
       </w:numPr>
+      <w:spacing w:before="0" w:after="0"/>
       <w:contextualSpacing/>
     </w:pPr>
   </w:style>
@@ -5926,6 +5735,7 @@
       <w:numPr>
         <w:numId w:val="5"/>
       </w:numPr>
+      <w:spacing w:before="0" w:after="0"/>
       <w:contextualSpacing/>
     </w:pPr>
   </w:style>
